--- a/PuntoDeCorte-AimaraYDiana.docx
+++ b/PuntoDeCorte-AimaraYDiana.docx
@@ -1,6 +1,6 @@
 
 <file path=word/document.xml><?xml version="1.0" encoding="utf-8"?>
-<w:document xmlns:wpc="http://schemas.microsoft.com/office/word/2010/wordprocessingCanvas" xmlns:cx="http://schemas.microsoft.com/office/drawing/2014/chartex" xmlns:cx1="http://schemas.microsoft.com/office/drawing/2015/9/8/chartex" xmlns:cx2="http://schemas.microsoft.com/office/drawing/2015/10/21/chartex" xmlns:cx3="http://schemas.microsoft.com/office/drawing/2016/5/9/chartex" xmlns:cx4="http://schemas.microsoft.com/office/drawing/2016/5/10/chartex" xmlns:cx5="http://schemas.microsoft.com/office/drawing/2016/5/11/chartex" xmlns:cx6="http://schemas.microsoft.com/office/drawing/2016/5/12/chartex" xmlns:cx7="http://schemas.microsoft.com/office/drawing/2016/5/13/chartex" xmlns:cx8="http://schemas.microsoft.com/office/drawing/2016/5/14/chartex" xmlns:mc="http://schemas.openxmlformats.org/markup-compatibility/2006" xmlns:aink="http://schemas.microsoft.com/office/drawing/2016/ink" xmlns:am3d="http://schemas.microsoft.com/office/drawing/2017/model3d" xmlns:o="urn:schemas-microsoft-com:office:office" xmlns:oel="http://schemas.microsoft.com/office/2019/extlst" xmlns:r="http://schemas.openxmlformats.org/officeDocument/2006/relationships" xmlns:m="http://schemas.openxmlformats.org/officeDocument/2006/math" xmlns:v="urn:schemas-microsoft-com:vml" xmlns:wp14="http://schemas.microsoft.com/office/word/2010/wordprocessingDrawing" xmlns:wp="http://schemas.openxmlformats.org/drawingml/2006/wordprocessingDrawing" xmlns:w10="urn:schemas-microsoft-com:office:word" xmlns:w="http://schemas.openxmlformats.org/wordprocessingml/2006/main" xmlns:w14="http://schemas.microsoft.com/office/word/2010/wordml" xmlns:w15="http://schemas.microsoft.com/office/word/2012/wordml" xmlns:w16cex="http://schemas.microsoft.com/office/word/2018/wordml/cex" xmlns:w16cid="http://schemas.microsoft.com/office/word/2016/wordml/cid" xmlns:w16="http://schemas.microsoft.com/office/word/2018/wordml" xmlns:w16du="http://schemas.microsoft.com/office/word/2023/wordml/word16du" xmlns:w16sdtdh="http://schemas.microsoft.com/office/word/2020/wordml/sdtdatahash" xmlns:w16sdtfl="http://schemas.microsoft.com/office/word/2024/wordml/sdtformatlock" xmlns:w16se="http://schemas.microsoft.com/office/word/2015/wordml/symex" xmlns:wpg="http://schemas.microsoft.com/office/word/2010/wordprocessingGroup" xmlns:wpi="http://schemas.microsoft.com/office/word/2010/wordprocessingInk" xmlns:wne="http://schemas.microsoft.com/office/word/2006/wordml" xmlns:wps="http://schemas.microsoft.com/office/word/2010/wordprocessingShape" mc:Ignorable="w14 w15 w16se w16cid w16 w16cex w16sdtdh w16sdtfl w16du wp14">
+<w:document xmlns:wpc="http://schemas.microsoft.com/office/word/2010/wordprocessingCanvas" xmlns:cx="http://schemas.microsoft.com/office/drawing/2014/chartex" xmlns:cx1="http://schemas.microsoft.com/office/drawing/2015/9/8/chartex" xmlns:cx2="http://schemas.microsoft.com/office/drawing/2015/10/21/chartex" xmlns:cx3="http://schemas.microsoft.com/office/drawing/2016/5/9/chartex" xmlns:cx4="http://schemas.microsoft.com/office/drawing/2016/5/10/chartex" xmlns:cx5="http://schemas.microsoft.com/office/drawing/2016/5/11/chartex" xmlns:cx6="http://schemas.microsoft.com/office/drawing/2016/5/12/chartex" xmlns:cx7="http://schemas.microsoft.com/office/drawing/2016/5/13/chartex" xmlns:cx8="http://schemas.microsoft.com/office/drawing/2016/5/14/chartex" xmlns:mc="http://schemas.openxmlformats.org/markup-compatibility/2006" xmlns:aink="http://schemas.microsoft.com/office/drawing/2016/ink" xmlns:am3d="http://schemas.microsoft.com/office/drawing/2017/model3d" xmlns:o="urn:schemas-microsoft-com:office:office" xmlns:r="http://schemas.openxmlformats.org/officeDocument/2006/relationships" xmlns:m="http://schemas.openxmlformats.org/officeDocument/2006/math" xmlns:v="urn:schemas-microsoft-com:vml" xmlns:wp14="http://schemas.microsoft.com/office/word/2010/wordprocessingDrawing" xmlns:wp="http://schemas.openxmlformats.org/drawingml/2006/wordprocessingDrawing" xmlns:w10="urn:schemas-microsoft-com:office:word" xmlns:w="http://schemas.openxmlformats.org/wordprocessingml/2006/main" xmlns:w14="http://schemas.microsoft.com/office/word/2010/wordml" xmlns:w15="http://schemas.microsoft.com/office/word/2012/wordml" xmlns:w16cid="http://schemas.microsoft.com/office/word/2016/wordml/cid" xmlns:w16se="http://schemas.microsoft.com/office/word/2015/wordml/symex" xmlns:wpg="http://schemas.microsoft.com/office/word/2010/wordprocessingGroup" xmlns:wpi="http://schemas.microsoft.com/office/word/2010/wordprocessingInk" xmlns:wne="http://schemas.microsoft.com/office/word/2006/wordml" xmlns:wps="http://schemas.microsoft.com/office/word/2010/wordprocessingShape" mc:Ignorable="w14 w15 w16se w16cid wp14">
   <w:body>
     <w:sdt>
       <w:sdtPr>
@@ -10,6 +10,7 @@
           <w:docPartUnique/>
         </w:docPartObj>
       </w:sdtPr>
+      <w:sdtEndPr/>
       <w:sdtContent>
         <w:p>
           <w:r>
@@ -186,6 +187,7 @@
                                     <w:dataBinding w:prefixMappings="xmlns:ns0='http://purl.org/dc/elements/1.1/' xmlns:ns1='http://schemas.openxmlformats.org/package/2006/metadata/core-properties' " w:xpath="/ns1:coreProperties[1]/ns0:title[1]" w:storeItemID="{6C3C8BC8-F283-45AE-878A-BAB7291924A1}"/>
                                     <w:text/>
                                   </w:sdtPr>
+                                  <w:sdtEndPr/>
                                   <w:sdtContent>
                                     <w:r>
                                       <w:rPr>
@@ -213,6 +215,7 @@
                                   <w:dataBinding w:prefixMappings="xmlns:ns0='http://purl.org/dc/elements/1.1/' xmlns:ns1='http://schemas.openxmlformats.org/package/2006/metadata/core-properties' " w:xpath="/ns1:coreProperties[1]/ns0:subject[1]" w:storeItemID="{6C3C8BC8-F283-45AE-878A-BAB7291924A1}"/>
                                   <w:text/>
                                 </w:sdtPr>
+                                <w:sdtEndPr/>
                                 <w:sdtContent>
                                   <w:p>
                                     <w:pPr>
@@ -251,6 +254,7 @@
                                   <w:dataBinding w:prefixMappings="xmlns:ns0='http://purl.org/dc/elements/1.1/' xmlns:ns1='http://schemas.openxmlformats.org/package/2006/metadata/core-properties' " w:xpath="/ns1:coreProperties[1]/ns0:creator[1]" w:storeItemID="{6C3C8BC8-F283-45AE-878A-BAB7291924A1}"/>
                                   <w:text/>
                                 </w:sdtPr>
+                                <w:sdtEndPr/>
                                 <w:sdtContent>
                                   <w:p>
                                     <w:pPr>
@@ -301,7 +305,7 @@
                     <v:stroke joinstyle="miter"/>
                     <v:path gradientshapeok="t" o:connecttype="rect"/>
                   </v:shapetype>
-                  <v:shape id="Cuadro de texto 131" o:spid="_x0000_s1026" type="#_x0000_t202" style="position:absolute;margin-left:0;margin-top:0;width:369pt;height:529.2pt;z-index:251660288;visibility:visible;mso-wrap-style:square;mso-width-percent:790;mso-height-percent:350;mso-left-percent:77;mso-top-percent:540;mso-wrap-distance-left:14.4pt;mso-wrap-distance-top:0;mso-wrap-distance-right:14.4pt;mso-wrap-distance-bottom:0;mso-position-horizontal-relative:margin;mso-position-vertical-relative:page;mso-width-percent:790;mso-height-percent:350;mso-left-percent:77;mso-top-percent:540;mso-width-relative:margin;mso-height-relative:page;v-text-anchor:top" o:gfxdata="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" filled="f" stroked="f" strokeweight=".5pt">
+                  <v:shape id="Cuadro de texto 131" o:spid="_x0000_s1026" type="#_x0000_t202" style="position:absolute;margin-left:0;margin-top:0;width:369pt;height:529.2pt;z-index:251660288;visibility:visible;mso-wrap-style:square;mso-width-percent:790;mso-height-percent:350;mso-left-percent:77;mso-top-percent:540;mso-wrap-distance-left:14.4pt;mso-wrap-distance-top:0;mso-wrap-distance-right:14.4pt;mso-wrap-distance-bottom:0;mso-position-horizontal-relative:margin;mso-position-vertical-relative:page;mso-width-percent:790;mso-height-percent:350;mso-left-percent:77;mso-top-percent:540;mso-width-relative:margin;mso-height-relative:page;v-text-anchor:top" o:gfxdata="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" filled="f" stroked="f" strokeweight=".5pt">
                     <v:textbox style="mso-fit-shape-to-text:t" inset="0,0,0,0">
                       <w:txbxContent>
                         <w:p>
@@ -328,6 +332,7 @@
                               <w:dataBinding w:prefixMappings="xmlns:ns0='http://purl.org/dc/elements/1.1/' xmlns:ns1='http://schemas.openxmlformats.org/package/2006/metadata/core-properties' " w:xpath="/ns1:coreProperties[1]/ns0:title[1]" w:storeItemID="{6C3C8BC8-F283-45AE-878A-BAB7291924A1}"/>
                               <w:text/>
                             </w:sdtPr>
+                            <w:sdtEndPr/>
                             <w:sdtContent>
                               <w:r>
                                 <w:rPr>
@@ -355,6 +360,7 @@
                             <w:dataBinding w:prefixMappings="xmlns:ns0='http://purl.org/dc/elements/1.1/' xmlns:ns1='http://schemas.openxmlformats.org/package/2006/metadata/core-properties' " w:xpath="/ns1:coreProperties[1]/ns0:subject[1]" w:storeItemID="{6C3C8BC8-F283-45AE-878A-BAB7291924A1}"/>
                             <w:text/>
                           </w:sdtPr>
+                          <w:sdtEndPr/>
                           <w:sdtContent>
                             <w:p>
                               <w:pPr>
@@ -393,6 +399,7 @@
                             <w:dataBinding w:prefixMappings="xmlns:ns0='http://purl.org/dc/elements/1.1/' xmlns:ns1='http://schemas.openxmlformats.org/package/2006/metadata/core-properties' " w:xpath="/ns1:coreProperties[1]/ns0:creator[1]" w:storeItemID="{6C3C8BC8-F283-45AE-878A-BAB7291924A1}"/>
                             <w:text/>
                           </w:sdtPr>
+                          <w:sdtEndPr/>
                           <w:sdtContent>
                             <w:p>
                               <w:pPr>
@@ -433,6 +440,15 @@
     </w:sdt>
     <w:sdt>
       <w:sdtPr>
+        <w:rPr>
+          <w:rFonts w:asciiTheme="minorHAnsi" w:eastAsiaTheme="minorHAnsi" w:hAnsiTheme="minorHAnsi" w:cstheme="minorBidi"/>
+          <w:color w:val="auto"/>
+          <w:kern w:val="2"/>
+          <w:sz w:val="24"/>
+          <w:szCs w:val="24"/>
+          <w:lang w:eastAsia="en-US"/>
+          <w14:ligatures w14:val="standardContextual"/>
+        </w:rPr>
         <w:id w:val="-367832095"/>
         <w:docPartObj>
           <w:docPartGallery w:val="Table of Contents"/>
@@ -441,15 +457,8 @@
       </w:sdtPr>
       <w:sdtEndPr>
         <w:rPr>
-          <w:rFonts w:asciiTheme="minorHAnsi" w:eastAsiaTheme="minorHAnsi" w:hAnsiTheme="minorHAnsi" w:cstheme="minorBidi"/>
           <w:b/>
           <w:bCs/>
-          <w:color w:val="auto"/>
-          <w:kern w:val="2"/>
-          <w:sz w:val="24"/>
-          <w:szCs w:val="24"/>
-          <w:lang w:eastAsia="en-US"/>
-          <w14:ligatures w14:val="standardContextual"/>
         </w:rPr>
       </w:sdtEndPr>
       <w:sdtContent>
@@ -1717,13 +1726,15 @@
         <w:tblLook w:val="04A0" w:firstRow="1" w:lastRow="0" w:firstColumn="1" w:lastColumn="0" w:noHBand="0" w:noVBand="1"/>
       </w:tblPr>
       <w:tblGrid>
-        <w:gridCol w:w="4247"/>
-        <w:gridCol w:w="4247"/>
+        <w:gridCol w:w="4432"/>
       </w:tblGrid>
       <w:tr>
+        <w:trPr>
+          <w:trHeight w:val="2235"/>
+        </w:trPr>
         <w:tc>
           <w:tcPr>
-            <w:tcW w:w="4247" w:type="dxa"/>
+            <w:tcW w:w="4432" w:type="dxa"/>
           </w:tcPr>
           <w:p>
             <w:pPr>
@@ -1774,7 +1785,7 @@
               <w:rPr>
                 <w:rFonts w:ascii="Arial" w:hAnsi="Arial" w:cs="Arial"/>
               </w:rPr>
-              <w:t>Gestión del aprendizaje</w:t>
+              <w:t>Analítica de datos</w:t>
             </w:r>
           </w:p>
           <w:p>
@@ -1801,89 +1812,6 @@
                 <w:rFonts w:ascii="Arial" w:hAnsi="Arial" w:cs="Arial"/>
               </w:rPr>
               <w:t>Experiencia de usuario (UX)</w:t>
-            </w:r>
-          </w:p>
-        </w:tc>
-        <w:tc>
-          <w:tcPr>
-            <w:tcW w:w="4247" w:type="dxa"/>
-          </w:tcPr>
-          <w:p>
-            <w:pPr>
-              <w:rPr>
-                <w:rFonts w:ascii="Arial" w:hAnsi="Arial" w:cs="Arial"/>
-              </w:rPr>
-            </w:pPr>
-            <w:r>
-              <w:rPr>
-                <w:rFonts w:ascii="Arial" w:hAnsi="Arial" w:cs="Arial"/>
-              </w:rPr>
-              <w:t>Oposiciones</w:t>
-            </w:r>
-          </w:p>
-          <w:p>
-            <w:pPr>
-              <w:rPr>
-                <w:rFonts w:ascii="Arial" w:hAnsi="Arial" w:cs="Arial"/>
-              </w:rPr>
-            </w:pPr>
-            <w:r>
-              <w:rPr>
-                <w:rFonts w:ascii="Arial" w:hAnsi="Arial" w:cs="Arial"/>
-              </w:rPr>
-              <w:t>Aplicación web</w:t>
-            </w:r>
-          </w:p>
-          <w:p>
-            <w:pPr>
-              <w:rPr>
-                <w:rFonts w:ascii="Arial" w:hAnsi="Arial" w:cs="Arial"/>
-              </w:rPr>
-            </w:pPr>
-            <w:r>
-              <w:rPr>
-                <w:rFonts w:ascii="Arial" w:hAnsi="Arial" w:cs="Arial"/>
-              </w:rPr>
-              <w:t>Aprendizaje digital</w:t>
-            </w:r>
-          </w:p>
-          <w:p>
-            <w:pPr>
-              <w:rPr>
-                <w:rFonts w:ascii="Arial" w:hAnsi="Arial" w:cs="Arial"/>
-              </w:rPr>
-            </w:pPr>
-            <w:r>
-              <w:rPr>
-                <w:rFonts w:ascii="Arial" w:hAnsi="Arial" w:cs="Arial"/>
-              </w:rPr>
-              <w:t>Analítica de datos</w:t>
-            </w:r>
-          </w:p>
-          <w:p>
-            <w:pPr>
-              <w:rPr>
-                <w:rFonts w:ascii="Arial" w:hAnsi="Arial" w:cs="Arial"/>
-              </w:rPr>
-            </w:pPr>
-            <w:r>
-              <w:rPr>
-                <w:rFonts w:ascii="Arial" w:hAnsi="Arial" w:cs="Arial"/>
-              </w:rPr>
-              <w:t>SaaS</w:t>
-            </w:r>
-          </w:p>
-          <w:p>
-            <w:pPr>
-              <w:rPr>
-                <w:rFonts w:ascii="Arial" w:hAnsi="Arial" w:cs="Arial"/>
-              </w:rPr>
-            </w:pPr>
-            <w:r>
-              <w:rPr>
-                <w:rFonts w:ascii="Arial" w:hAnsi="Arial" w:cs="Arial"/>
-              </w:rPr>
-              <w:t>UX</w:t>
             </w:r>
           </w:p>
         </w:tc>
@@ -1949,43 +1877,7 @@
         <w:rPr>
           <w:rFonts w:ascii="Arial" w:hAnsi="Arial" w:cs="Arial"/>
         </w:rPr>
-        <w:t>Actualmente, los opositores deben recurrir a múltiples herramientas digitales para gestionar su estudio, como plataformas de academias</w:t>
-      </w:r>
-      <w:r>
-        <w:rPr>
-          <w:rFonts w:ascii="Arial" w:hAnsi="Arial" w:cs="Arial"/>
-        </w:rPr>
-        <w:t>,</w:t>
-      </w:r>
-      <w:r>
-        <w:rPr>
-          <w:rFonts w:ascii="Arial" w:hAnsi="Arial" w:cs="Arial"/>
-        </w:rPr>
-        <w:t xml:space="preserve"> aplicaciones de memorización como Anki, herramientas de concentración (Pomodoro, Forest), </w:t>
-      </w:r>
-      <w:r>
-        <w:rPr>
-          <w:rFonts w:ascii="Arial" w:hAnsi="Arial" w:cs="Arial"/>
-        </w:rPr>
-        <w:t>e incluso</w:t>
-      </w:r>
-      <w:r>
-        <w:rPr>
-          <w:rFonts w:ascii="Arial" w:hAnsi="Arial" w:cs="Arial"/>
-        </w:rPr>
-        <w:t xml:space="preserve"> hojas de cálculo </w:t>
-      </w:r>
-      <w:r>
-        <w:rPr>
-          <w:rFonts w:ascii="Arial" w:hAnsi="Arial" w:cs="Arial"/>
-        </w:rPr>
-        <w:t xml:space="preserve">de elaboración </w:t>
-      </w:r>
-      <w:r>
-        <w:rPr>
-          <w:rFonts w:ascii="Arial" w:hAnsi="Arial" w:cs="Arial"/>
-        </w:rPr>
-        <w:t>propia para el seguimiento del rendimiento.</w:t>
+        <w:t>Actualmente, los opositores deben recurrir a múltiples herramientas digitales para gestionar su estudio, como plataformas de academias, aplicaciones de memorización como Anki, herramientas de concentración (Pomodoro, Forest), e incluso hojas de cálculo de elaboración propia para el seguimiento del rendimiento.</w:t>
       </w:r>
     </w:p>
     <w:p>
@@ -2128,7 +2020,6 @@
         <w:rPr>
           <w:rFonts w:ascii="Arial" w:hAnsi="Arial" w:cs="Arial"/>
         </w:rPr>
-        <w:lastRenderedPageBreak/>
         <w:t>Por otro lado, las academias tampoco disponen habitualmente de soluciones tecnológicas integrales que les permitan:</w:t>
       </w:r>
     </w:p>
@@ -2243,13 +2134,7 @@
         <w:rPr>
           <w:rFonts w:ascii="Arial" w:hAnsi="Arial" w:cs="Arial"/>
         </w:rPr>
-        <w:t xml:space="preserve"> proyecto responde a la creciente digitalización del sector educativo y a la necesidad de incorporar soluciones tecnológicas que optimicen los procesos de aprendizaje y seguimiento.</w:t>
-      </w:r>
-      <w:r>
-        <w:rPr>
-          <w:rFonts w:ascii="Arial" w:hAnsi="Arial" w:cs="Arial"/>
-        </w:rPr>
-        <w:t xml:space="preserve"> </w:t>
+        <w:t xml:space="preserve"> proyecto responde a la creciente digitalización del sector educativo y a la necesidad de incorporar soluciones tecnológicas que optimicen los procesos de aprendizaje y seguimiento. </w:t>
       </w:r>
     </w:p>
     <w:p/>
@@ -2275,13 +2160,7 @@
         <w:rPr>
           <w:rFonts w:ascii="Arial" w:hAnsi="Arial" w:cs="Arial"/>
         </w:rPr>
-        <w:t>Nuestro</w:t>
-      </w:r>
-      <w:r>
-        <w:rPr>
-          <w:rFonts w:ascii="Arial" w:hAnsi="Arial" w:cs="Arial"/>
-        </w:rPr>
-        <w:t xml:space="preserve"> proyecto se sitúa en el contexto del sistema de oposiciones en España, caracterizado por un alto nivel de exigencia y una preparación prolongada en el tiempo.</w:t>
+        <w:t>Nuestro proyecto se sitúa en el contexto del sistema de oposiciones en España, caracterizado por un alto nivel de exigencia y una preparación prolongada en el tiempo.</w:t>
       </w:r>
     </w:p>
     <w:p>
@@ -2444,6 +2323,7 @@
         <w:rPr>
           <w:rFonts w:ascii="Arial" w:hAnsi="Arial" w:cs="Arial"/>
         </w:rPr>
+        <w:lastRenderedPageBreak/>
         <w:t>El usuario accede a la aplicación para:</w:t>
       </w:r>
     </w:p>
@@ -2464,7 +2344,6 @@
         <w:rPr>
           <w:rFonts w:ascii="Arial" w:hAnsi="Arial" w:cs="Arial"/>
         </w:rPr>
-        <w:lastRenderedPageBreak/>
         <w:t>Organizar su material de estudio.</w:t>
       </w:r>
     </w:p>
@@ -2917,6 +2796,7 @@
       </w:pPr>
       <w:bookmarkStart w:id="5" w:name="_Toc226219486"/>
       <w:r>
+        <w:lastRenderedPageBreak/>
         <w:t>Marco profesional y relevancia en el sector</w:t>
       </w:r>
       <w:bookmarkEnd w:id="5"/>
@@ -2951,7 +2831,6 @@
         <w:rPr>
           <w:rFonts w:ascii="Arial" w:hAnsi="Arial" w:cs="Arial"/>
         </w:rPr>
-        <w:lastRenderedPageBreak/>
         <w:t>Actualmente, el mercado presenta las siguientes características:</w:t>
       </w:r>
     </w:p>
@@ -3012,19 +2891,7 @@
         <w:rPr>
           <w:rFonts w:ascii="Arial" w:hAnsi="Arial" w:cs="Arial"/>
         </w:rPr>
-        <w:t>Existencia de herramientas especializadas</w:t>
-      </w:r>
-      <w:r>
-        <w:rPr>
-          <w:rFonts w:ascii="Arial" w:hAnsi="Arial" w:cs="Arial"/>
-        </w:rPr>
-        <w:t>,</w:t>
-      </w:r>
-      <w:r>
-        <w:rPr>
-          <w:rFonts w:ascii="Arial" w:hAnsi="Arial" w:cs="Arial"/>
-        </w:rPr>
-        <w:t xml:space="preserve"> pero no integradas.</w:t>
+        <w:t>Existencia de herramientas especializadas, pero no integradas.</w:t>
       </w:r>
     </w:p>
     <w:p>
@@ -3274,6 +3141,33 @@
         <w:jc w:val="both"/>
         <w:rPr>
           <w:rFonts w:ascii="Arial" w:hAnsi="Arial" w:cs="Arial"/>
+        </w:rPr>
+      </w:pPr>
+    </w:p>
+    <w:p>
+      <w:pPr>
+        <w:spacing w:line="360" w:lineRule="auto"/>
+        <w:jc w:val="both"/>
+        <w:rPr>
+          <w:rFonts w:ascii="Arial" w:hAnsi="Arial" w:cs="Arial"/>
+        </w:rPr>
+      </w:pPr>
+    </w:p>
+    <w:p>
+      <w:pPr>
+        <w:spacing w:line="360" w:lineRule="auto"/>
+        <w:jc w:val="both"/>
+        <w:rPr>
+          <w:rFonts w:ascii="Arial" w:hAnsi="Arial" w:cs="Arial"/>
+        </w:rPr>
+      </w:pPr>
+    </w:p>
+    <w:p>
+      <w:pPr>
+        <w:spacing w:line="360" w:lineRule="auto"/>
+        <w:jc w:val="both"/>
+        <w:rPr>
+          <w:rFonts w:ascii="Arial" w:hAnsi="Arial" w:cs="Arial"/>
           <w:b/>
           <w:bCs/>
           <w:color w:val="215E99" w:themeColor="text2" w:themeTint="BF"/>
@@ -3286,6 +3180,7 @@
           <w:bCs/>
           <w:color w:val="215E99" w:themeColor="text2" w:themeTint="BF"/>
         </w:rPr>
+        <w:lastRenderedPageBreak/>
         <w:t>Análisis DAFO</w:t>
       </w:r>
     </w:p>
@@ -3299,14 +3194,14 @@
       </w:pPr>
       <w:r>
         <w:rPr>
+          <w:rFonts w:ascii="Arial" w:hAnsi="Arial" w:cs="Arial"/>
           <w:noProof/>
         </w:rPr>
-        <w:lastRenderedPageBreak/>
         <w:drawing>
-          <wp:inline distT="0" distB="0" distL="0" distR="0" wp14:anchorId="64F5917C" wp14:editId="6C6502C0">
-            <wp:extent cx="5400040" cy="4050030"/>
-            <wp:effectExtent l="0" t="0" r="0" b="7620"/>
-            <wp:docPr id="821629926" name="Imagen 2"/>
+          <wp:inline distT="0" distB="0" distL="0" distR="0" wp14:anchorId="38FE6B83" wp14:editId="1740A537">
+            <wp:extent cx="5547360" cy="4160520"/>
+            <wp:effectExtent l="0" t="0" r="0" b="0"/>
+            <wp:docPr id="1" name="Imagen 1"/>
             <wp:cNvGraphicFramePr>
               <a:graphicFrameLocks xmlns:a="http://schemas.openxmlformats.org/drawingml/2006/main" noChangeAspect="1"/>
             </wp:cNvGraphicFramePr>
@@ -3314,10 +3209,8 @@
               <a:graphicData uri="http://schemas.openxmlformats.org/drawingml/2006/picture">
                 <pic:pic xmlns:pic="http://schemas.openxmlformats.org/drawingml/2006/picture">
                   <pic:nvPicPr>
-                    <pic:cNvPr id="0" name="Picture 3"/>
-                    <pic:cNvPicPr>
-                      <a:picLocks noChangeAspect="1" noChangeArrowheads="1"/>
-                    </pic:cNvPicPr>
+                    <pic:cNvPr id="1" name="Análisis DAFO - Punto De Corte.png"/>
+                    <pic:cNvPicPr/>
                   </pic:nvPicPr>
                   <pic:blipFill>
                     <a:blip r:embed="rId9">
@@ -3327,23 +3220,18 @@
                         </a:ext>
                       </a:extLst>
                     </a:blip>
-                    <a:srcRect/>
                     <a:stretch>
                       <a:fillRect/>
                     </a:stretch>
                   </pic:blipFill>
-                  <pic:spPr bwMode="auto">
+                  <pic:spPr>
                     <a:xfrm>
                       <a:off x="0" y="0"/>
-                      <a:ext cx="5400040" cy="4050030"/>
+                      <a:ext cx="5547360" cy="4160520"/>
                     </a:xfrm>
                     <a:prstGeom prst="rect">
                       <a:avLst/>
                     </a:prstGeom>
-                    <a:noFill/>
-                    <a:ln>
-                      <a:noFill/>
-                    </a:ln>
                   </pic:spPr>
                 </pic:pic>
               </a:graphicData>
@@ -3374,132 +3262,23 @@
           <w:rFonts w:ascii="Arial" w:hAnsi="Arial" w:cs="Arial"/>
           <w:highlight w:val="yellow"/>
         </w:rPr>
-        <w:t>PTE. REVISAR:</w:t>
-      </w:r>
-    </w:p>
-    <w:p>
-      <w:pPr>
-        <w:pStyle w:val="Prrafodelista"/>
-        <w:numPr>
-          <w:ilvl w:val="0"/>
-          <w:numId w:val="11"/>
-        </w:numPr>
-        <w:spacing w:line="360" w:lineRule="auto"/>
-        <w:jc w:val="both"/>
-        <w:rPr>
-          <w:rFonts w:ascii="Arial" w:hAnsi="Arial" w:cs="Arial"/>
-        </w:rPr>
-      </w:pPr>
-      <w:r>
-        <w:rPr>
-          <w:rFonts w:ascii="Arial" w:hAnsi="Arial" w:cs="Arial"/>
-        </w:rPr>
-        <w:t>Riesgo de dispersión (DEBILIDADES).</w:t>
-      </w:r>
-    </w:p>
-    <w:p>
-      <w:pPr>
-        <w:pStyle w:val="Prrafodelista"/>
-        <w:numPr>
-          <w:ilvl w:val="0"/>
-          <w:numId w:val="11"/>
-        </w:numPr>
-        <w:spacing w:line="360" w:lineRule="auto"/>
-        <w:jc w:val="both"/>
-        <w:rPr>
-          <w:rFonts w:ascii="Arial" w:hAnsi="Arial" w:cs="Arial"/>
-        </w:rPr>
-      </w:pPr>
-      <w:r>
-        <w:rPr>
-          <w:rFonts w:ascii="Arial" w:hAnsi="Arial" w:cs="Arial"/>
-        </w:rPr>
-        <w:t>Modelo free + (Eliminar parte, no es gratis para academias) FORTALEZAS</w:t>
-      </w:r>
-    </w:p>
-    <w:p>
-      <w:pPr>
-        <w:pStyle w:val="Prrafodelista"/>
-        <w:numPr>
-          <w:ilvl w:val="0"/>
-          <w:numId w:val="11"/>
-        </w:numPr>
-        <w:spacing w:line="360" w:lineRule="auto"/>
-        <w:jc w:val="both"/>
-        <w:rPr>
-          <w:rFonts w:ascii="Arial" w:hAnsi="Arial" w:cs="Arial"/>
-        </w:rPr>
-      </w:pPr>
-      <w:r>
-        <w:rPr>
-          <w:rFonts w:ascii="Arial" w:hAnsi="Arial" w:cs="Arial"/>
-        </w:rPr>
-        <w:t>Udemy- seguridad?¿ AMENAZAS</w:t>
-      </w:r>
-    </w:p>
-    <w:p>
-      <w:pPr>
-        <w:pStyle w:val="Prrafodelista"/>
-        <w:numPr>
-          <w:ilvl w:val="0"/>
-          <w:numId w:val="11"/>
-        </w:numPr>
-        <w:spacing w:line="360" w:lineRule="auto"/>
-        <w:jc w:val="both"/>
-        <w:rPr>
-          <w:rFonts w:ascii="Arial" w:hAnsi="Arial" w:cs="Arial"/>
-        </w:rPr>
-      </w:pPr>
-      <w:r>
-        <w:rPr>
-          <w:rFonts w:ascii="Arial" w:hAnsi="Arial" w:cs="Arial"/>
-        </w:rPr>
-        <w:t>Especializada… por ahora, especializada en cada oposición en el futuro. OPORTUNIDADES.</w:t>
-      </w:r>
-    </w:p>
-    <w:p>
-      <w:pPr>
-        <w:pStyle w:val="Prrafodelista"/>
-        <w:numPr>
-          <w:ilvl w:val="0"/>
-          <w:numId w:val="11"/>
-        </w:numPr>
-        <w:spacing w:line="360" w:lineRule="auto"/>
-        <w:jc w:val="both"/>
-        <w:rPr>
-          <w:rFonts w:ascii="Arial" w:hAnsi="Arial" w:cs="Arial"/>
-        </w:rPr>
-      </w:pPr>
-      <w:r>
-        <w:rPr>
-          <w:rFonts w:ascii="Arial" w:hAnsi="Arial" w:cs="Arial"/>
-        </w:rPr>
-        <w:t>A otras oposiciones SIMILARES - OPORTUNNIDADES</w:t>
-      </w:r>
-    </w:p>
-    <w:p>
-      <w:pPr>
-        <w:spacing w:line="360" w:lineRule="auto"/>
-        <w:jc w:val="both"/>
-        <w:rPr>
-          <w:rFonts w:ascii="Arial" w:hAnsi="Arial" w:cs="Arial"/>
-        </w:rPr>
-      </w:pPr>
-    </w:p>
-    <w:p>
-      <w:pPr>
-        <w:spacing w:line="360" w:lineRule="auto"/>
-        <w:jc w:val="both"/>
-        <w:rPr>
-          <w:rFonts w:ascii="Arial" w:hAnsi="Arial" w:cs="Arial"/>
-        </w:rPr>
-      </w:pPr>
+        <w:t xml:space="preserve">Extra de la </w:t>
+      </w:r>
+      <w:proofErr w:type="spellStart"/>
       <w:r>
         <w:rPr>
           <w:rFonts w:ascii="Arial" w:hAnsi="Arial" w:cs="Arial"/>
           <w:highlight w:val="yellow"/>
         </w:rPr>
-        <w:t>Extra de la chati:</w:t>
+        <w:t>chati</w:t>
+      </w:r>
+      <w:proofErr w:type="spellEnd"/>
+      <w:r>
+        <w:rPr>
+          <w:rFonts w:ascii="Arial" w:hAnsi="Arial" w:cs="Arial"/>
+          <w:highlight w:val="yellow"/>
+        </w:rPr>
+        <w:t>:</w:t>
       </w:r>
     </w:p>
     <w:p>
@@ -3512,12 +3291,6 @@
           <w:bCs/>
         </w:rPr>
       </w:pPr>
-      <w:r>
-        <w:rPr>
-          <w:rFonts w:ascii="Arial" w:hAnsi="Arial" w:cs="Arial"/>
-        </w:rPr>
-        <w:br/>
-      </w:r>
       <w:r>
         <w:rPr>
           <w:rFonts w:ascii="Arial" w:hAnsi="Arial" w:cs="Arial"/>
@@ -3576,7 +3349,6 @@
         <w:rPr>
           <w:rFonts w:ascii="Arial" w:hAnsi="Arial" w:cs="Arial"/>
         </w:rPr>
-        <w:lastRenderedPageBreak/>
         <w:t xml:space="preserve">Enfoque dual: opositor individual + academias. </w:t>
       </w:r>
     </w:p>
@@ -3699,6 +3471,7 @@
         <w:rPr>
           <w:rFonts w:ascii="Arial" w:hAnsi="Arial" w:cs="Arial"/>
         </w:rPr>
+        <w:lastRenderedPageBreak/>
         <w:t xml:space="preserve">Dependencia inicial de adopción por parte de academias. </w:t>
       </w:r>
     </w:p>
@@ -3971,15 +3744,6 @@
         <w:jc w:val="both"/>
         <w:rPr>
           <w:rFonts w:ascii="Arial" w:hAnsi="Arial" w:cs="Arial"/>
-        </w:rPr>
-      </w:pPr>
-    </w:p>
-    <w:p>
-      <w:pPr>
-        <w:spacing w:line="360" w:lineRule="auto"/>
-        <w:jc w:val="both"/>
-        <w:rPr>
-          <w:rFonts w:ascii="Arial" w:hAnsi="Arial" w:cs="Arial"/>
           <w:b/>
           <w:bCs/>
           <w:color w:val="215E99" w:themeColor="text2" w:themeTint="BF"/>
@@ -4034,7 +3798,6 @@
         <w:rPr>
           <w:rFonts w:ascii="Arial" w:hAnsi="Arial" w:cs="Arial"/>
         </w:rPr>
-        <w:lastRenderedPageBreak/>
         <w:t>Nuestro Proyecto</w:t>
       </w:r>
       <w:r>
@@ -4125,6 +3888,7 @@
         <w:rPr>
           <w:rFonts w:ascii="Arial" w:hAnsi="Arial" w:cs="Arial"/>
         </w:rPr>
+        <w:lastRenderedPageBreak/>
         <w:t>La propuesta de valor se basa en:</w:t>
       </w:r>
     </w:p>
@@ -4355,7 +4119,7 @@
         <w:spacing w:line="360" w:lineRule="auto"/>
         <w:jc w:val="both"/>
         <w:rPr>
-          <w:rFonts w:ascii="Arial" w:hAnsi="Arial" w:cs="Arial"/>
+          <w:rFonts w:ascii="Segoe UI Emoji" w:hAnsi="Segoe UI Emoji" w:cs="Segoe UI Emoji"/>
           <w:b/>
           <w:bCs/>
           <w:i/>
@@ -4363,7 +4127,11 @@
           <w:u w:val="single"/>
         </w:rPr>
       </w:pPr>
-      <w:r>
+    </w:p>
+    <w:p>
+      <w:pPr>
+        <w:spacing w:line="360" w:lineRule="auto"/>
+        <w:jc w:val="both"/>
         <w:rPr>
           <w:rFonts w:ascii="Arial" w:hAnsi="Arial" w:cs="Arial"/>
           <w:b/>
@@ -4372,6 +4140,16 @@
           <w:iCs/>
           <w:u w:val="single"/>
         </w:rPr>
+      </w:pPr>
+      <w:r>
+        <w:rPr>
+          <w:rFonts w:ascii="Arial" w:hAnsi="Arial" w:cs="Arial"/>
+          <w:b/>
+          <w:bCs/>
+          <w:i/>
+          <w:iCs/>
+          <w:u w:val="single"/>
+        </w:rPr>
         <w:t xml:space="preserve"> Segmento B2B (Business to Business)</w:t>
       </w:r>
     </w:p>
@@ -4387,7 +4165,6 @@
         <w:rPr>
           <w:rFonts w:ascii="Arial" w:hAnsi="Arial" w:cs="Arial"/>
         </w:rPr>
-        <w:lastRenderedPageBreak/>
         <w:t>Este segmento está formado por academias de preparación de oposiciones, que requieren herramientas de gestión y formación más completas.</w:t>
       </w:r>
     </w:p>
@@ -4538,6 +4315,7 @@
         <w:rPr>
           <w:rFonts w:ascii="Arial" w:hAnsi="Arial" w:cs="Arial"/>
         </w:rPr>
+        <w:lastRenderedPageBreak/>
         <w:t>Relación continua con el cliente.</w:t>
       </w:r>
     </w:p>
@@ -4741,7 +4519,6 @@
         <w:rPr>
           <w:rFonts w:ascii="Arial" w:hAnsi="Arial" w:cs="Arial"/>
         </w:rPr>
-        <w:lastRenderedPageBreak/>
         <w:t>CAC (Customer Acquisition Cost): coste de adquisición de nuevos usuarios, especialmente relevante en el segmento B2C.</w:t>
       </w:r>
     </w:p>
@@ -4817,13 +4594,7 @@
         <w:rPr>
           <w:rFonts w:ascii="Arial" w:hAnsi="Arial" w:cs="Arial"/>
         </w:rPr>
-        <w:t>El equilibrio entre estos indicadores será clave para asegurar la sostenibilidad económica del proyect</w:t>
-      </w:r>
-      <w:r>
-        <w:rPr>
-          <w:rFonts w:ascii="Arial" w:hAnsi="Arial" w:cs="Arial"/>
-        </w:rPr>
-        <w:t>o</w:t>
+        <w:t>El equilibrio entre estos indicadores será clave para asegurar la sostenibilidad económica del proyecto</w:t>
       </w:r>
       <w:r>
         <w:rPr>
@@ -4859,30 +4630,22 @@
           <w:bCs/>
           <w:color w:val="215E99" w:themeColor="text2" w:themeTint="BF"/>
         </w:rPr>
-        <w:t>P</w:t>
-      </w:r>
-      <w:r>
-        <w:rPr>
-          <w:rFonts w:ascii="Arial" w:hAnsi="Arial" w:cs="Arial"/>
-          <w:b/>
-          <w:bCs/>
-          <w:color w:val="215E99" w:themeColor="text2" w:themeTint="BF"/>
-        </w:rPr>
-        <w:t>osicionamiento en el mercado</w:t>
-      </w:r>
-    </w:p>
-    <w:p>
-      <w:pPr>
-        <w:spacing w:line="360" w:lineRule="auto"/>
-        <w:jc w:val="both"/>
-        <w:rPr>
-          <w:rFonts w:ascii="Arial" w:hAnsi="Arial" w:cs="Arial"/>
-        </w:rPr>
-      </w:pPr>
-      <w:r>
-        <w:rPr>
-          <w:rFonts w:ascii="Arial" w:hAnsi="Arial" w:cs="Arial"/>
-        </w:rPr>
+        <w:t>Posicionamiento en el mercado</w:t>
+      </w:r>
+    </w:p>
+    <w:p>
+      <w:pPr>
+        <w:spacing w:line="360" w:lineRule="auto"/>
+        <w:jc w:val="both"/>
+        <w:rPr>
+          <w:rFonts w:ascii="Arial" w:hAnsi="Arial" w:cs="Arial"/>
+        </w:rPr>
+      </w:pPr>
+      <w:r>
+        <w:rPr>
+          <w:rFonts w:ascii="Arial" w:hAnsi="Arial" w:cs="Arial"/>
+        </w:rPr>
+        <w:lastRenderedPageBreak/>
         <w:t>Actualmente, existen múltiples herramientas especializadas (test, memorización, organización), pero no una solución integral adaptada específicamente al mundo de las oposiciones.</w:t>
       </w:r>
     </w:p>
@@ -4999,15 +4762,6 @@
     </w:p>
     <w:p>
       <w:pPr>
-        <w:spacing w:line="360" w:lineRule="auto"/>
-        <w:jc w:val="both"/>
-        <w:rPr>
-          <w:rFonts w:ascii="Arial" w:hAnsi="Arial" w:cs="Arial"/>
-        </w:rPr>
-      </w:pPr>
-    </w:p>
-    <w:p>
-      <w:pPr>
         <w:pStyle w:val="Ttulo2"/>
       </w:pPr>
       <w:bookmarkStart w:id="6" w:name="_Toc226219487"/>
@@ -5070,7 +4824,7 @@
           <w:sz w:val="20"/>
           <w:szCs w:val="20"/>
         </w:rPr>
-        <w:t xml:space="preserve">, IA, bases de datos, explicadlos y poner por qué son relevantes, justificad por qué los usáis. En vuestro caso sería qué es el desarrollo web, front-end, back-end, IA, </w:t>
+        <w:t xml:space="preserve">, IA, bases de datos, explicadlos y poner por qué son relevantes, justificad por qué los usáis. En vuestro caso sería qué es el desarrollo web, </w:t>
       </w:r>
       <w:proofErr w:type="spellStart"/>
       <w:r>
@@ -5079,36 +4833,63 @@
           <w:sz w:val="20"/>
           <w:szCs w:val="20"/>
         </w:rPr>
-        <w:t>etc</w:t>
+        <w:t>front-end</w:t>
       </w:r>
       <w:proofErr w:type="spellEnd"/>
-    </w:p>
-    <w:p>
-      <w:pPr>
-        <w:spacing w:line="360" w:lineRule="auto"/>
-        <w:jc w:val="both"/>
+      <w:r>
         <w:rPr>
           <w:rFonts w:ascii="Arial" w:hAnsi="Arial" w:cs="Arial"/>
           <w:sz w:val="20"/>
           <w:szCs w:val="20"/>
         </w:rPr>
-      </w:pPr>
+        <w:t>, back-</w:t>
+      </w:r>
+      <w:proofErr w:type="spellStart"/>
       <w:r>
         <w:rPr>
           <w:rFonts w:ascii="Arial" w:hAnsi="Arial" w:cs="Arial"/>
           <w:sz w:val="20"/>
           <w:szCs w:val="20"/>
         </w:rPr>
-        <w:t xml:space="preserve"> Es donde demostráis que entendéis el tema a nivel técnico y académico. Podríais pensar que es tontería ya que si se desarrolla bien el trabajo se presupone que es porque entendéis el proyecto, pero pensad que igual uno de los que están en el tribunal no es profe de informática, </w:t>
-      </w:r>
+        <w:t>end</w:t>
+      </w:r>
+      <w:proofErr w:type="spellEnd"/>
       <w:r>
         <w:rPr>
           <w:rFonts w:ascii="Arial" w:hAnsi="Arial" w:cs="Arial"/>
           <w:sz w:val="20"/>
           <w:szCs w:val="20"/>
         </w:rPr>
-        <w:lastRenderedPageBreak/>
-        <w:t>si no de FOL/Empresa. Dicho profesor leerá el TFG y tendrá que entender qué hacéis y por qué lo hacéis.</w:t>
+        <w:t xml:space="preserve">, IA, </w:t>
+      </w:r>
+      <w:proofErr w:type="spellStart"/>
+      <w:r>
+        <w:rPr>
+          <w:rFonts w:ascii="Arial" w:hAnsi="Arial" w:cs="Arial"/>
+          <w:sz w:val="20"/>
+          <w:szCs w:val="20"/>
+        </w:rPr>
+        <w:t>etc</w:t>
+      </w:r>
+      <w:proofErr w:type="spellEnd"/>
+    </w:p>
+    <w:p>
+      <w:pPr>
+        <w:spacing w:line="360" w:lineRule="auto"/>
+        <w:jc w:val="both"/>
+        <w:rPr>
+          <w:rFonts w:ascii="Arial" w:hAnsi="Arial" w:cs="Arial"/>
+          <w:sz w:val="20"/>
+          <w:szCs w:val="20"/>
+        </w:rPr>
+      </w:pPr>
+      <w:r>
+        <w:rPr>
+          <w:rFonts w:ascii="Arial" w:hAnsi="Arial" w:cs="Arial"/>
+          <w:sz w:val="20"/>
+          <w:szCs w:val="20"/>
+        </w:rPr>
+        <w:t xml:space="preserve"> Es donde demostráis que entendéis el tema a nivel técnico y académico. Podríais pensar que es tontería ya que si se desarrolla bien el trabajo se presupone que es porque entendéis el proyecto, pero pensad que igual uno de los que están en el tribunal no es profe de informática, si no de FOL/Empresa. Dicho profesor leerá el TFG y tendrá que entender qué hacéis y por qué lo hacéis.</w:t>
       </w:r>
     </w:p>
     <w:p>
@@ -5190,7 +4971,22 @@
         <w:rPr>
           <w:rFonts w:ascii="Arial" w:hAnsi="Arial" w:cs="Arial"/>
         </w:rPr>
-        <w:t xml:space="preserve">Madurez y estabilidad: Spring Boot es un </w:t>
+        <w:lastRenderedPageBreak/>
+        <w:t xml:space="preserve">Madurez y estabilidad: Spring </w:t>
+      </w:r>
+      <w:proofErr w:type="spellStart"/>
+      <w:r>
+        <w:rPr>
+          <w:rFonts w:ascii="Arial" w:hAnsi="Arial" w:cs="Arial"/>
+        </w:rPr>
+        <w:t>Boot</w:t>
+      </w:r>
+      <w:proofErr w:type="spellEnd"/>
+      <w:r>
+        <w:rPr>
+          <w:rFonts w:ascii="Arial" w:hAnsi="Arial" w:cs="Arial"/>
+        </w:rPr>
+        <w:t xml:space="preserve"> es un </w:t>
       </w:r>
       <w:proofErr w:type="spellStart"/>
       <w:r>
@@ -5264,21 +5060,7 @@
         <w:rPr>
           <w:rFonts w:ascii="Arial" w:hAnsi="Arial" w:cs="Arial"/>
         </w:rPr>
-        <w:t xml:space="preserve">Integración con bases de datos: Compatible con múltiples sistemas de gestión de bases de datos (MySQL, PostgreSQL, etc.), esenciales para almacenar documentos, resultados </w:t>
-      </w:r>
-      <w:proofErr w:type="gramStart"/>
-      <w:r>
-        <w:rPr>
-          <w:rFonts w:ascii="Arial" w:hAnsi="Arial" w:cs="Arial"/>
-        </w:rPr>
-        <w:t>de test</w:t>
-      </w:r>
-      <w:proofErr w:type="gramEnd"/>
-      <w:r>
-        <w:rPr>
-          <w:rFonts w:ascii="Arial" w:hAnsi="Arial" w:cs="Arial"/>
-        </w:rPr>
-        <w:t xml:space="preserve"> y métricas de rendimiento.</w:t>
+        <w:t>Integración con bases de datos: Compatible con múltiples sistemas de gestión de bases de datos (MySQL, PostgreSQL, etc.), esenciales para almacenar documentos, resultados de test y métricas de rendimiento.</w:t>
       </w:r>
     </w:p>
     <w:p>
@@ -5343,27 +5125,7 @@
           <w:color w:val="215E99" w:themeColor="text2" w:themeTint="BF"/>
           <w:u w:val="single"/>
         </w:rPr>
-        <w:t>Front</w:t>
-      </w:r>
-      <w:r>
-        <w:rPr>
-          <w:rFonts w:ascii="Arial" w:hAnsi="Arial" w:cs="Arial"/>
-          <w:b/>
-          <w:bCs/>
-          <w:color w:val="215E99" w:themeColor="text2" w:themeTint="BF"/>
-          <w:u w:val="single"/>
-        </w:rPr>
-        <w:t>-</w:t>
-      </w:r>
-      <w:r>
-        <w:rPr>
-          <w:rFonts w:ascii="Arial" w:hAnsi="Arial" w:cs="Arial"/>
-          <w:b/>
-          <w:bCs/>
-          <w:color w:val="215E99" w:themeColor="text2" w:themeTint="BF"/>
-          <w:u w:val="single"/>
-        </w:rPr>
-        <w:t>end: HTML5, CSS3 y JavaScript</w:t>
+        <w:t>Front-end: HTML5, CSS3 y JavaScript</w:t>
       </w:r>
     </w:p>
     <w:p>
@@ -5452,7 +5214,6 @@
         <w:rPr>
           <w:rFonts w:ascii="Arial" w:hAnsi="Arial" w:cs="Arial"/>
         </w:rPr>
-        <w:lastRenderedPageBreak/>
         <w:t xml:space="preserve">Flexibilidad: Facilita futuras integraciones con </w:t>
       </w:r>
       <w:proofErr w:type="spellStart"/>
@@ -5481,21 +5242,7 @@
         <w:rPr>
           <w:rFonts w:ascii="Arial" w:hAnsi="Arial" w:cs="Arial"/>
         </w:rPr>
-        <w:t>, Vue) si se desea mejorar la experiencia visual o añadir SPA (</w:t>
-      </w:r>
-      <w:proofErr w:type="gramStart"/>
-      <w:r>
-        <w:rPr>
-          <w:rFonts w:ascii="Arial" w:hAnsi="Arial" w:cs="Arial"/>
-        </w:rPr>
-        <w:t>Single</w:t>
-      </w:r>
-      <w:proofErr w:type="gramEnd"/>
-      <w:r>
-        <w:rPr>
-          <w:rFonts w:ascii="Arial" w:hAnsi="Arial" w:cs="Arial"/>
-        </w:rPr>
-        <w:t xml:space="preserve"> Page </w:t>
+        <w:t xml:space="preserve">, Vue) si se desea mejorar la experiencia visual o añadir SPA (Single Page </w:t>
       </w:r>
       <w:proofErr w:type="spellStart"/>
       <w:r>
@@ -5568,17 +5315,7 @@
           <w:color w:val="215E99" w:themeColor="text2" w:themeTint="BF"/>
           <w:u w:val="single"/>
         </w:rPr>
-        <w:t>B</w:t>
-      </w:r>
-      <w:r>
-        <w:rPr>
-          <w:rFonts w:ascii="Arial" w:hAnsi="Arial" w:cs="Arial"/>
-          <w:b/>
-          <w:bCs/>
-          <w:color w:val="215E99" w:themeColor="text2" w:themeTint="BF"/>
-          <w:u w:val="single"/>
-        </w:rPr>
-        <w:t>ase de datos: MySQL / PostgreSQL</w:t>
+        <w:t>Base de datos: MySQL / PostgreSQL</w:t>
       </w:r>
     </w:p>
     <w:p>
@@ -5613,6 +5350,7 @@
         <w:rPr>
           <w:rFonts w:ascii="Arial" w:hAnsi="Arial" w:cs="Arial"/>
         </w:rPr>
+        <w:lastRenderedPageBreak/>
         <w:t>Almacenamiento estructurado: Ideal para guardar usuarios, grupos, exámenes, flashcards y métricas de rendimiento.</w:t>
       </w:r>
     </w:p>
@@ -5802,7 +5540,6 @@
           <w:color w:val="215E99" w:themeColor="text2" w:themeTint="BF"/>
           <w:u w:val="single"/>
         </w:rPr>
-        <w:lastRenderedPageBreak/>
         <w:t>Futuras integraciones: Inteligencia Artificial (IA)</w:t>
       </w:r>
     </w:p>
@@ -5893,6 +5630,7 @@
         <w:rPr>
           <w:rFonts w:ascii="Arial" w:hAnsi="Arial" w:cs="Arial"/>
         </w:rPr>
+        <w:lastRenderedPageBreak/>
         <w:t>Aunque la IA no será el núcleo inicial del proyecto, su inclusión futura puede aumentar el valor diferencial frente a otras aplicaciones y permitir un aprendizaje más personalizado.</w:t>
       </w:r>
     </w:p>
@@ -6125,7 +5863,21 @@
         <w:rPr>
           <w:rFonts w:ascii="Arial" w:hAnsi="Arial" w:cs="Arial"/>
         </w:rPr>
-        <w:t>, test, flashcards, documentos y gráficos interactivos.</w:t>
+        <w:t xml:space="preserve">, test, </w:t>
+      </w:r>
+      <w:proofErr w:type="spellStart"/>
+      <w:r>
+        <w:rPr>
+          <w:rFonts w:ascii="Arial" w:hAnsi="Arial" w:cs="Arial"/>
+        </w:rPr>
+        <w:t>flashcards</w:t>
+      </w:r>
+      <w:proofErr w:type="spellEnd"/>
+      <w:r>
+        <w:rPr>
+          <w:rFonts w:ascii="Arial" w:hAnsi="Arial" w:cs="Arial"/>
+        </w:rPr>
+        <w:t>, documentos y gráficos interactivos.</w:t>
       </w:r>
     </w:p>
     <w:p>
@@ -6386,21 +6138,7 @@
         <w:rPr>
           <w:rFonts w:ascii="Arial" w:hAnsi="Arial" w:cs="Arial"/>
         </w:rPr>
-        <w:t xml:space="preserve">Generación automática </w:t>
-      </w:r>
-      <w:proofErr w:type="gramStart"/>
-      <w:r>
-        <w:rPr>
-          <w:rFonts w:ascii="Arial" w:hAnsi="Arial" w:cs="Arial"/>
-        </w:rPr>
-        <w:t>de test</w:t>
-      </w:r>
-      <w:proofErr w:type="gramEnd"/>
-      <w:r>
-        <w:rPr>
-          <w:rFonts w:ascii="Arial" w:hAnsi="Arial" w:cs="Arial"/>
-        </w:rPr>
-        <w:t>, flashcards y resúmenes.</w:t>
+        <w:t>Generación automática de test, flashcards y resúmenes.</w:t>
       </w:r>
     </w:p>
     <w:p>
@@ -6572,19 +6310,7 @@
         <w:rPr>
           <w:rFonts w:ascii="Arial" w:hAnsi="Arial" w:cs="Arial"/>
         </w:rPr>
-        <w:t xml:space="preserve">Diseñar y desarrollar una plataforma web que centralice y ofrezca recursos de </w:t>
-      </w:r>
-      <w:r>
-        <w:rPr>
-          <w:rFonts w:ascii="Arial" w:hAnsi="Arial" w:cs="Arial"/>
-        </w:rPr>
-        <w:t>estudio propios</w:t>
-      </w:r>
-      <w:r>
-        <w:rPr>
-          <w:rFonts w:ascii="Arial" w:hAnsi="Arial" w:cs="Arial"/>
-        </w:rPr>
-        <w:t xml:space="preserve"> y de calidad (apuntes, flashcards, evaluaciones, vídeos…), orientado a la preparación de oposiciones de estos cuerpos de seguridad y emergencias. </w:t>
+        <w:t xml:space="preserve">Diseñar y desarrollar una plataforma web que centralice y ofrezca recursos de estudio propios y de calidad (apuntes, flashcards, evaluaciones, vídeos…), orientado a la preparación de oposiciones de estos cuerpos de seguridad y emergencias. </w:t>
       </w:r>
     </w:p>
     <w:p>
@@ -6626,19 +6352,7 @@
         <w:rPr>
           <w:rFonts w:ascii="Arial" w:hAnsi="Arial" w:cs="Arial"/>
         </w:rPr>
-        <w:t xml:space="preserve">Analizar las necesidades de estudio de los opositores a cuerpos de seguridad </w:t>
-      </w:r>
-      <w:r>
-        <w:rPr>
-          <w:rFonts w:ascii="Arial" w:hAnsi="Arial" w:cs="Arial"/>
-        </w:rPr>
-        <w:t>y emergencias</w:t>
-      </w:r>
-      <w:r>
-        <w:rPr>
-          <w:rFonts w:ascii="Arial" w:hAnsi="Arial" w:cs="Arial"/>
-        </w:rPr>
-        <w:t xml:space="preserve">, así como las carencias detectadas en las plataformas de preparación existentes. </w:t>
+        <w:t xml:space="preserve">Analizar las necesidades de estudio de los opositores a cuerpos de seguridad y emergencias, así como las carencias detectadas en las plataformas de preparación existentes. </w:t>
       </w:r>
     </w:p>
     <w:p>
@@ -6752,19 +6466,7 @@
         <w:rPr>
           <w:rFonts w:ascii="Arial" w:hAnsi="Arial" w:cs="Arial"/>
         </w:rPr>
-        <w:t xml:space="preserve">Crear un sistema de evaluaciones y test con corrección automática que permita al </w:t>
-      </w:r>
-      <w:r>
-        <w:rPr>
-          <w:rFonts w:ascii="Arial" w:hAnsi="Arial" w:cs="Arial"/>
-        </w:rPr>
-        <w:t>o</w:t>
-      </w:r>
-      <w:r>
-        <w:rPr>
-          <w:rFonts w:ascii="Arial" w:hAnsi="Arial" w:cs="Arial"/>
-        </w:rPr>
-        <w:t xml:space="preserve">positor medir su nivel de preparación de forma objetiva. </w:t>
+        <w:t xml:space="preserve">Crear un sistema de evaluaciones y test con corrección automática que permita al opositor medir su nivel de preparación de forma objetiva. </w:t>
       </w:r>
     </w:p>
     <w:p>
@@ -6908,53 +6610,198 @@
         <w:rPr>
           <w:rFonts w:ascii="Arial" w:hAnsi="Arial" w:cs="Arial"/>
         </w:rPr>
-        <w:t> Tipo de proyecto (práctico, teórico, experimental...).</w:t>
-      </w:r>
-    </w:p>
-    <w:p>
-      <w:pPr>
-        <w:rPr>
-          <w:rFonts w:ascii="Arial" w:hAnsi="Arial" w:cs="Arial"/>
-        </w:rPr>
-      </w:pPr>
-      <w:r>
-        <w:rPr>
-          <w:rFonts w:ascii="Arial" w:hAnsi="Arial" w:cs="Arial"/>
-        </w:rPr>
-        <w:t> Fases de trabajo (recogida de datos, diseño de la aplicación, testeo...).</w:t>
-      </w:r>
-    </w:p>
-    <w:p>
-      <w:pPr>
-        <w:rPr>
-          <w:rFonts w:ascii="Arial" w:hAnsi="Arial" w:cs="Arial"/>
-        </w:rPr>
-      </w:pPr>
-      <w:r>
-        <w:rPr>
-          <w:rFonts w:ascii="Arial" w:hAnsi="Arial" w:cs="Arial"/>
-        </w:rPr>
-        <w:t> Materiales y herramientas utilizadas.</w:t>
-      </w:r>
-    </w:p>
-    <w:p>
-      <w:pPr>
-        <w:rPr>
-          <w:rFonts w:ascii="Arial" w:hAnsi="Arial" w:cs="Arial"/>
-        </w:rPr>
-      </w:pPr>
-    </w:p>
-    <w:p>
-      <w:pPr>
-        <w:rPr>
-          <w:rFonts w:ascii="Arial" w:hAnsi="Arial" w:cs="Arial"/>
-        </w:rPr>
-      </w:pPr>
-      <w:r>
-        <w:rPr>
-          <w:rFonts w:ascii="Arial" w:hAnsi="Arial" w:cs="Arial"/>
-        </w:rPr>
-        <w:t> Organización del tiempo.</w:t>
+        <w:t xml:space="preserve"> </w:t>
+      </w:r>
+    </w:p>
+    <w:p>
+      <w:pPr>
+        <w:pStyle w:val="Prrafodelista"/>
+        <w:numPr>
+          <w:ilvl w:val="0"/>
+          <w:numId w:val="35"/>
+        </w:numPr>
+        <w:rPr>
+          <w:rFonts w:ascii="Arial" w:hAnsi="Arial" w:cs="Arial"/>
+          <w:b/>
+        </w:rPr>
+      </w:pPr>
+      <w:r>
+        <w:rPr>
+          <w:rFonts w:ascii="Arial" w:hAnsi="Arial" w:cs="Arial"/>
+          <w:b/>
+        </w:rPr>
+        <w:t>Tipo de proyecto (práctico, teórico, experimental...).</w:t>
+      </w:r>
+    </w:p>
+    <w:p>
+      <w:pPr>
+        <w:spacing w:line="360" w:lineRule="auto"/>
+        <w:jc w:val="both"/>
+        <w:rPr>
+          <w:rFonts w:ascii="Arial" w:hAnsi="Arial" w:cs="Arial"/>
+        </w:rPr>
+      </w:pPr>
+      <w:r>
+        <w:rPr>
+          <w:rFonts w:ascii="Arial" w:hAnsi="Arial" w:cs="Arial"/>
+        </w:rPr>
+        <w:t>El presente proyecto consiste en el desarrollo de una plataforma web educativa orientada a la preparación de oposiciones, especialmente dirigida a aspirantes de bomberos y Guardia Civil</w:t>
+      </w:r>
+      <w:r>
+        <w:rPr>
+          <w:rFonts w:ascii="Arial" w:hAnsi="Arial" w:cs="Arial"/>
+        </w:rPr>
+        <w:t xml:space="preserve"> en su versión alfa</w:t>
+      </w:r>
+      <w:r>
+        <w:rPr>
+          <w:rFonts w:ascii="Arial" w:hAnsi="Arial" w:cs="Arial"/>
+        </w:rPr>
+        <w:t>, con previsión de ampliación a otr</w:t>
+      </w:r>
+      <w:r>
+        <w:rPr>
+          <w:rFonts w:ascii="Arial" w:hAnsi="Arial" w:cs="Arial"/>
+        </w:rPr>
+        <w:t>a</w:t>
+      </w:r>
+      <w:r>
+        <w:rPr>
+          <w:rFonts w:ascii="Arial" w:hAnsi="Arial" w:cs="Arial"/>
+        </w:rPr>
+        <w:t xml:space="preserve">s </w:t>
+      </w:r>
+      <w:r>
+        <w:rPr>
+          <w:rFonts w:ascii="Arial" w:hAnsi="Arial" w:cs="Arial"/>
+        </w:rPr>
+        <w:t xml:space="preserve">oposiciones </w:t>
+      </w:r>
+      <w:r>
+        <w:rPr>
+          <w:rFonts w:ascii="Arial" w:hAnsi="Arial" w:cs="Arial"/>
+        </w:rPr>
+        <w:t>en el futuro. Se trata de un proyecto de carácter teórico-práctico que integra tanto la elaboración de contenidos como el diseño de herramientas digitales enfocadas a mejorar el proceso de aprendizaje.</w:t>
+      </w:r>
+    </w:p>
+    <w:p>
+      <w:pPr>
+        <w:spacing w:line="360" w:lineRule="auto"/>
+        <w:jc w:val="both"/>
+        <w:rPr>
+          <w:rFonts w:ascii="Arial" w:hAnsi="Arial" w:cs="Arial"/>
+        </w:rPr>
+      </w:pPr>
+      <w:r>
+        <w:rPr>
+          <w:rFonts w:ascii="Arial" w:hAnsi="Arial" w:cs="Arial"/>
+        </w:rPr>
+        <w:t>La plataforma combina distintos recursos formativos, incluyendo contenido teórico en forma de apuntes y resúmenes, material audiovisual mediante vídeos explicativos, y herramientas prácticas como test de evaluación y sistemas de seguimiento del progreso a través de gráficos de evolución. De este modo, se busca ofrecer una experiencia de aprendizaje completa que facilite tanto la adquisición de conocimientos como la autoevaluación continua del usuario.</w:t>
+      </w:r>
+    </w:p>
+    <w:p>
+      <w:pPr>
+        <w:spacing w:line="360" w:lineRule="auto"/>
+        <w:jc w:val="both"/>
+        <w:rPr>
+          <w:rFonts w:ascii="Arial" w:hAnsi="Arial" w:cs="Arial"/>
+        </w:rPr>
+      </w:pPr>
+      <w:r>
+        <w:rPr>
+          <w:rFonts w:ascii="Arial" w:hAnsi="Arial" w:cs="Arial"/>
+        </w:rPr>
+        <w:t xml:space="preserve">Asimismo, el proyecto incorpora un modelo de negocio de tipo </w:t>
+      </w:r>
+      <w:proofErr w:type="spellStart"/>
+      <w:r>
+        <w:rPr>
+          <w:rFonts w:ascii="Arial" w:hAnsi="Arial" w:cs="Arial"/>
+        </w:rPr>
+        <w:t>freemium</w:t>
+      </w:r>
+      <w:proofErr w:type="spellEnd"/>
+      <w:r>
+        <w:rPr>
+          <w:rFonts w:ascii="Arial" w:hAnsi="Arial" w:cs="Arial"/>
+        </w:rPr>
+        <w:t>, en el que se ofrece una parte del contenido de manera gratuita, complementada con funcionalidades y recursos premium accesibles mediante suscripción. Además, contiene una sección específica destinada a academias, permitiendo su integración en la plataforma como apoyo a la formación de sus alumnos.</w:t>
+      </w:r>
+    </w:p>
+    <w:p>
+      <w:pPr>
+        <w:spacing w:line="360" w:lineRule="auto"/>
+        <w:jc w:val="both"/>
+        <w:rPr>
+          <w:rFonts w:ascii="Arial" w:hAnsi="Arial" w:cs="Arial"/>
+        </w:rPr>
+      </w:pPr>
+      <w:r>
+        <w:rPr>
+          <w:rFonts w:ascii="Arial" w:hAnsi="Arial" w:cs="Arial"/>
+        </w:rPr>
+        <w:t>El conjunto, se trata de una solución tecnológica dentro del ámbito de la educación digital, cuyo objetivo principal es optimizar la preparación de oposiciones mediante el uso de herramientas interactivas y contenido estructurado.</w:t>
+      </w:r>
+    </w:p>
+    <w:p>
+      <w:pPr>
+        <w:rPr>
+          <w:rFonts w:ascii="Arial" w:hAnsi="Arial" w:cs="Arial"/>
+        </w:rPr>
+      </w:pPr>
+    </w:p>
+    <w:p>
+      <w:pPr>
+        <w:pStyle w:val="Prrafodelista"/>
+        <w:numPr>
+          <w:ilvl w:val="0"/>
+          <w:numId w:val="35"/>
+        </w:numPr>
+        <w:rPr>
+          <w:rFonts w:ascii="Arial" w:hAnsi="Arial" w:cs="Arial"/>
+        </w:rPr>
+      </w:pPr>
+      <w:r>
+        <w:rPr>
+          <w:rFonts w:ascii="Arial" w:hAnsi="Arial" w:cs="Arial"/>
+        </w:rPr>
+        <w:t>Fases de trabajo (recogida de datos, diseño de la aplicación, testeo...).</w:t>
+      </w:r>
+    </w:p>
+    <w:p>
+      <w:pPr>
+        <w:pStyle w:val="Prrafodelista"/>
+        <w:numPr>
+          <w:ilvl w:val="0"/>
+          <w:numId w:val="35"/>
+        </w:numPr>
+        <w:rPr>
+          <w:rFonts w:ascii="Arial" w:hAnsi="Arial" w:cs="Arial"/>
+        </w:rPr>
+      </w:pPr>
+      <w:r>
+        <w:rPr>
+          <w:rFonts w:ascii="Arial" w:hAnsi="Arial" w:cs="Arial"/>
+        </w:rPr>
+        <w:t>Materiales y herramientas utilizadas.</w:t>
+      </w:r>
+    </w:p>
+    <w:p>
+      <w:pPr>
+        <w:pStyle w:val="Prrafodelista"/>
+        <w:numPr>
+          <w:ilvl w:val="0"/>
+          <w:numId w:val="35"/>
+        </w:numPr>
+        <w:rPr>
+          <w:rFonts w:ascii="Arial" w:hAnsi="Arial" w:cs="Arial"/>
+        </w:rPr>
+      </w:pPr>
+      <w:r>
+        <w:rPr>
+          <w:rFonts w:ascii="Arial" w:hAnsi="Arial" w:cs="Arial"/>
+        </w:rPr>
+        <w:t>Organización del tiempo.</w:t>
       </w:r>
     </w:p>
     <w:p>
@@ -7016,15 +6863,20 @@
     </w:p>
     <w:p>
       <w:pPr>
-        <w:rPr>
-          <w:rFonts w:ascii="Arial" w:hAnsi="Arial" w:cs="Arial"/>
-        </w:rPr>
-      </w:pPr>
-      <w:r>
-        <w:rPr>
-          <w:rFonts w:ascii="Arial" w:hAnsi="Arial" w:cs="Arial"/>
-        </w:rPr>
-        <w:t> Lo que se ha logrado hasta ahora (aunque no hayáis podido finalizar a la</w:t>
+        <w:pStyle w:val="Prrafodelista"/>
+        <w:numPr>
+          <w:ilvl w:val="0"/>
+          <w:numId w:val="35"/>
+        </w:numPr>
+        <w:rPr>
+          <w:rFonts w:ascii="Arial" w:hAnsi="Arial" w:cs="Arial"/>
+        </w:rPr>
+      </w:pPr>
+      <w:r>
+        <w:rPr>
+          <w:rFonts w:ascii="Arial" w:hAnsi="Arial" w:cs="Arial"/>
+        </w:rPr>
+        <w:t>Lo que se ha logrado hasta ahora (aunque no hayáis podido finalizar a la</w:t>
       </w:r>
     </w:p>
     <w:p>
@@ -7042,28 +6894,38 @@
     </w:p>
     <w:p>
       <w:pPr>
-        <w:rPr>
-          <w:rFonts w:ascii="Arial" w:hAnsi="Arial" w:cs="Arial"/>
-        </w:rPr>
-      </w:pPr>
-      <w:r>
-        <w:rPr>
-          <w:rFonts w:ascii="Arial" w:hAnsi="Arial" w:cs="Arial"/>
-        </w:rPr>
-        <w:t> Pruebas y ajustes.</w:t>
-      </w:r>
-    </w:p>
-    <w:p>
-      <w:pPr>
-        <w:rPr>
-          <w:rFonts w:ascii="Arial" w:hAnsi="Arial" w:cs="Arial"/>
-        </w:rPr>
-      </w:pPr>
-      <w:r>
-        <w:rPr>
-          <w:rFonts w:ascii="Arial" w:hAnsi="Arial" w:cs="Arial"/>
-        </w:rPr>
-        <w:t> Documentación visual.</w:t>
+        <w:pStyle w:val="Prrafodelista"/>
+        <w:numPr>
+          <w:ilvl w:val="0"/>
+          <w:numId w:val="35"/>
+        </w:numPr>
+        <w:rPr>
+          <w:rFonts w:ascii="Arial" w:hAnsi="Arial" w:cs="Arial"/>
+        </w:rPr>
+      </w:pPr>
+      <w:r>
+        <w:rPr>
+          <w:rFonts w:ascii="Arial" w:hAnsi="Arial" w:cs="Arial"/>
+        </w:rPr>
+        <w:t>Pruebas y ajustes.</w:t>
+      </w:r>
+    </w:p>
+    <w:p>
+      <w:pPr>
+        <w:pStyle w:val="Prrafodelista"/>
+        <w:numPr>
+          <w:ilvl w:val="0"/>
+          <w:numId w:val="35"/>
+        </w:numPr>
+        <w:rPr>
+          <w:rFonts w:ascii="Arial" w:hAnsi="Arial" w:cs="Arial"/>
+        </w:rPr>
+      </w:pPr>
+      <w:r>
+        <w:rPr>
+          <w:rFonts w:ascii="Arial" w:hAnsi="Arial" w:cs="Arial"/>
+        </w:rPr>
+        <w:t>Documentación visual.</w:t>
       </w:r>
     </w:p>
     <w:p>
@@ -7111,41 +6973,56 @@
     </w:p>
     <w:p>
       <w:pPr>
-        <w:rPr>
-          <w:rFonts w:ascii="Arial" w:hAnsi="Arial" w:cs="Arial"/>
-        </w:rPr>
-      </w:pPr>
-      <w:r>
-        <w:rPr>
-          <w:rFonts w:ascii="Arial" w:hAnsi="Arial" w:cs="Arial"/>
-        </w:rPr>
-        <w:t> ¿Se lograron los objetivos?</w:t>
-      </w:r>
-    </w:p>
-    <w:p>
-      <w:pPr>
-        <w:rPr>
-          <w:rFonts w:ascii="Arial" w:hAnsi="Arial" w:cs="Arial"/>
-        </w:rPr>
-      </w:pPr>
-      <w:r>
-        <w:rPr>
-          <w:rFonts w:ascii="Arial" w:hAnsi="Arial" w:cs="Arial"/>
-        </w:rPr>
-        <w:t> Comparación entre lo esperado y lo conseguido.</w:t>
-      </w:r>
-    </w:p>
-    <w:p>
-      <w:pPr>
-        <w:rPr>
-          <w:rFonts w:ascii="Arial" w:hAnsi="Arial" w:cs="Arial"/>
-        </w:rPr>
-      </w:pPr>
-      <w:r>
-        <w:rPr>
-          <w:rFonts w:ascii="Arial" w:hAnsi="Arial" w:cs="Arial"/>
-        </w:rPr>
-        <w:t> Escalabilidad y portabilidad (si aplicase).</w:t>
+        <w:pStyle w:val="Prrafodelista"/>
+        <w:numPr>
+          <w:ilvl w:val="0"/>
+          <w:numId w:val="35"/>
+        </w:numPr>
+        <w:rPr>
+          <w:rFonts w:ascii="Arial" w:hAnsi="Arial" w:cs="Arial"/>
+        </w:rPr>
+      </w:pPr>
+      <w:r>
+        <w:rPr>
+          <w:rFonts w:ascii="Arial" w:hAnsi="Arial" w:cs="Arial"/>
+        </w:rPr>
+        <w:t>¿Se lograron los objetivos?</w:t>
+      </w:r>
+    </w:p>
+    <w:p>
+      <w:pPr>
+        <w:pStyle w:val="Prrafodelista"/>
+        <w:numPr>
+          <w:ilvl w:val="0"/>
+          <w:numId w:val="35"/>
+        </w:numPr>
+        <w:rPr>
+          <w:rFonts w:ascii="Arial" w:hAnsi="Arial" w:cs="Arial"/>
+        </w:rPr>
+      </w:pPr>
+      <w:r>
+        <w:rPr>
+          <w:rFonts w:ascii="Arial" w:hAnsi="Arial" w:cs="Arial"/>
+        </w:rPr>
+        <w:t>Comparación entre lo esperado y lo conseguido.</w:t>
+      </w:r>
+    </w:p>
+    <w:p>
+      <w:pPr>
+        <w:pStyle w:val="Prrafodelista"/>
+        <w:numPr>
+          <w:ilvl w:val="0"/>
+          <w:numId w:val="35"/>
+        </w:numPr>
+        <w:rPr>
+          <w:rFonts w:ascii="Arial" w:hAnsi="Arial" w:cs="Arial"/>
+        </w:rPr>
+      </w:pPr>
+      <w:r>
+        <w:rPr>
+          <w:rFonts w:ascii="Arial" w:hAnsi="Arial" w:cs="Arial"/>
+        </w:rPr>
+        <w:t>Escalabilidad y portabilidad (si aplicase).</w:t>
       </w:r>
     </w:p>
     <w:p>
@@ -7174,7 +7051,6 @@
       </w:pPr>
       <w:bookmarkStart w:id="13" w:name="_Toc226219494"/>
       <w:r>
-        <w:lastRenderedPageBreak/>
         <w:t>CONCLUSIÓN</w:t>
       </w:r>
       <w:bookmarkEnd w:id="13"/>
@@ -7194,41 +7070,58 @@
     </w:p>
     <w:p>
       <w:pPr>
-        <w:rPr>
-          <w:rFonts w:ascii="Arial" w:hAnsi="Arial" w:cs="Arial"/>
-        </w:rPr>
-      </w:pPr>
-      <w:r>
-        <w:rPr>
-          <w:rFonts w:ascii="Arial" w:hAnsi="Arial" w:cs="Arial"/>
-        </w:rPr>
-        <w:t> Valoración final del proyecto.</w:t>
-      </w:r>
-    </w:p>
-    <w:p>
-      <w:pPr>
-        <w:rPr>
-          <w:rFonts w:ascii="Arial" w:hAnsi="Arial" w:cs="Arial"/>
-        </w:rPr>
-      </w:pPr>
-      <w:r>
-        <w:rPr>
-          <w:rFonts w:ascii="Arial" w:hAnsi="Arial" w:cs="Arial"/>
-        </w:rPr>
-        <w:t> Aprendizajes adquiridos.</w:t>
-      </w:r>
-    </w:p>
-    <w:p>
-      <w:pPr>
-        <w:rPr>
-          <w:rFonts w:ascii="Arial" w:hAnsi="Arial" w:cs="Arial"/>
-        </w:rPr>
-      </w:pPr>
-      <w:r>
-        <w:rPr>
-          <w:rFonts w:ascii="Arial" w:hAnsi="Arial" w:cs="Arial"/>
-        </w:rPr>
-        <w:t> Posibles mejoras futuras.</w:t>
+        <w:pStyle w:val="Prrafodelista"/>
+        <w:numPr>
+          <w:ilvl w:val="0"/>
+          <w:numId w:val="35"/>
+        </w:numPr>
+        <w:rPr>
+          <w:rFonts w:ascii="Arial" w:hAnsi="Arial" w:cs="Arial"/>
+        </w:rPr>
+      </w:pPr>
+      <w:r>
+        <w:rPr>
+          <w:rFonts w:ascii="Arial" w:hAnsi="Arial" w:cs="Arial"/>
+        </w:rPr>
+        <w:t>Valoración final del proyecto.</w:t>
+      </w:r>
+    </w:p>
+    <w:p>
+      <w:pPr>
+        <w:pStyle w:val="Prrafodelista"/>
+        <w:numPr>
+          <w:ilvl w:val="0"/>
+          <w:numId w:val="35"/>
+        </w:numPr>
+        <w:rPr>
+          <w:rFonts w:ascii="Arial" w:hAnsi="Arial" w:cs="Arial"/>
+        </w:rPr>
+      </w:pPr>
+      <w:r>
+        <w:rPr>
+          <w:rFonts w:ascii="Arial" w:hAnsi="Arial" w:cs="Arial"/>
+        </w:rPr>
+        <w:t>Aprendizajes adquiridos.</w:t>
+      </w:r>
+    </w:p>
+    <w:p>
+      <w:pPr>
+        <w:pStyle w:val="Prrafodelista"/>
+        <w:numPr>
+          <w:ilvl w:val="0"/>
+          <w:numId w:val="35"/>
+        </w:numPr>
+        <w:rPr>
+          <w:rFonts w:ascii="Arial" w:hAnsi="Arial" w:cs="Arial"/>
+        </w:rPr>
+      </w:pPr>
+      <w:bookmarkStart w:id="14" w:name="_GoBack"/>
+      <w:bookmarkEnd w:id="14"/>
+      <w:r>
+        <w:rPr>
+          <w:rFonts w:ascii="Arial" w:hAnsi="Arial" w:cs="Arial"/>
+        </w:rPr>
+        <w:t>Posibles mejoras futuras.</w:t>
       </w:r>
     </w:p>
     <w:p>
@@ -7249,11 +7142,11 @@
       <w:pPr>
         <w:pStyle w:val="Ttulo1"/>
       </w:pPr>
-      <w:bookmarkStart w:id="14" w:name="_Toc226219495"/>
+      <w:bookmarkStart w:id="15" w:name="_Toc226219495"/>
       <w:r>
         <w:t>REFERENCIAS BIBLIOGRÁFICAS</w:t>
       </w:r>
-      <w:bookmarkEnd w:id="14"/>
+      <w:bookmarkEnd w:id="15"/>
     </w:p>
     <w:p>
       <w:pPr>
@@ -7299,11 +7192,11 @@
       <w:pPr>
         <w:pStyle w:val="Ttulo1"/>
       </w:pPr>
-      <w:bookmarkStart w:id="15" w:name="_Toc226219496"/>
+      <w:bookmarkStart w:id="16" w:name="_Toc226219496"/>
       <w:r>
         <w:t>ANEXOS</w:t>
       </w:r>
-      <w:bookmarkEnd w:id="15"/>
+      <w:bookmarkEnd w:id="16"/>
     </w:p>
     <w:p>
       <w:pPr>
@@ -7332,7 +7225,7 @@
 </file>
 
 <file path=word/endnotes.xml><?xml version="1.0" encoding="utf-8"?>
-<w:endnotes xmlns:wpc="http://schemas.microsoft.com/office/word/2010/wordprocessingCanvas" xmlns:cx="http://schemas.microsoft.com/office/drawing/2014/chartex" xmlns:cx1="http://schemas.microsoft.com/office/drawing/2015/9/8/chartex" xmlns:cx2="http://schemas.microsoft.com/office/drawing/2015/10/21/chartex" xmlns:cx3="http://schemas.microsoft.com/office/drawing/2016/5/9/chartex" xmlns:cx4="http://schemas.microsoft.com/office/drawing/2016/5/10/chartex" xmlns:cx5="http://schemas.microsoft.com/office/drawing/2016/5/11/chartex" xmlns:cx6="http://schemas.microsoft.com/office/drawing/2016/5/12/chartex" xmlns:cx7="http://schemas.microsoft.com/office/drawing/2016/5/13/chartex" xmlns:cx8="http://schemas.microsoft.com/office/drawing/2016/5/14/chartex" xmlns:mc="http://schemas.openxmlformats.org/markup-compatibility/2006" xmlns:aink="http://schemas.microsoft.com/office/drawing/2016/ink" xmlns:am3d="http://schemas.microsoft.com/office/drawing/2017/model3d" xmlns:o="urn:schemas-microsoft-com:office:office" xmlns:oel="http://schemas.microsoft.com/office/2019/extlst" xmlns:r="http://schemas.openxmlformats.org/officeDocument/2006/relationships" xmlns:m="http://schemas.openxmlformats.org/officeDocument/2006/math" xmlns:v="urn:schemas-microsoft-com:vml" xmlns:wp14="http://schemas.microsoft.com/office/word/2010/wordprocessingDrawing" xmlns:wp="http://schemas.openxmlformats.org/drawingml/2006/wordprocessingDrawing" xmlns:w10="urn:schemas-microsoft-com:office:word" xmlns:w="http://schemas.openxmlformats.org/wordprocessingml/2006/main" xmlns:w14="http://schemas.microsoft.com/office/word/2010/wordml" xmlns:w15="http://schemas.microsoft.com/office/word/2012/wordml" xmlns:w16cex="http://schemas.microsoft.com/office/word/2018/wordml/cex" xmlns:w16cid="http://schemas.microsoft.com/office/word/2016/wordml/cid" xmlns:w16="http://schemas.microsoft.com/office/word/2018/wordml" xmlns:w16du="http://schemas.microsoft.com/office/word/2023/wordml/word16du" xmlns:w16sdtdh="http://schemas.microsoft.com/office/word/2020/wordml/sdtdatahash" xmlns:w16sdtfl="http://schemas.microsoft.com/office/word/2024/wordml/sdtformatlock" xmlns:w16se="http://schemas.microsoft.com/office/word/2015/wordml/symex" xmlns:wpg="http://schemas.microsoft.com/office/word/2010/wordprocessingGroup" xmlns:wpi="http://schemas.microsoft.com/office/word/2010/wordprocessingInk" xmlns:wne="http://schemas.microsoft.com/office/word/2006/wordml" xmlns:wps="http://schemas.microsoft.com/office/word/2010/wordprocessingShape" mc:Ignorable="w14 w15 w16se w16cid w16 w16cex w16sdtdh w16sdtfl w16du wp14">
+<w:endnotes xmlns:wpc="http://schemas.microsoft.com/office/word/2010/wordprocessingCanvas" xmlns:cx="http://schemas.microsoft.com/office/drawing/2014/chartex" xmlns:cx1="http://schemas.microsoft.com/office/drawing/2015/9/8/chartex" xmlns:cx2="http://schemas.microsoft.com/office/drawing/2015/10/21/chartex" xmlns:cx3="http://schemas.microsoft.com/office/drawing/2016/5/9/chartex" xmlns:cx4="http://schemas.microsoft.com/office/drawing/2016/5/10/chartex" xmlns:cx5="http://schemas.microsoft.com/office/drawing/2016/5/11/chartex" xmlns:cx6="http://schemas.microsoft.com/office/drawing/2016/5/12/chartex" xmlns:cx7="http://schemas.microsoft.com/office/drawing/2016/5/13/chartex" xmlns:cx8="http://schemas.microsoft.com/office/drawing/2016/5/14/chartex" xmlns:mc="http://schemas.openxmlformats.org/markup-compatibility/2006" xmlns:aink="http://schemas.microsoft.com/office/drawing/2016/ink" xmlns:am3d="http://schemas.microsoft.com/office/drawing/2017/model3d" xmlns:o="urn:schemas-microsoft-com:office:office" xmlns:r="http://schemas.openxmlformats.org/officeDocument/2006/relationships" xmlns:m="http://schemas.openxmlformats.org/officeDocument/2006/math" xmlns:v="urn:schemas-microsoft-com:vml" xmlns:wp14="http://schemas.microsoft.com/office/word/2010/wordprocessingDrawing" xmlns:wp="http://schemas.openxmlformats.org/drawingml/2006/wordprocessingDrawing" xmlns:w10="urn:schemas-microsoft-com:office:word" xmlns:w="http://schemas.openxmlformats.org/wordprocessingml/2006/main" xmlns:w14="http://schemas.microsoft.com/office/word/2010/wordml" xmlns:w15="http://schemas.microsoft.com/office/word/2012/wordml" xmlns:w16cid="http://schemas.microsoft.com/office/word/2016/wordml/cid" xmlns:w16se="http://schemas.microsoft.com/office/word/2015/wordml/symex" xmlns:wpg="http://schemas.microsoft.com/office/word/2010/wordprocessingGroup" xmlns:wpi="http://schemas.microsoft.com/office/word/2010/wordprocessingInk" xmlns:wne="http://schemas.microsoft.com/office/word/2006/wordml" xmlns:wps="http://schemas.microsoft.com/office/word/2010/wordprocessingShape" mc:Ignorable="w14 w15 w16se w16cid wp14">
   <w:endnote w:type="separator" w:id="-1">
     <w:p>
       <w:pPr>
@@ -7357,7 +7250,7 @@
 </file>
 
 <file path=word/footer1.xml><?xml version="1.0" encoding="utf-8"?>
-<w:ftr xmlns:wpc="http://schemas.microsoft.com/office/word/2010/wordprocessingCanvas" xmlns:cx="http://schemas.microsoft.com/office/drawing/2014/chartex" xmlns:cx1="http://schemas.microsoft.com/office/drawing/2015/9/8/chartex" xmlns:cx2="http://schemas.microsoft.com/office/drawing/2015/10/21/chartex" xmlns:cx3="http://schemas.microsoft.com/office/drawing/2016/5/9/chartex" xmlns:cx4="http://schemas.microsoft.com/office/drawing/2016/5/10/chartex" xmlns:cx5="http://schemas.microsoft.com/office/drawing/2016/5/11/chartex" xmlns:cx6="http://schemas.microsoft.com/office/drawing/2016/5/12/chartex" xmlns:cx7="http://schemas.microsoft.com/office/drawing/2016/5/13/chartex" xmlns:cx8="http://schemas.microsoft.com/office/drawing/2016/5/14/chartex" xmlns:mc="http://schemas.openxmlformats.org/markup-compatibility/2006" xmlns:aink="http://schemas.microsoft.com/office/drawing/2016/ink" xmlns:am3d="http://schemas.microsoft.com/office/drawing/2017/model3d" xmlns:o="urn:schemas-microsoft-com:office:office" xmlns:oel="http://schemas.microsoft.com/office/2019/extlst" xmlns:r="http://schemas.openxmlformats.org/officeDocument/2006/relationships" xmlns:m="http://schemas.openxmlformats.org/officeDocument/2006/math" xmlns:v="urn:schemas-microsoft-com:vml" xmlns:wp14="http://schemas.microsoft.com/office/word/2010/wordprocessingDrawing" xmlns:wp="http://schemas.openxmlformats.org/drawingml/2006/wordprocessingDrawing" xmlns:w10="urn:schemas-microsoft-com:office:word" xmlns:w="http://schemas.openxmlformats.org/wordprocessingml/2006/main" xmlns:w14="http://schemas.microsoft.com/office/word/2010/wordml" xmlns:w15="http://schemas.microsoft.com/office/word/2012/wordml" xmlns:w16cex="http://schemas.microsoft.com/office/word/2018/wordml/cex" xmlns:w16cid="http://schemas.microsoft.com/office/word/2016/wordml/cid" xmlns:w16="http://schemas.microsoft.com/office/word/2018/wordml" xmlns:w16du="http://schemas.microsoft.com/office/word/2023/wordml/word16du" xmlns:w16sdtdh="http://schemas.microsoft.com/office/word/2020/wordml/sdtdatahash" xmlns:w16sdtfl="http://schemas.microsoft.com/office/word/2024/wordml/sdtformatlock" xmlns:w16se="http://schemas.microsoft.com/office/word/2015/wordml/symex" xmlns:wpg="http://schemas.microsoft.com/office/word/2010/wordprocessingGroup" xmlns:wpi="http://schemas.microsoft.com/office/word/2010/wordprocessingInk" xmlns:wne="http://schemas.microsoft.com/office/word/2006/wordml" xmlns:wps="http://schemas.microsoft.com/office/word/2010/wordprocessingShape" mc:Ignorable="w14 w15 w16se w16cid w16 w16cex w16sdtdh w16sdtfl w16du wp14">
+<w:ftr xmlns:wpc="http://schemas.microsoft.com/office/word/2010/wordprocessingCanvas" xmlns:cx="http://schemas.microsoft.com/office/drawing/2014/chartex" xmlns:cx1="http://schemas.microsoft.com/office/drawing/2015/9/8/chartex" xmlns:cx2="http://schemas.microsoft.com/office/drawing/2015/10/21/chartex" xmlns:cx3="http://schemas.microsoft.com/office/drawing/2016/5/9/chartex" xmlns:cx4="http://schemas.microsoft.com/office/drawing/2016/5/10/chartex" xmlns:cx5="http://schemas.microsoft.com/office/drawing/2016/5/11/chartex" xmlns:cx6="http://schemas.microsoft.com/office/drawing/2016/5/12/chartex" xmlns:cx7="http://schemas.microsoft.com/office/drawing/2016/5/13/chartex" xmlns:cx8="http://schemas.microsoft.com/office/drawing/2016/5/14/chartex" xmlns:mc="http://schemas.openxmlformats.org/markup-compatibility/2006" xmlns:aink="http://schemas.microsoft.com/office/drawing/2016/ink" xmlns:am3d="http://schemas.microsoft.com/office/drawing/2017/model3d" xmlns:o="urn:schemas-microsoft-com:office:office" xmlns:r="http://schemas.openxmlformats.org/officeDocument/2006/relationships" xmlns:m="http://schemas.openxmlformats.org/officeDocument/2006/math" xmlns:v="urn:schemas-microsoft-com:vml" xmlns:wp14="http://schemas.microsoft.com/office/word/2010/wordprocessingDrawing" xmlns:wp="http://schemas.openxmlformats.org/drawingml/2006/wordprocessingDrawing" xmlns:w10="urn:schemas-microsoft-com:office:word" xmlns:w="http://schemas.openxmlformats.org/wordprocessingml/2006/main" xmlns:w14="http://schemas.microsoft.com/office/word/2010/wordml" xmlns:w15="http://schemas.microsoft.com/office/word/2012/wordml" xmlns:w16cid="http://schemas.microsoft.com/office/word/2016/wordml/cid" xmlns:w16se="http://schemas.microsoft.com/office/word/2015/wordml/symex" xmlns:wpg="http://schemas.microsoft.com/office/word/2010/wordprocessingGroup" xmlns:wpi="http://schemas.microsoft.com/office/word/2010/wordprocessingInk" xmlns:wne="http://schemas.microsoft.com/office/word/2006/wordml" xmlns:wps="http://schemas.microsoft.com/office/word/2010/wordprocessingShape" mc:Ignorable="w14 w15 w16se w16cid wp14">
   <w:sdt>
     <w:sdtPr>
       <w:id w:val="1430625059"/>
@@ -7366,6 +7259,7 @@
         <w:docPartUnique/>
       </w:docPartObj>
     </w:sdtPr>
+    <w:sdtEndPr/>
     <w:sdtContent>
       <w:p>
         <w:pPr>
@@ -7421,7 +7315,7 @@
                 </wp:inline>
               </w:drawing>
             </mc:Choice>
-            <mc:Fallback>
+            <mc:Fallback xmlns:w16sdtfl="http://schemas.microsoft.com/office/word/2024/wordml/sdtformatlock" xmlns:w16sdtdh="http://schemas.microsoft.com/office/word/2020/wordml/sdtdatahash" xmlns:w16du="http://schemas.microsoft.com/office/word/2023/wordml/word16du" xmlns:w16="http://schemas.microsoft.com/office/word/2018/wordml" xmlns:w16cex="http://schemas.microsoft.com/office/word/2018/wordml/cex" xmlns:oel="http://schemas.microsoft.com/office/2019/extlst">
               <w:pict>
                 <v:shapetype w14:anchorId="32B99323" id="_x0000_t110" coordsize="21600,21600" o:spt="110" path="m10800,l,10800,10800,21600,21600,10800xe">
                   <v:stroke joinstyle="miter"/>
@@ -7467,7 +7361,7 @@
 </file>
 
 <file path=word/footnotes.xml><?xml version="1.0" encoding="utf-8"?>
-<w:footnotes xmlns:wpc="http://schemas.microsoft.com/office/word/2010/wordprocessingCanvas" xmlns:cx="http://schemas.microsoft.com/office/drawing/2014/chartex" xmlns:cx1="http://schemas.microsoft.com/office/drawing/2015/9/8/chartex" xmlns:cx2="http://schemas.microsoft.com/office/drawing/2015/10/21/chartex" xmlns:cx3="http://schemas.microsoft.com/office/drawing/2016/5/9/chartex" xmlns:cx4="http://schemas.microsoft.com/office/drawing/2016/5/10/chartex" xmlns:cx5="http://schemas.microsoft.com/office/drawing/2016/5/11/chartex" xmlns:cx6="http://schemas.microsoft.com/office/drawing/2016/5/12/chartex" xmlns:cx7="http://schemas.microsoft.com/office/drawing/2016/5/13/chartex" xmlns:cx8="http://schemas.microsoft.com/office/drawing/2016/5/14/chartex" xmlns:mc="http://schemas.openxmlformats.org/markup-compatibility/2006" xmlns:aink="http://schemas.microsoft.com/office/drawing/2016/ink" xmlns:am3d="http://schemas.microsoft.com/office/drawing/2017/model3d" xmlns:o="urn:schemas-microsoft-com:office:office" xmlns:oel="http://schemas.microsoft.com/office/2019/extlst" xmlns:r="http://schemas.openxmlformats.org/officeDocument/2006/relationships" xmlns:m="http://schemas.openxmlformats.org/officeDocument/2006/math" xmlns:v="urn:schemas-microsoft-com:vml" xmlns:wp14="http://schemas.microsoft.com/office/word/2010/wordprocessingDrawing" xmlns:wp="http://schemas.openxmlformats.org/drawingml/2006/wordprocessingDrawing" xmlns:w10="urn:schemas-microsoft-com:office:word" xmlns:w="http://schemas.openxmlformats.org/wordprocessingml/2006/main" xmlns:w14="http://schemas.microsoft.com/office/word/2010/wordml" xmlns:w15="http://schemas.microsoft.com/office/word/2012/wordml" xmlns:w16cex="http://schemas.microsoft.com/office/word/2018/wordml/cex" xmlns:w16cid="http://schemas.microsoft.com/office/word/2016/wordml/cid" xmlns:w16="http://schemas.microsoft.com/office/word/2018/wordml" xmlns:w16du="http://schemas.microsoft.com/office/word/2023/wordml/word16du" xmlns:w16sdtdh="http://schemas.microsoft.com/office/word/2020/wordml/sdtdatahash" xmlns:w16sdtfl="http://schemas.microsoft.com/office/word/2024/wordml/sdtformatlock" xmlns:w16se="http://schemas.microsoft.com/office/word/2015/wordml/symex" xmlns:wpg="http://schemas.microsoft.com/office/word/2010/wordprocessingGroup" xmlns:wpi="http://schemas.microsoft.com/office/word/2010/wordprocessingInk" xmlns:wne="http://schemas.microsoft.com/office/word/2006/wordml" xmlns:wps="http://schemas.microsoft.com/office/word/2010/wordprocessingShape" mc:Ignorable="w14 w15 w16se w16cid w16 w16cex w16sdtdh w16sdtfl w16du wp14">
+<w:footnotes xmlns:wpc="http://schemas.microsoft.com/office/word/2010/wordprocessingCanvas" xmlns:cx="http://schemas.microsoft.com/office/drawing/2014/chartex" xmlns:cx1="http://schemas.microsoft.com/office/drawing/2015/9/8/chartex" xmlns:cx2="http://schemas.microsoft.com/office/drawing/2015/10/21/chartex" xmlns:cx3="http://schemas.microsoft.com/office/drawing/2016/5/9/chartex" xmlns:cx4="http://schemas.microsoft.com/office/drawing/2016/5/10/chartex" xmlns:cx5="http://schemas.microsoft.com/office/drawing/2016/5/11/chartex" xmlns:cx6="http://schemas.microsoft.com/office/drawing/2016/5/12/chartex" xmlns:cx7="http://schemas.microsoft.com/office/drawing/2016/5/13/chartex" xmlns:cx8="http://schemas.microsoft.com/office/drawing/2016/5/14/chartex" xmlns:mc="http://schemas.openxmlformats.org/markup-compatibility/2006" xmlns:aink="http://schemas.microsoft.com/office/drawing/2016/ink" xmlns:am3d="http://schemas.microsoft.com/office/drawing/2017/model3d" xmlns:o="urn:schemas-microsoft-com:office:office" xmlns:r="http://schemas.openxmlformats.org/officeDocument/2006/relationships" xmlns:m="http://schemas.openxmlformats.org/officeDocument/2006/math" xmlns:v="urn:schemas-microsoft-com:vml" xmlns:wp14="http://schemas.microsoft.com/office/word/2010/wordprocessingDrawing" xmlns:wp="http://schemas.openxmlformats.org/drawingml/2006/wordprocessingDrawing" xmlns:w10="urn:schemas-microsoft-com:office:word" xmlns:w="http://schemas.openxmlformats.org/wordprocessingml/2006/main" xmlns:w14="http://schemas.microsoft.com/office/word/2010/wordml" xmlns:w15="http://schemas.microsoft.com/office/word/2012/wordml" xmlns:w16cid="http://schemas.microsoft.com/office/word/2016/wordml/cid" xmlns:w16se="http://schemas.microsoft.com/office/word/2015/wordml/symex" xmlns:wpg="http://schemas.microsoft.com/office/word/2010/wordprocessingGroup" xmlns:wpi="http://schemas.microsoft.com/office/word/2010/wordprocessingInk" xmlns:wne="http://schemas.microsoft.com/office/word/2006/wordml" xmlns:wps="http://schemas.microsoft.com/office/word/2010/wordprocessingShape" mc:Ignorable="w14 w15 w16se w16cid wp14">
   <w:footnote w:type="separator" w:id="-1">
     <w:p>
       <w:pPr>
@@ -7492,7 +7386,7 @@
 </file>
 
 <file path=word/numbering.xml><?xml version="1.0" encoding="utf-8"?>
-<w:numbering xmlns:wpc="http://schemas.microsoft.com/office/word/2010/wordprocessingCanvas" xmlns:cx="http://schemas.microsoft.com/office/drawing/2014/chartex" xmlns:cx1="http://schemas.microsoft.com/office/drawing/2015/9/8/chartex" xmlns:cx2="http://schemas.microsoft.com/office/drawing/2015/10/21/chartex" xmlns:cx3="http://schemas.microsoft.com/office/drawing/2016/5/9/chartex" xmlns:cx4="http://schemas.microsoft.com/office/drawing/2016/5/10/chartex" xmlns:cx5="http://schemas.microsoft.com/office/drawing/2016/5/11/chartex" xmlns:cx6="http://schemas.microsoft.com/office/drawing/2016/5/12/chartex" xmlns:cx7="http://schemas.microsoft.com/office/drawing/2016/5/13/chartex" xmlns:cx8="http://schemas.microsoft.com/office/drawing/2016/5/14/chartex" xmlns:mc="http://schemas.openxmlformats.org/markup-compatibility/2006" xmlns:aink="http://schemas.microsoft.com/office/drawing/2016/ink" xmlns:am3d="http://schemas.microsoft.com/office/drawing/2017/model3d" xmlns:o="urn:schemas-microsoft-com:office:office" xmlns:oel="http://schemas.microsoft.com/office/2019/extlst" xmlns:r="http://schemas.openxmlformats.org/officeDocument/2006/relationships" xmlns:m="http://schemas.openxmlformats.org/officeDocument/2006/math" xmlns:v="urn:schemas-microsoft-com:vml" xmlns:wp14="http://schemas.microsoft.com/office/word/2010/wordprocessingDrawing" xmlns:wp="http://schemas.openxmlformats.org/drawingml/2006/wordprocessingDrawing" xmlns:w10="urn:schemas-microsoft-com:office:word" xmlns:w="http://schemas.openxmlformats.org/wordprocessingml/2006/main" xmlns:w14="http://schemas.microsoft.com/office/word/2010/wordml" xmlns:w15="http://schemas.microsoft.com/office/word/2012/wordml" xmlns:w16cex="http://schemas.microsoft.com/office/word/2018/wordml/cex" xmlns:w16cid="http://schemas.microsoft.com/office/word/2016/wordml/cid" xmlns:w16="http://schemas.microsoft.com/office/word/2018/wordml" xmlns:w16du="http://schemas.microsoft.com/office/word/2023/wordml/word16du" xmlns:w16sdtdh="http://schemas.microsoft.com/office/word/2020/wordml/sdtdatahash" xmlns:w16sdtfl="http://schemas.microsoft.com/office/word/2024/wordml/sdtformatlock" xmlns:w16se="http://schemas.microsoft.com/office/word/2015/wordml/symex" xmlns:wpg="http://schemas.microsoft.com/office/word/2010/wordprocessingGroup" xmlns:wpi="http://schemas.microsoft.com/office/word/2010/wordprocessingInk" xmlns:wne="http://schemas.microsoft.com/office/word/2006/wordml" xmlns:wps="http://schemas.microsoft.com/office/word/2010/wordprocessingShape" mc:Ignorable="w14 w15 w16se w16cid w16 w16cex w16sdtdh w16sdtfl w16du wp14">
+<w:numbering xmlns:wpc="http://schemas.microsoft.com/office/word/2010/wordprocessingCanvas" xmlns:cx="http://schemas.microsoft.com/office/drawing/2014/chartex" xmlns:cx1="http://schemas.microsoft.com/office/drawing/2015/9/8/chartex" xmlns:cx2="http://schemas.microsoft.com/office/drawing/2015/10/21/chartex" xmlns:cx3="http://schemas.microsoft.com/office/drawing/2016/5/9/chartex" xmlns:cx4="http://schemas.microsoft.com/office/drawing/2016/5/10/chartex" xmlns:cx5="http://schemas.microsoft.com/office/drawing/2016/5/11/chartex" xmlns:cx6="http://schemas.microsoft.com/office/drawing/2016/5/12/chartex" xmlns:cx7="http://schemas.microsoft.com/office/drawing/2016/5/13/chartex" xmlns:cx8="http://schemas.microsoft.com/office/drawing/2016/5/14/chartex" xmlns:mc="http://schemas.openxmlformats.org/markup-compatibility/2006" xmlns:aink="http://schemas.microsoft.com/office/drawing/2016/ink" xmlns:am3d="http://schemas.microsoft.com/office/drawing/2017/model3d" xmlns:o="urn:schemas-microsoft-com:office:office" xmlns:r="http://schemas.openxmlformats.org/officeDocument/2006/relationships" xmlns:m="http://schemas.openxmlformats.org/officeDocument/2006/math" xmlns:v="urn:schemas-microsoft-com:vml" xmlns:wp14="http://schemas.microsoft.com/office/word/2010/wordprocessingDrawing" xmlns:wp="http://schemas.openxmlformats.org/drawingml/2006/wordprocessingDrawing" xmlns:w10="urn:schemas-microsoft-com:office:word" xmlns:w="http://schemas.openxmlformats.org/wordprocessingml/2006/main" xmlns:w14="http://schemas.microsoft.com/office/word/2010/wordml" xmlns:w15="http://schemas.microsoft.com/office/word/2012/wordml" xmlns:w16cid="http://schemas.microsoft.com/office/word/2016/wordml/cid" xmlns:w16se="http://schemas.microsoft.com/office/word/2015/wordml/symex" xmlns:wpg="http://schemas.microsoft.com/office/word/2010/wordprocessingGroup" xmlns:wpi="http://schemas.microsoft.com/office/word/2010/wordprocessingInk" xmlns:wne="http://schemas.microsoft.com/office/word/2006/wordml" xmlns:wps="http://schemas.microsoft.com/office/word/2010/wordprocessingShape" mc:Ignorable="w14 w15 w16se w16cid wp14">
   <w:abstractNum w:abstractNumId="0" w15:restartNumberingAfterBreak="0">
     <w:nsid w:val="01DE46C3"/>
     <w:multiLevelType w:val="hybridMultilevel"/>
@@ -11544,116 +11438,116 @@
       </w:rPr>
     </w:lvl>
   </w:abstractNum>
-  <w:num w:numId="1" w16cid:durableId="661931205">
+  <w:num w:numId="1">
     <w:abstractNumId w:val="25"/>
   </w:num>
-  <w:num w:numId="2" w16cid:durableId="1583293432">
+  <w:num w:numId="2">
     <w:abstractNumId w:val="2"/>
   </w:num>
-  <w:num w:numId="3" w16cid:durableId="1866673470">
+  <w:num w:numId="3">
     <w:abstractNumId w:val="26"/>
   </w:num>
-  <w:num w:numId="4" w16cid:durableId="950087646">
+  <w:num w:numId="4">
     <w:abstractNumId w:val="0"/>
   </w:num>
-  <w:num w:numId="5" w16cid:durableId="1310748910">
+  <w:num w:numId="5">
     <w:abstractNumId w:val="30"/>
   </w:num>
-  <w:num w:numId="6" w16cid:durableId="1086072245">
+  <w:num w:numId="6">
     <w:abstractNumId w:val="14"/>
   </w:num>
-  <w:num w:numId="7" w16cid:durableId="1071587191">
+  <w:num w:numId="7">
     <w:abstractNumId w:val="20"/>
   </w:num>
-  <w:num w:numId="8" w16cid:durableId="1103189597">
+  <w:num w:numId="8">
     <w:abstractNumId w:val="23"/>
   </w:num>
-  <w:num w:numId="9" w16cid:durableId="398334666">
+  <w:num w:numId="9">
     <w:abstractNumId w:val="28"/>
   </w:num>
-  <w:num w:numId="10" w16cid:durableId="502356181">
+  <w:num w:numId="10">
     <w:abstractNumId w:val="17"/>
   </w:num>
-  <w:num w:numId="11" w16cid:durableId="275138540">
+  <w:num w:numId="11">
     <w:abstractNumId w:val="24"/>
   </w:num>
-  <w:num w:numId="12" w16cid:durableId="262543441">
+  <w:num w:numId="12">
     <w:abstractNumId w:val="5"/>
   </w:num>
-  <w:num w:numId="13" w16cid:durableId="1078986716">
+  <w:num w:numId="13">
     <w:abstractNumId w:val="6"/>
   </w:num>
-  <w:num w:numId="14" w16cid:durableId="2103641395">
+  <w:num w:numId="14">
     <w:abstractNumId w:val="10"/>
   </w:num>
-  <w:num w:numId="15" w16cid:durableId="37361214">
+  <w:num w:numId="15">
     <w:abstractNumId w:val="4"/>
   </w:num>
-  <w:num w:numId="16" w16cid:durableId="1776050614">
+  <w:num w:numId="16">
     <w:abstractNumId w:val="15"/>
   </w:num>
-  <w:num w:numId="17" w16cid:durableId="261374709">
+  <w:num w:numId="17">
     <w:abstractNumId w:val="34"/>
   </w:num>
-  <w:num w:numId="18" w16cid:durableId="697387153">
+  <w:num w:numId="18">
     <w:abstractNumId w:val="9"/>
   </w:num>
-  <w:num w:numId="19" w16cid:durableId="1111822502">
+  <w:num w:numId="19">
     <w:abstractNumId w:val="29"/>
   </w:num>
-  <w:num w:numId="20" w16cid:durableId="411047470">
+  <w:num w:numId="20">
     <w:abstractNumId w:val="3"/>
   </w:num>
-  <w:num w:numId="21" w16cid:durableId="1907521828">
+  <w:num w:numId="21">
     <w:abstractNumId w:val="13"/>
   </w:num>
-  <w:num w:numId="22" w16cid:durableId="969476027">
+  <w:num w:numId="22">
     <w:abstractNumId w:val="16"/>
   </w:num>
-  <w:num w:numId="23" w16cid:durableId="1572041739">
+  <w:num w:numId="23">
     <w:abstractNumId w:val="11"/>
   </w:num>
-  <w:num w:numId="24" w16cid:durableId="1527938576">
+  <w:num w:numId="24">
     <w:abstractNumId w:val="33"/>
   </w:num>
-  <w:num w:numId="25" w16cid:durableId="1206018783">
+  <w:num w:numId="25">
     <w:abstractNumId w:val="19"/>
   </w:num>
-  <w:num w:numId="26" w16cid:durableId="2074573190">
+  <w:num w:numId="26">
     <w:abstractNumId w:val="22"/>
   </w:num>
-  <w:num w:numId="27" w16cid:durableId="1936401698">
+  <w:num w:numId="27">
     <w:abstractNumId w:val="12"/>
   </w:num>
-  <w:num w:numId="28" w16cid:durableId="1019893048">
+  <w:num w:numId="28">
     <w:abstractNumId w:val="1"/>
   </w:num>
-  <w:num w:numId="29" w16cid:durableId="825819586">
+  <w:num w:numId="29">
     <w:abstractNumId w:val="7"/>
   </w:num>
-  <w:num w:numId="30" w16cid:durableId="1320766214">
+  <w:num w:numId="30">
     <w:abstractNumId w:val="21"/>
   </w:num>
-  <w:num w:numId="31" w16cid:durableId="1709527300">
+  <w:num w:numId="31">
     <w:abstractNumId w:val="18"/>
   </w:num>
-  <w:num w:numId="32" w16cid:durableId="154415202">
+  <w:num w:numId="32">
     <w:abstractNumId w:val="27"/>
   </w:num>
-  <w:num w:numId="33" w16cid:durableId="67926315">
+  <w:num w:numId="33">
     <w:abstractNumId w:val="8"/>
   </w:num>
-  <w:num w:numId="34" w16cid:durableId="1328052358">
+  <w:num w:numId="34">
     <w:abstractNumId w:val="31"/>
   </w:num>
-  <w:num w:numId="35" w16cid:durableId="2093969161">
+  <w:num w:numId="35">
     <w:abstractNumId w:val="32"/>
   </w:num>
 </w:numbering>
 </file>
 
 <file path=word/styles.xml><?xml version="1.0" encoding="utf-8"?>
-<w:styles xmlns:mc="http://schemas.openxmlformats.org/markup-compatibility/2006" xmlns:r="http://schemas.openxmlformats.org/officeDocument/2006/relationships" xmlns:w="http://schemas.openxmlformats.org/wordprocessingml/2006/main" xmlns:w14="http://schemas.microsoft.com/office/word/2010/wordml" xmlns:w15="http://schemas.microsoft.com/office/word/2012/wordml" xmlns:w16cex="http://schemas.microsoft.com/office/word/2018/wordml/cex" xmlns:w16cid="http://schemas.microsoft.com/office/word/2016/wordml/cid" xmlns:w16="http://schemas.microsoft.com/office/word/2018/wordml" xmlns:w16du="http://schemas.microsoft.com/office/word/2023/wordml/word16du" xmlns:w16sdtdh="http://schemas.microsoft.com/office/word/2020/wordml/sdtdatahash" xmlns:w16sdtfl="http://schemas.microsoft.com/office/word/2024/wordml/sdtformatlock" xmlns:w16se="http://schemas.microsoft.com/office/word/2015/wordml/symex" mc:Ignorable="w14 w15 w16se w16cid w16 w16cex w16sdtdh w16sdtfl w16du">
+<w:styles xmlns:mc="http://schemas.openxmlformats.org/markup-compatibility/2006" xmlns:r="http://schemas.openxmlformats.org/officeDocument/2006/relationships" xmlns:w="http://schemas.openxmlformats.org/wordprocessingml/2006/main" xmlns:w14="http://schemas.microsoft.com/office/word/2010/wordml" xmlns:w15="http://schemas.microsoft.com/office/word/2012/wordml" xmlns:w16cid="http://schemas.microsoft.com/office/word/2016/wordml/cid" xmlns:w16se="http://schemas.microsoft.com/office/word/2015/wordml/symex" mc:Ignorable="w14 w15 w16se w16cid">
   <w:docDefaults>
     <w:rPrDefault>
       <w:rPr>
@@ -11671,7 +11565,7 @@
       </w:pPr>
     </w:pPrDefault>
   </w:docDefaults>
-  <w:latentStyles w:defLockedState="0" w:defUIPriority="99" w:defSemiHidden="0" w:defUnhideWhenUsed="0" w:defQFormat="0" w:count="376">
+  <w:latentStyles w:defLockedState="0" w:defUIPriority="99" w:defSemiHidden="0" w:defUnhideWhenUsed="0" w:defQFormat="0" w:count="375">
     <w:lsdException w:name="Normal" w:uiPriority="0" w:qFormat="1"/>
     <w:lsdException w:name="heading 1" w:uiPriority="9" w:qFormat="1"/>
     <w:lsdException w:name="heading 2" w:semiHidden="1" w:uiPriority="9" w:unhideWhenUsed="1" w:qFormat="1"/>
@@ -12047,7 +11941,6 @@
     <w:lsdException w:name="Smart Hyperlink" w:semiHidden="1" w:unhideWhenUsed="1"/>
     <w:lsdException w:name="Hashtag" w:semiHidden="1" w:unhideWhenUsed="1"/>
     <w:lsdException w:name="Unresolved Mention" w:semiHidden="1" w:unhideWhenUsed="1"/>
-    <w:lsdException w:name="Smart Link" w:semiHidden="1" w:unhideWhenUsed="1"/>
   </w:latentStyles>
   <w:style w:type="paragraph" w:default="1" w:styleId="Normal">
     <w:name w:val="Normal"/>
@@ -12249,6 +12142,7 @@
   <w:style w:type="character" w:default="1" w:styleId="Fuentedeprrafopredeter">
     <w:name w:val="Default Paragraph Font"/>
     <w:uiPriority w:val="1"/>
+    <w:semiHidden/>
     <w:unhideWhenUsed/>
   </w:style>
   <w:style w:type="table" w:default="1" w:styleId="Tablanormal">
@@ -13042,7 +12936,7 @@
 </file>
 
 <file path=customXml/itemProps1.xml><?xml version="1.0" encoding="utf-8"?>
-<ds:datastoreItem xmlns:ds="http://schemas.openxmlformats.org/officeDocument/2006/customXml" ds:itemID="{4065E478-6F18-4863-A8EA-2BA68AAB49A6}">
+<ds:datastoreItem xmlns:ds="http://schemas.openxmlformats.org/officeDocument/2006/customXml" ds:itemID="{DDAACA24-3A6C-4042-BBB0-1AA5A7BC27BB}">
   <ds:schemaRefs>
     <ds:schemaRef ds:uri="http://schemas.openxmlformats.org/officeDocument/2006/bibliography"/>
   </ds:schemaRefs>

--- a/PuntoDeCorte-AimaraYDiana.docx
+++ b/PuntoDeCorte-AimaraYDiana.docx
@@ -1,6 +1,6 @@
 
 <file path=word/document.xml><?xml version="1.0" encoding="utf-8"?>
-<w:document xmlns:wpc="http://schemas.microsoft.com/office/word/2010/wordprocessingCanvas" xmlns:cx="http://schemas.microsoft.com/office/drawing/2014/chartex" xmlns:cx1="http://schemas.microsoft.com/office/drawing/2015/9/8/chartex" xmlns:cx2="http://schemas.microsoft.com/office/drawing/2015/10/21/chartex" xmlns:cx3="http://schemas.microsoft.com/office/drawing/2016/5/9/chartex" xmlns:cx4="http://schemas.microsoft.com/office/drawing/2016/5/10/chartex" xmlns:cx5="http://schemas.microsoft.com/office/drawing/2016/5/11/chartex" xmlns:cx6="http://schemas.microsoft.com/office/drawing/2016/5/12/chartex" xmlns:cx7="http://schemas.microsoft.com/office/drawing/2016/5/13/chartex" xmlns:cx8="http://schemas.microsoft.com/office/drawing/2016/5/14/chartex" xmlns:mc="http://schemas.openxmlformats.org/markup-compatibility/2006" xmlns:aink="http://schemas.microsoft.com/office/drawing/2016/ink" xmlns:am3d="http://schemas.microsoft.com/office/drawing/2017/model3d" xmlns:o="urn:schemas-microsoft-com:office:office" xmlns:r="http://schemas.openxmlformats.org/officeDocument/2006/relationships" xmlns:m="http://schemas.openxmlformats.org/officeDocument/2006/math" xmlns:v="urn:schemas-microsoft-com:vml" xmlns:wp14="http://schemas.microsoft.com/office/word/2010/wordprocessingDrawing" xmlns:wp="http://schemas.openxmlformats.org/drawingml/2006/wordprocessingDrawing" xmlns:w10="urn:schemas-microsoft-com:office:word" xmlns:w="http://schemas.openxmlformats.org/wordprocessingml/2006/main" xmlns:w14="http://schemas.microsoft.com/office/word/2010/wordml" xmlns:w15="http://schemas.microsoft.com/office/word/2012/wordml" xmlns:w16cid="http://schemas.microsoft.com/office/word/2016/wordml/cid" xmlns:w16se="http://schemas.microsoft.com/office/word/2015/wordml/symex" xmlns:wpg="http://schemas.microsoft.com/office/word/2010/wordprocessingGroup" xmlns:wpi="http://schemas.microsoft.com/office/word/2010/wordprocessingInk" xmlns:wne="http://schemas.microsoft.com/office/word/2006/wordml" xmlns:wps="http://schemas.microsoft.com/office/word/2010/wordprocessingShape" mc:Ignorable="w14 w15 w16se w16cid wp14">
+<w:document xmlns:wpc="http://schemas.microsoft.com/office/word/2010/wordprocessingCanvas" xmlns:cx="http://schemas.microsoft.com/office/drawing/2014/chartex" xmlns:cx1="http://schemas.microsoft.com/office/drawing/2015/9/8/chartex" xmlns:cx2="http://schemas.microsoft.com/office/drawing/2015/10/21/chartex" xmlns:cx3="http://schemas.microsoft.com/office/drawing/2016/5/9/chartex" xmlns:cx4="http://schemas.microsoft.com/office/drawing/2016/5/10/chartex" xmlns:cx5="http://schemas.microsoft.com/office/drawing/2016/5/11/chartex" xmlns:cx6="http://schemas.microsoft.com/office/drawing/2016/5/12/chartex" xmlns:cx7="http://schemas.microsoft.com/office/drawing/2016/5/13/chartex" xmlns:cx8="http://schemas.microsoft.com/office/drawing/2016/5/14/chartex" xmlns:mc="http://schemas.openxmlformats.org/markup-compatibility/2006" xmlns:aink="http://schemas.microsoft.com/office/drawing/2016/ink" xmlns:am3d="http://schemas.microsoft.com/office/drawing/2017/model3d" xmlns:o="urn:schemas-microsoft-com:office:office" xmlns:oel="http://schemas.microsoft.com/office/2019/extlst" xmlns:r="http://schemas.openxmlformats.org/officeDocument/2006/relationships" xmlns:m="http://schemas.openxmlformats.org/officeDocument/2006/math" xmlns:v="urn:schemas-microsoft-com:vml" xmlns:wp14="http://schemas.microsoft.com/office/word/2010/wordprocessingDrawing" xmlns:wp="http://schemas.openxmlformats.org/drawingml/2006/wordprocessingDrawing" xmlns:w10="urn:schemas-microsoft-com:office:word" xmlns:w="http://schemas.openxmlformats.org/wordprocessingml/2006/main" xmlns:w14="http://schemas.microsoft.com/office/word/2010/wordml" xmlns:w15="http://schemas.microsoft.com/office/word/2012/wordml" xmlns:w16cex="http://schemas.microsoft.com/office/word/2018/wordml/cex" xmlns:w16cid="http://schemas.microsoft.com/office/word/2016/wordml/cid" xmlns:w16="http://schemas.microsoft.com/office/word/2018/wordml" xmlns:w16du="http://schemas.microsoft.com/office/word/2023/wordml/word16du" xmlns:w16sdtdh="http://schemas.microsoft.com/office/word/2020/wordml/sdtdatahash" xmlns:w16sdtfl="http://schemas.microsoft.com/office/word/2024/wordml/sdtformatlock" xmlns:w16se="http://schemas.microsoft.com/office/word/2015/wordml/symex" xmlns:wpg="http://schemas.microsoft.com/office/word/2010/wordprocessingGroup" xmlns:wpi="http://schemas.microsoft.com/office/word/2010/wordprocessingInk" xmlns:wne="http://schemas.microsoft.com/office/word/2006/wordml" xmlns:wps="http://schemas.microsoft.com/office/word/2010/wordprocessingShape" mc:Ignorable="w14 w15 w16se w16cid w16 w16cex w16sdtdh w16sdtfl w16du wp14">
   <w:body>
     <w:sdt>
       <w:sdtPr>
@@ -10,7 +10,6 @@
           <w:docPartUnique/>
         </w:docPartObj>
       </w:sdtPr>
-      <w:sdtEndPr/>
       <w:sdtContent>
         <w:p>
           <w:r>
@@ -187,7 +186,6 @@
                                     <w:dataBinding w:prefixMappings="xmlns:ns0='http://purl.org/dc/elements/1.1/' xmlns:ns1='http://schemas.openxmlformats.org/package/2006/metadata/core-properties' " w:xpath="/ns1:coreProperties[1]/ns0:title[1]" w:storeItemID="{6C3C8BC8-F283-45AE-878A-BAB7291924A1}"/>
                                     <w:text/>
                                   </w:sdtPr>
-                                  <w:sdtEndPr/>
                                   <w:sdtContent>
                                     <w:r>
                                       <w:rPr>
@@ -215,7 +213,6 @@
                                   <w:dataBinding w:prefixMappings="xmlns:ns0='http://purl.org/dc/elements/1.1/' xmlns:ns1='http://schemas.openxmlformats.org/package/2006/metadata/core-properties' " w:xpath="/ns1:coreProperties[1]/ns0:subject[1]" w:storeItemID="{6C3C8BC8-F283-45AE-878A-BAB7291924A1}"/>
                                   <w:text/>
                                 </w:sdtPr>
-                                <w:sdtEndPr/>
                                 <w:sdtContent>
                                   <w:p>
                                     <w:pPr>
@@ -254,7 +251,6 @@
                                   <w:dataBinding w:prefixMappings="xmlns:ns0='http://purl.org/dc/elements/1.1/' xmlns:ns1='http://schemas.openxmlformats.org/package/2006/metadata/core-properties' " w:xpath="/ns1:coreProperties[1]/ns0:creator[1]" w:storeItemID="{6C3C8BC8-F283-45AE-878A-BAB7291924A1}"/>
                                   <w:text/>
                                 </w:sdtPr>
-                                <w:sdtEndPr/>
                                 <w:sdtContent>
                                   <w:p>
                                     <w:pPr>
@@ -1643,51 +1639,62 @@
           <w:rFonts w:ascii="Arial" w:hAnsi="Arial" w:cs="Arial"/>
         </w:rPr>
       </w:pPr>
-      <w:r>
-        <w:rPr>
-          <w:rFonts w:ascii="Arial" w:hAnsi="Arial" w:cs="Arial"/>
-        </w:rPr>
-        <w:t>Síntesis breve del trabajo (150-250 palabras).</w:t>
-      </w:r>
-    </w:p>
-    <w:p>
-      <w:pPr>
-        <w:rPr>
-          <w:rFonts w:ascii="Arial" w:hAnsi="Arial" w:cs="Arial"/>
-        </w:rPr>
-      </w:pPr>
-      <w:r>
-        <w:rPr>
-          <w:rFonts w:ascii="Arial" w:hAnsi="Arial" w:cs="Arial"/>
-        </w:rPr>
-        <w:t>Debe incluir: tema, objetivo principal, metodología utilizada, desarrollo general y</w:t>
-      </w:r>
-    </w:p>
-    <w:p>
-      <w:pPr>
-        <w:rPr>
-          <w:rFonts w:ascii="Arial" w:hAnsi="Arial" w:cs="Arial"/>
-        </w:rPr>
-      </w:pPr>
-      <w:r>
-        <w:rPr>
-          <w:rFonts w:ascii="Arial" w:hAnsi="Arial" w:cs="Arial"/>
-        </w:rPr>
-        <w:t>principales conclusiones/valoraciones. Se redacta al final, aunque se coloque al</w:t>
-      </w:r>
-    </w:p>
-    <w:p>
-      <w:pPr>
-        <w:rPr>
-          <w:rFonts w:ascii="Arial" w:hAnsi="Arial" w:cs="Arial"/>
-        </w:rPr>
-      </w:pPr>
-      <w:r>
-        <w:rPr>
-          <w:rFonts w:ascii="Arial" w:hAnsi="Arial" w:cs="Arial"/>
-        </w:rPr>
-        <w:t>principio. Básicamente ¿Por qué realizo este trabajo?</w:t>
-      </w:r>
+    </w:p>
+    <w:p>
+      <w:pPr>
+        <w:rPr>
+          <w:rFonts w:ascii="Arial" w:hAnsi="Arial" w:cs="Arial"/>
+        </w:rPr>
+      </w:pPr>
+    </w:p>
+    <w:p>
+      <w:pPr>
+        <w:rPr>
+          <w:rFonts w:ascii="Arial" w:hAnsi="Arial" w:cs="Arial"/>
+        </w:rPr>
+      </w:pPr>
+    </w:p>
+    <w:p>
+      <w:pPr>
+        <w:rPr>
+          <w:rFonts w:ascii="Arial" w:hAnsi="Arial" w:cs="Arial"/>
+        </w:rPr>
+      </w:pPr>
+    </w:p>
+    <w:p>
+      <w:pPr>
+        <w:rPr>
+          <w:rFonts w:ascii="Arial" w:hAnsi="Arial" w:cs="Arial"/>
+        </w:rPr>
+      </w:pPr>
+    </w:p>
+    <w:p>
+      <w:pPr>
+        <w:rPr>
+          <w:rFonts w:ascii="Arial" w:hAnsi="Arial" w:cs="Arial"/>
+        </w:rPr>
+      </w:pPr>
+    </w:p>
+    <w:p>
+      <w:pPr>
+        <w:rPr>
+          <w:rFonts w:ascii="Arial" w:hAnsi="Arial" w:cs="Arial"/>
+        </w:rPr>
+      </w:pPr>
+    </w:p>
+    <w:p>
+      <w:pPr>
+        <w:rPr>
+          <w:rFonts w:ascii="Arial" w:hAnsi="Arial" w:cs="Arial"/>
+        </w:rPr>
+      </w:pPr>
+    </w:p>
+    <w:p>
+      <w:pPr>
+        <w:rPr>
+          <w:rFonts w:ascii="Arial" w:hAnsi="Arial" w:cs="Arial"/>
+        </w:rPr>
+      </w:pPr>
     </w:p>
     <w:p>
       <w:pPr>
@@ -1705,24 +1712,21 @@
         <w:t>PALABRAS CLAVE</w:t>
       </w:r>
       <w:bookmarkEnd w:id="1"/>
-    </w:p>
-    <w:p>
-      <w:pPr>
-        <w:rPr>
-          <w:rFonts w:ascii="Arial" w:hAnsi="Arial" w:cs="Arial"/>
-        </w:rPr>
-      </w:pPr>
-      <w:r>
-        <w:rPr>
-          <w:rFonts w:ascii="Arial" w:hAnsi="Arial" w:cs="Arial"/>
-        </w:rPr>
-        <w:t>Entre 4 y 6 palabras clave.</w:t>
-      </w:r>
     </w:p>
     <w:tbl>
       <w:tblPr>
         <w:tblStyle w:val="Tablaconcuadrcula"/>
+        <w:tblpPr w:leftFromText="141" w:rightFromText="141" w:vertAnchor="text" w:tblpY="1"/>
+        <w:tblOverlap w:val="never"/>
         <w:tblW w:w="0" w:type="auto"/>
+        <w:tblBorders>
+          <w:top w:val="none" w:sz="0" w:space="0" w:color="auto"/>
+          <w:left w:val="none" w:sz="0" w:space="0" w:color="auto"/>
+          <w:bottom w:val="none" w:sz="0" w:space="0" w:color="auto"/>
+          <w:right w:val="none" w:sz="0" w:space="0" w:color="auto"/>
+          <w:insideH w:val="none" w:sz="0" w:space="0" w:color="auto"/>
+          <w:insideV w:val="none" w:sz="0" w:space="0" w:color="auto"/>
+        </w:tblBorders>
         <w:tblLook w:val="04A0" w:firstRow="1" w:lastRow="0" w:firstColumn="1" w:lastColumn="0" w:noHBand="0" w:noVBand="1"/>
       </w:tblPr>
       <w:tblGrid>
@@ -1755,12 +1759,6 @@
                 <w:rFonts w:ascii="Arial" w:hAnsi="Arial" w:cs="Arial"/>
               </w:rPr>
             </w:pPr>
-            <w:r>
-              <w:rPr>
-                <w:rFonts w:ascii="Arial" w:hAnsi="Arial" w:cs="Arial"/>
-              </w:rPr>
-              <w:t>Plataforma web</w:t>
-            </w:r>
           </w:p>
           <w:p>
             <w:pPr>
@@ -1772,7 +1770,7 @@
               <w:rPr>
                 <w:rFonts w:ascii="Arial" w:hAnsi="Arial" w:cs="Arial"/>
               </w:rPr>
-              <w:t>EdTech (tecnología educativa)</w:t>
+              <w:t>Plataforma web</w:t>
             </w:r>
           </w:p>
           <w:p>
@@ -1781,12 +1779,6 @@
                 <w:rFonts w:ascii="Arial" w:hAnsi="Arial" w:cs="Arial"/>
               </w:rPr>
             </w:pPr>
-            <w:r>
-              <w:rPr>
-                <w:rFonts w:ascii="Arial" w:hAnsi="Arial" w:cs="Arial"/>
-              </w:rPr>
-              <w:t>Analítica de datos</w:t>
-            </w:r>
           </w:p>
           <w:p>
             <w:pPr>
@@ -1798,8 +1790,55 @@
               <w:rPr>
                 <w:rFonts w:ascii="Arial" w:hAnsi="Arial" w:cs="Arial"/>
               </w:rPr>
+              <w:t>EdTech (tecnología educativa)</w:t>
+            </w:r>
+          </w:p>
+          <w:p>
+            <w:pPr>
+              <w:rPr>
+                <w:rFonts w:ascii="Arial" w:hAnsi="Arial" w:cs="Arial"/>
+              </w:rPr>
+            </w:pPr>
+          </w:p>
+          <w:p>
+            <w:pPr>
+              <w:rPr>
+                <w:rFonts w:ascii="Arial" w:hAnsi="Arial" w:cs="Arial"/>
+              </w:rPr>
+            </w:pPr>
+            <w:r>
+              <w:rPr>
+                <w:rFonts w:ascii="Arial" w:hAnsi="Arial" w:cs="Arial"/>
+              </w:rPr>
+              <w:t>Analítica de datos</w:t>
+            </w:r>
+          </w:p>
+          <w:p>
+            <w:pPr>
+              <w:rPr>
+                <w:rFonts w:ascii="Arial" w:hAnsi="Arial" w:cs="Arial"/>
+              </w:rPr>
+            </w:pPr>
+          </w:p>
+          <w:p>
+            <w:pPr>
+              <w:rPr>
+                <w:rFonts w:ascii="Arial" w:hAnsi="Arial" w:cs="Arial"/>
+              </w:rPr>
+            </w:pPr>
+            <w:r>
+              <w:rPr>
+                <w:rFonts w:ascii="Arial" w:hAnsi="Arial" w:cs="Arial"/>
+              </w:rPr>
               <w:t>Software como servicio (SaaS)</w:t>
             </w:r>
+          </w:p>
+          <w:p>
+            <w:pPr>
+              <w:rPr>
+                <w:rFonts w:ascii="Arial" w:hAnsi="Arial" w:cs="Arial"/>
+              </w:rPr>
+            </w:pPr>
           </w:p>
           <w:p>
             <w:pPr>
@@ -1823,6 +1862,12 @@
           <w:rFonts w:ascii="Arial" w:hAnsi="Arial" w:cs="Arial"/>
         </w:rPr>
       </w:pPr>
+      <w:r>
+        <w:rPr>
+          <w:rFonts w:ascii="Arial" w:hAnsi="Arial" w:cs="Arial"/>
+        </w:rPr>
+        <w:br w:type="textWrapping" w:clear="all"/>
+      </w:r>
     </w:p>
     <w:p>
       <w:pPr>
@@ -1892,6 +1937,7 @@
         <w:rPr>
           <w:rFonts w:ascii="Arial" w:hAnsi="Arial" w:cs="Arial"/>
         </w:rPr>
+        <w:lastRenderedPageBreak/>
         <w:t>Esta fragmentación genera divers</w:t>
       </w:r>
       <w:r>
@@ -2250,6 +2296,7 @@
         <w:rPr>
           <w:rFonts w:ascii="Arial" w:hAnsi="Arial" w:cs="Arial"/>
         </w:rPr>
+        <w:lastRenderedPageBreak/>
         <w:t>Este tipo de opositor necesita herramientas que integren tanto el seguimiento académico como el físico, algo que actualmente no está cubierto de manera conjunta por las soluciones existentes.</w:t>
       </w:r>
     </w:p>
@@ -2299,16 +2346,6 @@
         </w:rPr>
         <w:t xml:space="preserve"> </w:t>
       </w:r>
-      <w:r>
-        <w:rPr>
-          <w:rFonts w:ascii="Arial" w:hAnsi="Arial" w:cs="Arial"/>
-          <w:b/>
-          <w:bCs/>
-          <w:color w:val="EE0000"/>
-          <w:highlight w:val="yellow"/>
-        </w:rPr>
-        <w:t>REVISAR</w:t>
-      </w:r>
     </w:p>
     <w:p>
       <w:pPr>
@@ -2323,7 +2360,6 @@
         <w:rPr>
           <w:rFonts w:ascii="Arial" w:hAnsi="Arial" w:cs="Arial"/>
         </w:rPr>
-        <w:lastRenderedPageBreak/>
         <w:t>El usuario accede a la aplicación para:</w:t>
       </w:r>
     </w:p>
@@ -2448,16 +2484,6 @@
         </w:rPr>
         <w:t xml:space="preserve"> </w:t>
       </w:r>
-      <w:r>
-        <w:rPr>
-          <w:rFonts w:ascii="Arial" w:hAnsi="Arial" w:cs="Arial"/>
-          <w:b/>
-          <w:bCs/>
-          <w:color w:val="EE0000"/>
-          <w:highlight w:val="yellow"/>
-        </w:rPr>
-        <w:t>REVISAR</w:t>
-      </w:r>
     </w:p>
     <w:p>
       <w:pPr>
@@ -2579,216 +2605,10 @@
         <w:t>En fases futuras, la solución será escalable a otros tipos de oposiciones, ampliando así su alcance y mercado potencial.</w:t>
       </w:r>
     </w:p>
-    <w:p>
-      <w:pPr>
-        <w:rPr>
-          <w:rFonts w:ascii="Arial" w:hAnsi="Arial" w:cs="Arial"/>
-          <w:sz w:val="16"/>
-          <w:szCs w:val="16"/>
-        </w:rPr>
-      </w:pPr>
-      <w:r>
-        <w:rPr>
-          <w:rFonts w:ascii="Arial" w:hAnsi="Arial" w:cs="Arial"/>
-          <w:i/>
-          <w:iCs/>
-          <w:highlight w:val="yellow"/>
-        </w:rPr>
-        <w:t>MATEO:</w:t>
-      </w:r>
-      <w:r>
-        <w:rPr>
-          <w:rFonts w:ascii="Arial" w:hAnsi="Arial" w:cs="Arial"/>
-          <w:i/>
-          <w:iCs/>
-        </w:rPr>
-        <w:br/>
-      </w:r>
-      <w:r>
-        <w:rPr>
-          <w:rFonts w:ascii="Arial" w:hAnsi="Arial" w:cs="Arial"/>
-          <w:sz w:val="16"/>
-          <w:szCs w:val="16"/>
-        </w:rPr>
-        <w:t xml:space="preserve">Por lo que veo está muy bien. Sí que sugeriría, por poner una funcionalidad que seguramente no os cueste mucho si al final ponéis IA como veo, </w:t>
-      </w:r>
-      <w:proofErr w:type="gramStart"/>
-      <w:r>
-        <w:rPr>
-          <w:rFonts w:ascii="Arial" w:hAnsi="Arial" w:cs="Arial"/>
-          <w:sz w:val="16"/>
-          <w:szCs w:val="16"/>
-        </w:rPr>
-        <w:t>pero</w:t>
-      </w:r>
-      <w:proofErr w:type="gramEnd"/>
-      <w:r>
-        <w:rPr>
-          <w:rFonts w:ascii="Arial" w:hAnsi="Arial" w:cs="Arial"/>
-          <w:sz w:val="16"/>
-          <w:szCs w:val="16"/>
-        </w:rPr>
-        <w:t xml:space="preserve"> aunque sea algo simple es de agradecer para un usuario, y además rellena un poco la pantalla del usuario sin academia, es añadir otro cuadrito en la pantalla principal que os ponga un micro resumen, hecho por IA, de un tema aleatorio, o que no se haya repasado en días/semanas. Algo al estilo </w:t>
-      </w:r>
-    </w:p>
-    <w:p>
-      <w:pPr>
-        <w:rPr>
-          <w:rFonts w:ascii="Arial" w:hAnsi="Arial" w:cs="Arial"/>
-          <w:sz w:val="16"/>
-          <w:szCs w:val="16"/>
-        </w:rPr>
-      </w:pPr>
-      <w:r>
-        <w:rPr>
-          <w:rFonts w:ascii="Arial" w:hAnsi="Arial" w:cs="Arial"/>
-          <w:sz w:val="16"/>
-          <w:szCs w:val="16"/>
-        </w:rPr>
-        <w:t xml:space="preserve">RECUERDA:  </w:t>
-      </w:r>
-    </w:p>
-    <w:p>
-      <w:pPr>
-        <w:rPr>
-          <w:rFonts w:ascii="Arial" w:hAnsi="Arial" w:cs="Arial"/>
-          <w:sz w:val="16"/>
-          <w:szCs w:val="16"/>
-        </w:rPr>
-      </w:pPr>
-      <w:r>
-        <w:rPr>
-          <w:rFonts w:ascii="Arial" w:hAnsi="Arial" w:cs="Arial"/>
-          <w:sz w:val="16"/>
-          <w:szCs w:val="16"/>
-        </w:rPr>
-        <w:t>Tema 1 "Adquisición del Lenguaje</w:t>
-      </w:r>
-    </w:p>
-    <w:p>
-      <w:pPr>
-        <w:rPr>
-          <w:rFonts w:ascii="Arial" w:hAnsi="Arial" w:cs="Arial"/>
-          <w:sz w:val="16"/>
-          <w:szCs w:val="16"/>
-        </w:rPr>
-      </w:pPr>
-      <w:r>
-        <w:rPr>
-          <w:rFonts w:ascii="Arial" w:hAnsi="Arial" w:cs="Arial"/>
-          <w:sz w:val="16"/>
-          <w:szCs w:val="16"/>
-        </w:rPr>
-        <w:t>Teoría de Noam Chomsky</w:t>
-      </w:r>
-    </w:p>
-    <w:p>
-      <w:pPr>
-        <w:rPr>
-          <w:rFonts w:ascii="Arial" w:hAnsi="Arial" w:cs="Arial"/>
-          <w:sz w:val="16"/>
-          <w:szCs w:val="16"/>
-        </w:rPr>
-      </w:pPr>
-      <w:r>
-        <w:rPr>
-          <w:rFonts w:ascii="Arial" w:hAnsi="Arial" w:cs="Arial"/>
-          <w:sz w:val="16"/>
-          <w:szCs w:val="16"/>
-        </w:rPr>
-        <w:t xml:space="preserve">Hay 3 </w:t>
-      </w:r>
-      <w:proofErr w:type="spellStart"/>
-      <w:r>
-        <w:rPr>
-          <w:rFonts w:ascii="Arial" w:hAnsi="Arial" w:cs="Arial"/>
-          <w:sz w:val="16"/>
-          <w:szCs w:val="16"/>
-        </w:rPr>
-        <w:t>Estapas</w:t>
-      </w:r>
-      <w:proofErr w:type="spellEnd"/>
-      <w:r>
-        <w:rPr>
-          <w:rFonts w:ascii="Arial" w:hAnsi="Arial" w:cs="Arial"/>
-          <w:sz w:val="16"/>
-          <w:szCs w:val="16"/>
-        </w:rPr>
-        <w:t xml:space="preserve"> según la edad</w:t>
-      </w:r>
-    </w:p>
-    <w:p>
-      <w:pPr>
-        <w:rPr>
-          <w:rFonts w:ascii="Arial" w:hAnsi="Arial" w:cs="Arial"/>
-          <w:sz w:val="16"/>
-          <w:szCs w:val="16"/>
-        </w:rPr>
-      </w:pPr>
-      <w:proofErr w:type="spellStart"/>
-      <w:r>
-        <w:rPr>
-          <w:rFonts w:ascii="Arial" w:hAnsi="Arial" w:cs="Arial"/>
-          <w:sz w:val="16"/>
-          <w:szCs w:val="16"/>
-        </w:rPr>
-        <w:t>Blabla</w:t>
-      </w:r>
-      <w:proofErr w:type="spellEnd"/>
-    </w:p>
-    <w:p>
-      <w:pPr>
-        <w:rPr>
-          <w:rFonts w:ascii="Arial" w:hAnsi="Arial" w:cs="Arial"/>
-          <w:sz w:val="16"/>
-          <w:szCs w:val="16"/>
-        </w:rPr>
-      </w:pPr>
-      <w:r>
-        <w:rPr>
-          <w:rFonts w:ascii="Arial" w:hAnsi="Arial" w:cs="Arial"/>
-          <w:sz w:val="16"/>
-          <w:szCs w:val="16"/>
-        </w:rPr>
-        <w:t xml:space="preserve">Como digo, es solo una sugerencia, pero yo como opositor, como no siempre estaré mirando flashcards repasando porque igual solo entro para ver los apuntes de un tema en concreto, ver en el </w:t>
-      </w:r>
-      <w:proofErr w:type="spellStart"/>
-      <w:r>
-        <w:rPr>
-          <w:rFonts w:ascii="Arial" w:hAnsi="Arial" w:cs="Arial"/>
-          <w:sz w:val="16"/>
-          <w:szCs w:val="16"/>
-        </w:rPr>
-        <w:t>Dashboard</w:t>
-      </w:r>
-      <w:proofErr w:type="spellEnd"/>
-      <w:r>
-        <w:rPr>
-          <w:rFonts w:ascii="Arial" w:hAnsi="Arial" w:cs="Arial"/>
-          <w:sz w:val="16"/>
-          <w:szCs w:val="16"/>
-        </w:rPr>
-        <w:t xml:space="preserve"> 3 o 4 líneas de un tema, ya me ayuda a repasar la estructura de un tema y asentarla </w:t>
-      </w:r>
-      <w:proofErr w:type="spellStart"/>
-      <w:r>
-        <w:rPr>
-          <w:rFonts w:ascii="Arial" w:hAnsi="Arial" w:cs="Arial"/>
-          <w:sz w:val="16"/>
-          <w:szCs w:val="16"/>
-        </w:rPr>
-        <w:t>poquíto</w:t>
-      </w:r>
-      <w:proofErr w:type="spellEnd"/>
-      <w:r>
-        <w:rPr>
-          <w:rFonts w:ascii="Arial" w:hAnsi="Arial" w:cs="Arial"/>
-          <w:sz w:val="16"/>
-          <w:szCs w:val="16"/>
-        </w:rPr>
-        <w:t xml:space="preserve"> a poquito.</w:t>
-      </w:r>
-    </w:p>
+    <w:p/>
+    <w:p/>
+    <w:p/>
+    <w:p/>
     <w:p/>
     <w:p>
       <w:pPr>
@@ -3045,25 +2865,6 @@
           <w:rFonts w:ascii="Arial" w:hAnsi="Arial" w:cs="Arial"/>
         </w:rPr>
         <w:t xml:space="preserve"> </w:t>
-      </w:r>
-      <w:r>
-        <w:rPr>
-          <w:rFonts w:ascii="Arial" w:hAnsi="Arial" w:cs="Arial"/>
-          <w:b/>
-          <w:bCs/>
-          <w:color w:val="EE0000"/>
-          <w:highlight w:val="yellow"/>
-        </w:rPr>
-        <w:t>REVISAR</w:t>
-      </w:r>
-      <w:r>
-        <w:rPr>
-          <w:rFonts w:ascii="Arial" w:hAnsi="Arial" w:cs="Arial"/>
-          <w:b/>
-          <w:bCs/>
-          <w:color w:val="EE0000"/>
-        </w:rPr>
-        <w:t xml:space="preserve"> Y ENLACES</w:t>
       </w:r>
     </w:p>
     <w:p>
@@ -3246,497 +3047,11 @@
         <w:jc w:val="both"/>
         <w:rPr>
           <w:rFonts w:ascii="Arial" w:hAnsi="Arial" w:cs="Arial"/>
-        </w:rPr>
-      </w:pPr>
-    </w:p>
-    <w:p>
-      <w:pPr>
-        <w:spacing w:line="360" w:lineRule="auto"/>
-        <w:jc w:val="both"/>
-        <w:rPr>
-          <w:rFonts w:ascii="Arial" w:hAnsi="Arial" w:cs="Arial"/>
-        </w:rPr>
-      </w:pPr>
-      <w:r>
-        <w:rPr>
-          <w:rFonts w:ascii="Arial" w:hAnsi="Arial" w:cs="Arial"/>
-          <w:highlight w:val="yellow"/>
-        </w:rPr>
-        <w:t xml:space="preserve">Extra de la </w:t>
-      </w:r>
-      <w:proofErr w:type="spellStart"/>
-      <w:r>
-        <w:rPr>
-          <w:rFonts w:ascii="Arial" w:hAnsi="Arial" w:cs="Arial"/>
-          <w:highlight w:val="yellow"/>
-        </w:rPr>
-        <w:t>chati</w:t>
-      </w:r>
-      <w:proofErr w:type="spellEnd"/>
-      <w:r>
-        <w:rPr>
-          <w:rFonts w:ascii="Arial" w:hAnsi="Arial" w:cs="Arial"/>
-          <w:highlight w:val="yellow"/>
-        </w:rPr>
-        <w:t>:</w:t>
-      </w:r>
-    </w:p>
-    <w:p>
-      <w:pPr>
-        <w:spacing w:line="360" w:lineRule="auto"/>
-        <w:jc w:val="both"/>
-        <w:rPr>
-          <w:rFonts w:ascii="Arial" w:hAnsi="Arial" w:cs="Arial"/>
           <w:b/>
           <w:bCs/>
-        </w:rPr>
-      </w:pPr>
-      <w:r>
-        <w:rPr>
-          <w:rFonts w:ascii="Arial" w:hAnsi="Arial" w:cs="Arial"/>
-        </w:rPr>
-        <w:br/>
-      </w:r>
-      <w:r>
-        <w:rPr>
-          <w:rFonts w:ascii="Segoe UI Emoji" w:hAnsi="Segoe UI Emoji" w:cs="Segoe UI Emoji"/>
-          <w:b/>
-          <w:bCs/>
-        </w:rPr>
-        <w:t>🟢</w:t>
-      </w:r>
-      <w:r>
-        <w:rPr>
-          <w:rFonts w:ascii="Arial" w:hAnsi="Arial" w:cs="Arial"/>
-          <w:b/>
-          <w:bCs/>
-        </w:rPr>
-        <w:t xml:space="preserve"> Fortalezas</w:t>
-      </w:r>
-    </w:p>
-    <w:p>
-      <w:pPr>
-        <w:numPr>
-          <w:ilvl w:val="0"/>
-          <w:numId w:val="12"/>
-        </w:numPr>
-        <w:spacing w:line="360" w:lineRule="auto"/>
-        <w:jc w:val="both"/>
-        <w:rPr>
-          <w:rFonts w:ascii="Arial" w:hAnsi="Arial" w:cs="Arial"/>
-        </w:rPr>
-      </w:pPr>
-      <w:r>
-        <w:rPr>
-          <w:rFonts w:ascii="Arial" w:hAnsi="Arial" w:cs="Arial"/>
-        </w:rPr>
-        <w:t xml:space="preserve">Plataforma unificada que integra múltiples funcionalidades. </w:t>
-      </w:r>
-    </w:p>
-    <w:p>
-      <w:pPr>
-        <w:numPr>
-          <w:ilvl w:val="0"/>
-          <w:numId w:val="12"/>
-        </w:numPr>
-        <w:spacing w:line="360" w:lineRule="auto"/>
-        <w:jc w:val="both"/>
-        <w:rPr>
-          <w:rFonts w:ascii="Arial" w:hAnsi="Arial" w:cs="Arial"/>
-        </w:rPr>
-      </w:pPr>
-      <w:r>
-        <w:rPr>
-          <w:rFonts w:ascii="Arial" w:hAnsi="Arial" w:cs="Arial"/>
-        </w:rPr>
-        <w:t xml:space="preserve">Enfoque dual: opositor individual + academias. </w:t>
-      </w:r>
-    </w:p>
-    <w:p>
-      <w:pPr>
-        <w:numPr>
-          <w:ilvl w:val="0"/>
-          <w:numId w:val="12"/>
-        </w:numPr>
-        <w:spacing w:line="360" w:lineRule="auto"/>
-        <w:jc w:val="both"/>
-        <w:rPr>
-          <w:rFonts w:ascii="Arial" w:hAnsi="Arial" w:cs="Arial"/>
-        </w:rPr>
-      </w:pPr>
-      <w:r>
-        <w:rPr>
-          <w:rFonts w:ascii="Arial" w:hAnsi="Arial" w:cs="Arial"/>
-        </w:rPr>
-        <w:t xml:space="preserve">Posibilidad de personalización para empresas (academias). </w:t>
-      </w:r>
-    </w:p>
-    <w:p>
-      <w:pPr>
-        <w:numPr>
-          <w:ilvl w:val="0"/>
-          <w:numId w:val="12"/>
-        </w:numPr>
-        <w:spacing w:line="360" w:lineRule="auto"/>
-        <w:jc w:val="both"/>
-        <w:rPr>
-          <w:rFonts w:ascii="Arial" w:hAnsi="Arial" w:cs="Arial"/>
-        </w:rPr>
-      </w:pPr>
-      <w:r>
-        <w:rPr>
-          <w:rFonts w:ascii="Arial" w:hAnsi="Arial" w:cs="Arial"/>
-        </w:rPr>
-        <w:t xml:space="preserve">Escalabilidad a diferentes tipos de oposiciones. </w:t>
-      </w:r>
-    </w:p>
-    <w:p>
-      <w:pPr>
-        <w:numPr>
-          <w:ilvl w:val="0"/>
-          <w:numId w:val="12"/>
-        </w:numPr>
-        <w:spacing w:line="360" w:lineRule="auto"/>
-        <w:jc w:val="both"/>
-        <w:rPr>
-          <w:rFonts w:ascii="Arial" w:hAnsi="Arial" w:cs="Arial"/>
-        </w:rPr>
-      </w:pPr>
-      <w:r>
-        <w:rPr>
-          <w:rFonts w:ascii="Arial" w:hAnsi="Arial" w:cs="Arial"/>
-        </w:rPr>
-        <w:t xml:space="preserve">Incorporación potencial de IA. </w:t>
-      </w:r>
-    </w:p>
-    <w:p>
-      <w:pPr>
-        <w:spacing w:line="360" w:lineRule="auto"/>
-        <w:jc w:val="both"/>
-        <w:rPr>
-          <w:rFonts w:ascii="Arial" w:hAnsi="Arial" w:cs="Arial"/>
-          <w:b/>
-          <w:bCs/>
-        </w:rPr>
-      </w:pPr>
-      <w:r>
-        <w:rPr>
-          <w:rFonts w:ascii="Segoe UI Emoji" w:hAnsi="Segoe UI Emoji" w:cs="Segoe UI Emoji"/>
-          <w:b/>
-          <w:bCs/>
-        </w:rPr>
-        <w:t>🔴</w:t>
-      </w:r>
-      <w:r>
-        <w:rPr>
-          <w:rFonts w:ascii="Arial" w:hAnsi="Arial" w:cs="Arial"/>
-          <w:b/>
-          <w:bCs/>
-        </w:rPr>
-        <w:t xml:space="preserve"> Debilidades</w:t>
-      </w:r>
-    </w:p>
-    <w:p>
-      <w:pPr>
-        <w:numPr>
-          <w:ilvl w:val="0"/>
-          <w:numId w:val="13"/>
-        </w:numPr>
-        <w:spacing w:line="360" w:lineRule="auto"/>
-        <w:jc w:val="both"/>
-        <w:rPr>
-          <w:rFonts w:ascii="Arial" w:hAnsi="Arial" w:cs="Arial"/>
-        </w:rPr>
-      </w:pPr>
-      <w:r>
-        <w:rPr>
-          <w:rFonts w:ascii="Arial" w:hAnsi="Arial" w:cs="Arial"/>
-        </w:rPr>
-        <w:t xml:space="preserve">Complejidad de desarrollo (muchas funcionalidades). </w:t>
-      </w:r>
-    </w:p>
-    <w:p>
-      <w:pPr>
-        <w:numPr>
-          <w:ilvl w:val="0"/>
-          <w:numId w:val="13"/>
-        </w:numPr>
-        <w:spacing w:line="360" w:lineRule="auto"/>
-        <w:jc w:val="both"/>
-        <w:rPr>
-          <w:rFonts w:ascii="Arial" w:hAnsi="Arial" w:cs="Arial"/>
-        </w:rPr>
-      </w:pPr>
-      <w:r>
-        <w:rPr>
-          <w:rFonts w:ascii="Arial" w:hAnsi="Arial" w:cs="Arial"/>
-        </w:rPr>
-        <w:lastRenderedPageBreak/>
-        <w:t xml:space="preserve">Dependencia inicial de adopción por parte de academias. </w:t>
-      </w:r>
-    </w:p>
-    <w:p>
-      <w:pPr>
-        <w:numPr>
-          <w:ilvl w:val="0"/>
-          <w:numId w:val="13"/>
-        </w:numPr>
-        <w:spacing w:line="360" w:lineRule="auto"/>
-        <w:jc w:val="both"/>
-        <w:rPr>
-          <w:rFonts w:ascii="Arial" w:hAnsi="Arial" w:cs="Arial"/>
-        </w:rPr>
-      </w:pPr>
-      <w:r>
-        <w:rPr>
-          <w:rFonts w:ascii="Arial" w:hAnsi="Arial" w:cs="Arial"/>
-        </w:rPr>
-        <w:t xml:space="preserve">Implementación limitada de IA en fase inicial. </w:t>
-      </w:r>
-    </w:p>
-    <w:p>
-      <w:pPr>
-        <w:numPr>
-          <w:ilvl w:val="0"/>
-          <w:numId w:val="13"/>
-        </w:numPr>
-        <w:spacing w:line="360" w:lineRule="auto"/>
-        <w:jc w:val="both"/>
-        <w:rPr>
-          <w:rFonts w:ascii="Arial" w:hAnsi="Arial" w:cs="Arial"/>
-        </w:rPr>
-      </w:pPr>
-      <w:r>
-        <w:rPr>
-          <w:rFonts w:ascii="Arial" w:hAnsi="Arial" w:cs="Arial"/>
-        </w:rPr>
-        <w:t xml:space="preserve">Necesidad de almacenamiento y gestión de datos eficiente. </w:t>
-      </w:r>
-    </w:p>
-    <w:p>
-      <w:pPr>
-        <w:spacing w:line="360" w:lineRule="auto"/>
-        <w:jc w:val="both"/>
-        <w:rPr>
-          <w:rFonts w:ascii="Arial" w:hAnsi="Arial" w:cs="Arial"/>
-          <w:b/>
-          <w:bCs/>
-        </w:rPr>
-      </w:pPr>
-      <w:r>
-        <w:rPr>
-          <w:rFonts w:ascii="Segoe UI Emoji" w:hAnsi="Segoe UI Emoji" w:cs="Segoe UI Emoji"/>
-          <w:b/>
-          <w:bCs/>
-        </w:rPr>
-        <w:t>🟡</w:t>
-      </w:r>
-      <w:r>
-        <w:rPr>
-          <w:rFonts w:ascii="Arial" w:hAnsi="Arial" w:cs="Arial"/>
-          <w:b/>
-          <w:bCs/>
-        </w:rPr>
-        <w:t xml:space="preserve"> Oportunidades</w:t>
-      </w:r>
-    </w:p>
-    <w:p>
-      <w:pPr>
-        <w:numPr>
-          <w:ilvl w:val="0"/>
-          <w:numId w:val="14"/>
-        </w:numPr>
-        <w:spacing w:line="360" w:lineRule="auto"/>
-        <w:jc w:val="both"/>
-        <w:rPr>
-          <w:rFonts w:ascii="Arial" w:hAnsi="Arial" w:cs="Arial"/>
-        </w:rPr>
-      </w:pPr>
-      <w:r>
-        <w:rPr>
-          <w:rFonts w:ascii="Arial" w:hAnsi="Arial" w:cs="Arial"/>
-        </w:rPr>
-        <w:t xml:space="preserve">Crecimiento del sector EdTech. </w:t>
-      </w:r>
-    </w:p>
-    <w:p>
-      <w:pPr>
-        <w:numPr>
-          <w:ilvl w:val="0"/>
-          <w:numId w:val="14"/>
-        </w:numPr>
-        <w:spacing w:line="360" w:lineRule="auto"/>
-        <w:jc w:val="both"/>
-        <w:rPr>
-          <w:rFonts w:ascii="Arial" w:hAnsi="Arial" w:cs="Arial"/>
-        </w:rPr>
-      </w:pPr>
-      <w:r>
-        <w:rPr>
-          <w:rFonts w:ascii="Arial" w:hAnsi="Arial" w:cs="Arial"/>
-        </w:rPr>
-        <w:t xml:space="preserve">Aumento de opositores en España. </w:t>
-      </w:r>
-    </w:p>
-    <w:p>
-      <w:pPr>
-        <w:numPr>
-          <w:ilvl w:val="0"/>
-          <w:numId w:val="14"/>
-        </w:numPr>
-        <w:spacing w:line="360" w:lineRule="auto"/>
-        <w:jc w:val="both"/>
-        <w:rPr>
-          <w:rFonts w:ascii="Arial" w:hAnsi="Arial" w:cs="Arial"/>
-        </w:rPr>
-      </w:pPr>
-      <w:r>
-        <w:rPr>
-          <w:rFonts w:ascii="Arial" w:hAnsi="Arial" w:cs="Arial"/>
-        </w:rPr>
-        <w:t xml:space="preserve">Digitalización de academias tradicionales. </w:t>
-      </w:r>
-    </w:p>
-    <w:p>
-      <w:pPr>
-        <w:numPr>
-          <w:ilvl w:val="0"/>
-          <w:numId w:val="14"/>
-        </w:numPr>
-        <w:spacing w:line="360" w:lineRule="auto"/>
-        <w:jc w:val="both"/>
-        <w:rPr>
-          <w:rFonts w:ascii="Arial" w:hAnsi="Arial" w:cs="Arial"/>
-        </w:rPr>
-      </w:pPr>
-      <w:r>
-        <w:rPr>
-          <w:rFonts w:ascii="Arial" w:hAnsi="Arial" w:cs="Arial"/>
-        </w:rPr>
-        <w:t xml:space="preserve">Posibilidad de expansión a nivel nacional. </w:t>
-      </w:r>
-    </w:p>
-    <w:p>
-      <w:pPr>
-        <w:numPr>
-          <w:ilvl w:val="0"/>
-          <w:numId w:val="14"/>
-        </w:numPr>
-        <w:spacing w:line="360" w:lineRule="auto"/>
-        <w:jc w:val="both"/>
-        <w:rPr>
-          <w:rFonts w:ascii="Arial" w:hAnsi="Arial" w:cs="Arial"/>
-        </w:rPr>
-      </w:pPr>
-      <w:r>
-        <w:rPr>
-          <w:rFonts w:ascii="Arial" w:hAnsi="Arial" w:cs="Arial"/>
-        </w:rPr>
-        <w:t xml:space="preserve">Diferenciación frente a herramientas fragmentadas actuales. </w:t>
-      </w:r>
-    </w:p>
-    <w:p>
-      <w:pPr>
-        <w:spacing w:line="360" w:lineRule="auto"/>
-        <w:jc w:val="both"/>
-        <w:rPr>
-          <w:rFonts w:ascii="Arial" w:hAnsi="Arial" w:cs="Arial"/>
-          <w:b/>
-          <w:bCs/>
-        </w:rPr>
-      </w:pPr>
-      <w:r>
-        <w:rPr>
-          <w:rFonts w:ascii="Segoe UI Emoji" w:hAnsi="Segoe UI Emoji" w:cs="Segoe UI Emoji"/>
-          <w:b/>
-          <w:bCs/>
-        </w:rPr>
-        <w:t>⚫</w:t>
-      </w:r>
-      <w:r>
-        <w:rPr>
-          <w:rFonts w:ascii="Arial" w:hAnsi="Arial" w:cs="Arial"/>
-          <w:b/>
-          <w:bCs/>
-        </w:rPr>
-        <w:t xml:space="preserve"> Amenazas</w:t>
-      </w:r>
-    </w:p>
-    <w:p>
-      <w:pPr>
-        <w:numPr>
-          <w:ilvl w:val="0"/>
-          <w:numId w:val="15"/>
-        </w:numPr>
-        <w:spacing w:line="360" w:lineRule="auto"/>
-        <w:jc w:val="both"/>
-        <w:rPr>
-          <w:rFonts w:ascii="Arial" w:hAnsi="Arial" w:cs="Arial"/>
-        </w:rPr>
-      </w:pPr>
-      <w:r>
-        <w:rPr>
-          <w:rFonts w:ascii="Arial" w:hAnsi="Arial" w:cs="Arial"/>
-        </w:rPr>
-        <w:t xml:space="preserve">Competencia de plataformas ya consolidadas. </w:t>
-      </w:r>
-    </w:p>
-    <w:p>
-      <w:pPr>
-        <w:numPr>
-          <w:ilvl w:val="0"/>
-          <w:numId w:val="15"/>
-        </w:numPr>
-        <w:spacing w:line="360" w:lineRule="auto"/>
-        <w:jc w:val="both"/>
-        <w:rPr>
-          <w:rFonts w:ascii="Arial" w:hAnsi="Arial" w:cs="Arial"/>
-        </w:rPr>
-      </w:pPr>
-      <w:r>
-        <w:rPr>
-          <w:rFonts w:ascii="Arial" w:hAnsi="Arial" w:cs="Arial"/>
-        </w:rPr>
-        <w:t xml:space="preserve">Resistencia al cambio por parte de academias tradicionales. </w:t>
-      </w:r>
-    </w:p>
-    <w:p>
-      <w:pPr>
-        <w:numPr>
-          <w:ilvl w:val="0"/>
-          <w:numId w:val="15"/>
-        </w:numPr>
-        <w:spacing w:line="360" w:lineRule="auto"/>
-        <w:jc w:val="both"/>
-        <w:rPr>
-          <w:rFonts w:ascii="Arial" w:hAnsi="Arial" w:cs="Arial"/>
-        </w:rPr>
-      </w:pPr>
-      <w:r>
-        <w:rPr>
-          <w:rFonts w:ascii="Arial" w:hAnsi="Arial" w:cs="Arial"/>
-        </w:rPr>
-        <w:t xml:space="preserve">Aparición de nuevas aplicaciones especializadas. </w:t>
-      </w:r>
-    </w:p>
-    <w:p>
-      <w:pPr>
-        <w:numPr>
-          <w:ilvl w:val="0"/>
-          <w:numId w:val="15"/>
-        </w:numPr>
-        <w:spacing w:line="360" w:lineRule="auto"/>
-        <w:jc w:val="both"/>
-        <w:rPr>
-          <w:rFonts w:ascii="Arial" w:hAnsi="Arial" w:cs="Arial"/>
-        </w:rPr>
-      </w:pPr>
-      <w:r>
-        <w:rPr>
-          <w:rFonts w:ascii="Arial" w:hAnsi="Arial" w:cs="Arial"/>
-        </w:rPr>
-        <w:t xml:space="preserve">Costes de mantenimiento y escalabilidad tecnológica. </w:t>
-      </w:r>
+          <w:color w:val="215E99" w:themeColor="text2" w:themeTint="BF"/>
+        </w:rPr>
+      </w:pPr>
     </w:p>
     <w:p>
       <w:pPr>
@@ -3888,7 +3203,6 @@
         <w:rPr>
           <w:rFonts w:ascii="Arial" w:hAnsi="Arial" w:cs="Arial"/>
         </w:rPr>
-        <w:lastRenderedPageBreak/>
         <w:t>La propuesta de valor se basa en:</w:t>
       </w:r>
     </w:p>
@@ -3909,6 +3223,7 @@
         <w:rPr>
           <w:rFonts w:ascii="Arial" w:hAnsi="Arial" w:cs="Arial"/>
         </w:rPr>
+        <w:lastRenderedPageBreak/>
         <w:t>Centralización de recursos (apuntes, test, flashcards, métricas).</w:t>
       </w:r>
     </w:p>
@@ -4315,7 +3630,6 @@
         <w:rPr>
           <w:rFonts w:ascii="Arial" w:hAnsi="Arial" w:cs="Arial"/>
         </w:rPr>
-        <w:lastRenderedPageBreak/>
         <w:t>Relación continua con el cliente.</w:t>
       </w:r>
     </w:p>
@@ -4559,7 +3873,33 @@
         <w:rPr>
           <w:rFonts w:ascii="Arial" w:hAnsi="Arial" w:cs="Arial"/>
         </w:rPr>
-        <w:t>Tasa de conversión freemium → premium: porcentaje de usuarios gratuitos que pasan a pago.</w:t>
+        <w:t xml:space="preserve">Tasa de conversión </w:t>
+      </w:r>
+      <w:proofErr w:type="spellStart"/>
+      <w:r>
+        <w:rPr>
+          <w:rFonts w:ascii="Arial" w:hAnsi="Arial" w:cs="Arial"/>
+        </w:rPr>
+        <w:t>freemium</w:t>
+      </w:r>
+      <w:proofErr w:type="spellEnd"/>
+      <w:r>
+        <w:rPr>
+          <w:rFonts w:ascii="Arial" w:hAnsi="Arial" w:cs="Arial"/>
+        </w:rPr>
+        <w:t xml:space="preserve"> </w:t>
+      </w:r>
+      <w:r>
+        <w:rPr>
+          <w:rFonts w:ascii="Arial" w:hAnsi="Arial" w:cs="Arial"/>
+        </w:rPr>
+        <w:t>-&gt;</w:t>
+      </w:r>
+      <w:r>
+        <w:rPr>
+          <w:rFonts w:ascii="Arial" w:hAnsi="Arial" w:cs="Arial"/>
+        </w:rPr>
+        <w:t xml:space="preserve"> premium: porcentaje de usuarios gratuitos que pasan a pago.</w:t>
       </w:r>
     </w:p>
     <w:p>
@@ -4618,6 +3958,42 @@
         <w:jc w:val="both"/>
         <w:rPr>
           <w:rFonts w:ascii="Arial" w:hAnsi="Arial" w:cs="Arial"/>
+        </w:rPr>
+      </w:pPr>
+    </w:p>
+    <w:p>
+      <w:pPr>
+        <w:spacing w:line="360" w:lineRule="auto"/>
+        <w:jc w:val="both"/>
+        <w:rPr>
+          <w:rFonts w:ascii="Arial" w:hAnsi="Arial" w:cs="Arial"/>
+        </w:rPr>
+      </w:pPr>
+    </w:p>
+    <w:p>
+      <w:pPr>
+        <w:spacing w:line="360" w:lineRule="auto"/>
+        <w:jc w:val="both"/>
+        <w:rPr>
+          <w:rFonts w:ascii="Arial" w:hAnsi="Arial" w:cs="Arial"/>
+        </w:rPr>
+      </w:pPr>
+    </w:p>
+    <w:p>
+      <w:pPr>
+        <w:spacing w:line="360" w:lineRule="auto"/>
+        <w:jc w:val="both"/>
+        <w:rPr>
+          <w:rFonts w:ascii="Arial" w:hAnsi="Arial" w:cs="Arial"/>
+        </w:rPr>
+      </w:pPr>
+    </w:p>
+    <w:p>
+      <w:pPr>
+        <w:spacing w:line="360" w:lineRule="auto"/>
+        <w:jc w:val="both"/>
+        <w:rPr>
+          <w:rFonts w:ascii="Arial" w:hAnsi="Arial" w:cs="Arial"/>
           <w:b/>
           <w:bCs/>
           <w:color w:val="215E99" w:themeColor="text2" w:themeTint="BF"/>
@@ -4630,6 +4006,7 @@
           <w:bCs/>
           <w:color w:val="215E99" w:themeColor="text2" w:themeTint="BF"/>
         </w:rPr>
+        <w:lastRenderedPageBreak/>
         <w:t>Posicionamiento en el mercado</w:t>
       </w:r>
     </w:p>
@@ -4645,7 +4022,6 @@
         <w:rPr>
           <w:rFonts w:ascii="Arial" w:hAnsi="Arial" w:cs="Arial"/>
         </w:rPr>
-        <w:lastRenderedPageBreak/>
         <w:t>Actualmente, existen múltiples herramientas especializadas (test, memorización, organización), pero no una solución integral adaptada específicamente al mundo de las oposiciones.</w:t>
       </w:r>
     </w:p>
@@ -4776,143 +4152,6 @@
         <w:jc w:val="both"/>
         <w:rPr>
           <w:rFonts w:ascii="Arial" w:hAnsi="Arial" w:cs="Arial"/>
-          <w:i/>
-          <w:iCs/>
-        </w:rPr>
-      </w:pPr>
-      <w:r>
-        <w:rPr>
-          <w:rFonts w:ascii="Arial" w:hAnsi="Arial" w:cs="Arial"/>
-          <w:i/>
-          <w:iCs/>
-          <w:highlight w:val="yellow"/>
-        </w:rPr>
-        <w:t>MATEO:</w:t>
-      </w:r>
-    </w:p>
-    <w:p>
-      <w:pPr>
-        <w:spacing w:line="360" w:lineRule="auto"/>
-        <w:jc w:val="both"/>
-        <w:rPr>
-          <w:rFonts w:ascii="Arial" w:hAnsi="Arial" w:cs="Arial"/>
-          <w:sz w:val="20"/>
-          <w:szCs w:val="20"/>
-        </w:rPr>
-      </w:pPr>
-      <w:r>
-        <w:rPr>
-          <w:rFonts w:ascii="Arial" w:hAnsi="Arial" w:cs="Arial"/>
-          <w:sz w:val="20"/>
-          <w:szCs w:val="20"/>
-        </w:rPr>
-        <w:t xml:space="preserve">Esto se refiere a que debéis plasmar de manera teórica los conceptos que sea necesario para el proyecto. Por ejemplo, si para el trabajo usaréis </w:t>
-      </w:r>
-      <w:proofErr w:type="spellStart"/>
-      <w:r>
-        <w:rPr>
-          <w:rFonts w:ascii="Arial" w:hAnsi="Arial" w:cs="Arial"/>
-          <w:sz w:val="20"/>
-          <w:szCs w:val="20"/>
-        </w:rPr>
-        <w:t>APIs</w:t>
-      </w:r>
-      <w:proofErr w:type="spellEnd"/>
-      <w:r>
-        <w:rPr>
-          <w:rFonts w:ascii="Arial" w:hAnsi="Arial" w:cs="Arial"/>
-          <w:sz w:val="20"/>
-          <w:szCs w:val="20"/>
-        </w:rPr>
-        <w:t xml:space="preserve">, IA, bases de datos, explicadlos y poner por qué son relevantes, justificad por qué los usáis. En vuestro caso sería qué es el desarrollo web, </w:t>
-      </w:r>
-      <w:proofErr w:type="spellStart"/>
-      <w:r>
-        <w:rPr>
-          <w:rFonts w:ascii="Arial" w:hAnsi="Arial" w:cs="Arial"/>
-          <w:sz w:val="20"/>
-          <w:szCs w:val="20"/>
-        </w:rPr>
-        <w:t>front-end</w:t>
-      </w:r>
-      <w:proofErr w:type="spellEnd"/>
-      <w:r>
-        <w:rPr>
-          <w:rFonts w:ascii="Arial" w:hAnsi="Arial" w:cs="Arial"/>
-          <w:sz w:val="20"/>
-          <w:szCs w:val="20"/>
-        </w:rPr>
-        <w:t>, back-</w:t>
-      </w:r>
-      <w:proofErr w:type="spellStart"/>
-      <w:r>
-        <w:rPr>
-          <w:rFonts w:ascii="Arial" w:hAnsi="Arial" w:cs="Arial"/>
-          <w:sz w:val="20"/>
-          <w:szCs w:val="20"/>
-        </w:rPr>
-        <w:t>end</w:t>
-      </w:r>
-      <w:proofErr w:type="spellEnd"/>
-      <w:r>
-        <w:rPr>
-          <w:rFonts w:ascii="Arial" w:hAnsi="Arial" w:cs="Arial"/>
-          <w:sz w:val="20"/>
-          <w:szCs w:val="20"/>
-        </w:rPr>
-        <w:t xml:space="preserve">, IA, </w:t>
-      </w:r>
-      <w:proofErr w:type="spellStart"/>
-      <w:r>
-        <w:rPr>
-          <w:rFonts w:ascii="Arial" w:hAnsi="Arial" w:cs="Arial"/>
-          <w:sz w:val="20"/>
-          <w:szCs w:val="20"/>
-        </w:rPr>
-        <w:t>etc</w:t>
-      </w:r>
-      <w:proofErr w:type="spellEnd"/>
-    </w:p>
-    <w:p>
-      <w:pPr>
-        <w:spacing w:line="360" w:lineRule="auto"/>
-        <w:jc w:val="both"/>
-        <w:rPr>
-          <w:rFonts w:ascii="Arial" w:hAnsi="Arial" w:cs="Arial"/>
-          <w:sz w:val="20"/>
-          <w:szCs w:val="20"/>
-        </w:rPr>
-      </w:pPr>
-      <w:r>
-        <w:rPr>
-          <w:rFonts w:ascii="Arial" w:hAnsi="Arial" w:cs="Arial"/>
-          <w:sz w:val="20"/>
-          <w:szCs w:val="20"/>
-        </w:rPr>
-        <w:t xml:space="preserve"> Es donde demostráis que entendéis el tema a nivel técnico y académico. Podríais pensar que es tontería ya que si se desarrolla bien el trabajo se presupone que es porque entendéis el proyecto, pero pensad que igual uno de los que están en el tribunal no es profe de informática, si no de FOL/Empresa. Dicho profesor leerá el TFG y tendrá que entender qué hacéis y por qué lo hacéis.</w:t>
-      </w:r>
-    </w:p>
-    <w:p>
-      <w:pPr>
-        <w:spacing w:line="360" w:lineRule="auto"/>
-        <w:jc w:val="both"/>
-        <w:rPr>
-          <w:rFonts w:ascii="Arial" w:hAnsi="Arial" w:cs="Arial"/>
-        </w:rPr>
-      </w:pPr>
-      <w:r>
-        <w:rPr>
-          <w:rFonts w:ascii="Arial" w:hAnsi="Arial" w:cs="Arial"/>
-        </w:rPr>
-        <w:t>Para el desarrollo de la plataforma se han seleccionado tecnologías que combinan robustez, escalabilidad, facilidad de mantenimiento y compatibilidad con aplicaciones web modernas. La elección se ha realizado considerando tanto la fase alfa dirigida a opositores de bomberos de Madrid como la futura ampliación a otras oposiciones y academias.</w:t>
-      </w:r>
-    </w:p>
-    <w:p>
-      <w:pPr>
-        <w:spacing w:line="360" w:lineRule="auto"/>
-        <w:jc w:val="both"/>
-        <w:rPr>
-          <w:rFonts w:ascii="Arial" w:hAnsi="Arial" w:cs="Arial"/>
         </w:rPr>
       </w:pPr>
     </w:p>
@@ -4938,6 +4177,28 @@
         </w:rPr>
         <w:t>Backend: Spring Boot con Java</w:t>
       </w:r>
+      <w:r>
+        <w:rPr>
+          <w:rFonts w:ascii="Arial" w:hAnsi="Arial" w:cs="Arial"/>
+          <w:b/>
+          <w:bCs/>
+          <w:color w:val="215E99" w:themeColor="text2" w:themeTint="BF"/>
+          <w:u w:val="single"/>
+        </w:rPr>
+        <w:t xml:space="preserve"> y </w:t>
+      </w:r>
+      <w:proofErr w:type="spellStart"/>
+      <w:r>
+        <w:rPr>
+          <w:rFonts w:ascii="Arial" w:hAnsi="Arial" w:cs="Arial"/>
+          <w:b/>
+          <w:bCs/>
+          <w:color w:val="215E99" w:themeColor="text2" w:themeTint="BF"/>
+          <w:u w:val="single"/>
+        </w:rPr>
+        <w:t>Thymeleaf</w:t>
+      </w:r>
+      <w:proofErr w:type="spellEnd"/>
     </w:p>
     <w:p>
       <w:pPr>
@@ -4971,22 +4232,7 @@
         <w:rPr>
           <w:rFonts w:ascii="Arial" w:hAnsi="Arial" w:cs="Arial"/>
         </w:rPr>
-        <w:lastRenderedPageBreak/>
-        <w:t xml:space="preserve">Madurez y estabilidad: Spring </w:t>
-      </w:r>
-      <w:proofErr w:type="spellStart"/>
-      <w:r>
-        <w:rPr>
-          <w:rFonts w:ascii="Arial" w:hAnsi="Arial" w:cs="Arial"/>
-        </w:rPr>
-        <w:t>Boot</w:t>
-      </w:r>
-      <w:proofErr w:type="spellEnd"/>
-      <w:r>
-        <w:rPr>
-          <w:rFonts w:ascii="Arial" w:hAnsi="Arial" w:cs="Arial"/>
-        </w:rPr>
-        <w:t xml:space="preserve"> es un </w:t>
+        <w:t xml:space="preserve">Madurez y estabilidad: Spring Boot es un </w:t>
       </w:r>
       <w:proofErr w:type="spellStart"/>
       <w:r>
@@ -5125,7 +4371,8 @@
           <w:color w:val="215E99" w:themeColor="text2" w:themeTint="BF"/>
           <w:u w:val="single"/>
         </w:rPr>
-        <w:t>Front-end: HTML5, CSS3 y JavaScript</w:t>
+        <w:lastRenderedPageBreak/>
+        <w:t>Front-end: HTML, CSS y JavaScript</w:t>
       </w:r>
     </w:p>
     <w:p>
@@ -5160,7 +4407,7 @@
         <w:rPr>
           <w:rFonts w:ascii="Arial" w:hAnsi="Arial" w:cs="Arial"/>
         </w:rPr>
-        <w:t>Compatibilidad web: HTML5 y CSS3 garantizan que la aplicación sea accesible desde cualquier navegador moderno.</w:t>
+        <w:t>Compatibilidad web: HTML y CSS garantizan que la aplicación sea accesible desde cualquier navegador moderno.</w:t>
       </w:r>
     </w:p>
     <w:p>
@@ -5283,7 +4530,19 @@
         <w:rPr>
           <w:rFonts w:ascii="Arial" w:hAnsi="Arial" w:cs="Arial"/>
         </w:rPr>
-        <w:t>end debe ser intuitivo y rápido, permitiendo a los opositores y academias acceder a todas las funcionalidades sin necesidad de descargar software adicional.</w:t>
+        <w:t xml:space="preserve">end </w:t>
+      </w:r>
+      <w:r>
+        <w:rPr>
+          <w:rFonts w:ascii="Arial" w:hAnsi="Arial" w:cs="Arial"/>
+        </w:rPr>
+        <w:t>será</w:t>
+      </w:r>
+      <w:r>
+        <w:rPr>
+          <w:rFonts w:ascii="Arial" w:hAnsi="Arial" w:cs="Arial"/>
+        </w:rPr>
+        <w:t xml:space="preserve"> intuitivo y rápido, permitiendo a los opositores y academias acceder a todas las funcionalidades sin necesidad de descargar software adicional.</w:t>
       </w:r>
     </w:p>
     <w:p>
@@ -5315,7 +4574,7 @@
           <w:color w:val="215E99" w:themeColor="text2" w:themeTint="BF"/>
           <w:u w:val="single"/>
         </w:rPr>
-        <w:t>Base de datos: MySQL / PostgreSQL</w:t>
+        <w:t>Base de datos: MySQL</w:t>
       </w:r>
     </w:p>
     <w:p>
@@ -5350,7 +4609,6 @@
         <w:rPr>
           <w:rFonts w:ascii="Arial" w:hAnsi="Arial" w:cs="Arial"/>
         </w:rPr>
-        <w:lastRenderedPageBreak/>
         <w:t>Almacenamiento estructurado: Ideal para guardar usuarios, grupos, exámenes, flashcards y métricas de rendimiento.</w:t>
       </w:r>
     </w:p>
@@ -5424,6 +4682,33 @@
         <w:jc w:val="both"/>
         <w:rPr>
           <w:rFonts w:ascii="Arial" w:hAnsi="Arial" w:cs="Arial"/>
+        </w:rPr>
+      </w:pPr>
+    </w:p>
+    <w:p>
+      <w:pPr>
+        <w:spacing w:line="360" w:lineRule="auto"/>
+        <w:jc w:val="both"/>
+        <w:rPr>
+          <w:rFonts w:ascii="Arial" w:hAnsi="Arial" w:cs="Arial"/>
+        </w:rPr>
+      </w:pPr>
+    </w:p>
+    <w:p>
+      <w:pPr>
+        <w:spacing w:line="360" w:lineRule="auto"/>
+        <w:jc w:val="both"/>
+        <w:rPr>
+          <w:rFonts w:ascii="Arial" w:hAnsi="Arial" w:cs="Arial"/>
+        </w:rPr>
+      </w:pPr>
+    </w:p>
+    <w:p>
+      <w:pPr>
+        <w:spacing w:line="360" w:lineRule="auto"/>
+        <w:jc w:val="both"/>
+        <w:rPr>
+          <w:rFonts w:ascii="Arial" w:hAnsi="Arial" w:cs="Arial"/>
           <w:b/>
           <w:bCs/>
           <w:color w:val="215E99" w:themeColor="text2" w:themeTint="BF"/>
@@ -5438,7 +4723,8 @@
           <w:color w:val="215E99" w:themeColor="text2" w:themeTint="BF"/>
           <w:u w:val="single"/>
         </w:rPr>
-        <w:t>Generación de gráficos y estadísticas: Librerías JavaScript (Chart.js o D3.js)</w:t>
+        <w:lastRenderedPageBreak/>
+        <w:t>Generación de gráficos y estadísticas: Librerías JavaScript (Chart.js)</w:t>
       </w:r>
     </w:p>
     <w:p>
@@ -5508,7 +4794,19 @@
         <w:rPr>
           <w:rFonts w:ascii="Arial" w:hAnsi="Arial" w:cs="Arial"/>
         </w:rPr>
-        <w:t>Los gráficos automáticos son una de las funcionalidades diferenciales de la aplicación, tanto para opositores individuales como para academias.</w:t>
+        <w:t xml:space="preserve">Los gráficos automáticos son una de las funcionalidades diferenciales de </w:t>
+      </w:r>
+      <w:r>
+        <w:rPr>
+          <w:rFonts w:ascii="Arial" w:hAnsi="Arial" w:cs="Arial"/>
+        </w:rPr>
+        <w:t>nuestra</w:t>
+      </w:r>
+      <w:r>
+        <w:rPr>
+          <w:rFonts w:ascii="Arial" w:hAnsi="Arial" w:cs="Arial"/>
+        </w:rPr>
+        <w:t xml:space="preserve"> aplicación, tanto para opositores individuales como para academias.</w:t>
       </w:r>
     </w:p>
     <w:p>
@@ -5630,7 +4928,6 @@
         <w:rPr>
           <w:rFonts w:ascii="Arial" w:hAnsi="Arial" w:cs="Arial"/>
         </w:rPr>
-        <w:lastRenderedPageBreak/>
         <w:t>Aunque la IA no será el núcleo inicial del proyecto, su inclusión futura puede aumentar el valor diferencial frente a otras aplicaciones y permitir un aprendizaje más personalizado.</w:t>
       </w:r>
     </w:p>
@@ -5664,6 +4961,16 @@
           <w:u w:val="single"/>
         </w:rPr>
         <w:t>Infraestructura: Cloud / Hosting web</w:t>
+      </w:r>
+      <w:r>
+        <w:rPr>
+          <w:rFonts w:ascii="Arial" w:hAnsi="Arial" w:cs="Arial"/>
+          <w:b/>
+          <w:bCs/>
+          <w:color w:val="215E99" w:themeColor="text2" w:themeTint="BF"/>
+          <w:u w:val="single"/>
+        </w:rPr>
+        <w:t xml:space="preserve"> </w:t>
       </w:r>
     </w:p>
     <w:p>
@@ -5697,7 +5004,7 @@
         <w:rPr>
           <w:rFonts w:ascii="Arial" w:hAnsi="Arial" w:cs="Arial"/>
         </w:rPr>
-        <w:t xml:space="preserve"> (AWS, Azure o similar): Garantizan disponibilidad, escalabilidad y seguridad.</w:t>
+        <w:t>: Garantizan disponibilidad, escalabilidad y seguridad.</w:t>
       </w:r>
     </w:p>
     <w:p>
@@ -5790,6 +5097,33 @@
     <w:p>
       <w:pPr>
         <w:spacing w:line="360" w:lineRule="auto"/>
+        <w:jc w:val="center"/>
+        <w:rPr>
+          <w:rFonts w:ascii="Arial" w:hAnsi="Arial" w:cs="Arial"/>
+        </w:rPr>
+      </w:pPr>
+    </w:p>
+    <w:p>
+      <w:pPr>
+        <w:spacing w:line="360" w:lineRule="auto"/>
+        <w:jc w:val="center"/>
+        <w:rPr>
+          <w:rFonts w:ascii="Arial" w:hAnsi="Arial" w:cs="Arial"/>
+        </w:rPr>
+      </w:pPr>
+    </w:p>
+    <w:p>
+      <w:pPr>
+        <w:spacing w:line="360" w:lineRule="auto"/>
+        <w:jc w:val="center"/>
+        <w:rPr>
+          <w:rFonts w:ascii="Arial" w:hAnsi="Arial" w:cs="Arial"/>
+        </w:rPr>
+      </w:pPr>
+    </w:p>
+    <w:p>
+      <w:pPr>
+        <w:spacing w:line="360" w:lineRule="auto"/>
         <w:jc w:val="both"/>
         <w:rPr>
           <w:rFonts w:ascii="Arial" w:hAnsi="Arial" w:cs="Arial"/>
@@ -5808,6 +5142,7 @@
           <w:i/>
           <w:iCs/>
         </w:rPr>
+        <w:lastRenderedPageBreak/>
         <w:t>Frontend</w:t>
       </w:r>
       <w:proofErr w:type="spellEnd"/>
@@ -5863,21 +5198,7 @@
         <w:rPr>
           <w:rFonts w:ascii="Arial" w:hAnsi="Arial" w:cs="Arial"/>
         </w:rPr>
-        <w:t xml:space="preserve">, test, </w:t>
-      </w:r>
-      <w:proofErr w:type="spellStart"/>
-      <w:r>
-        <w:rPr>
-          <w:rFonts w:ascii="Arial" w:hAnsi="Arial" w:cs="Arial"/>
-        </w:rPr>
-        <w:t>flashcards</w:t>
-      </w:r>
-      <w:proofErr w:type="spellEnd"/>
-      <w:r>
-        <w:rPr>
-          <w:rFonts w:ascii="Arial" w:hAnsi="Arial" w:cs="Arial"/>
-        </w:rPr>
-        <w:t>, documentos y gráficos interactivos.</w:t>
+        <w:t>, test, flashcards, documentos y gráficos interactivos.</w:t>
       </w:r>
     </w:p>
     <w:p>
@@ -5900,7 +5221,6 @@
           <w:i/>
           <w:iCs/>
         </w:rPr>
-        <w:lastRenderedPageBreak/>
         <w:t>Backend</w:t>
       </w:r>
     </w:p>
@@ -6047,7 +5367,7 @@
         <w:rPr>
           <w:rFonts w:ascii="Arial" w:hAnsi="Arial" w:cs="Arial"/>
         </w:rPr>
-        <w:t>Chart.js o D3.js generan visualizaciones de progreso académico y físico.</w:t>
+        <w:t>Chart.js genera visualizaciones de progreso académico y físico.</w:t>
       </w:r>
     </w:p>
     <w:p>
@@ -6240,10 +5560,38 @@
     </w:p>
     <w:p>
       <w:pPr>
+        <w:spacing w:line="360" w:lineRule="auto"/>
+        <w:jc w:val="both"/>
+        <w:rPr>
+          <w:rFonts w:ascii="Arial" w:hAnsi="Arial" w:cs="Arial"/>
+        </w:rPr>
+      </w:pPr>
+    </w:p>
+    <w:p>
+      <w:pPr>
+        <w:spacing w:line="360" w:lineRule="auto"/>
+        <w:jc w:val="both"/>
+        <w:rPr>
+          <w:rFonts w:ascii="Arial" w:hAnsi="Arial" w:cs="Arial"/>
+        </w:rPr>
+      </w:pPr>
+    </w:p>
+    <w:p>
+      <w:pPr>
+        <w:spacing w:line="360" w:lineRule="auto"/>
+        <w:jc w:val="both"/>
+        <w:rPr>
+          <w:rFonts w:ascii="Arial" w:hAnsi="Arial" w:cs="Arial"/>
+        </w:rPr>
+      </w:pPr>
+    </w:p>
+    <w:p>
+      <w:pPr>
         <w:pStyle w:val="Ttulo1"/>
       </w:pPr>
       <w:bookmarkStart w:id="7" w:name="_Toc226219488"/>
       <w:r>
+        <w:lastRenderedPageBreak/>
         <w:t>OBJETIVOS</w:t>
       </w:r>
       <w:bookmarkEnd w:id="7"/>
@@ -6293,7 +5641,6 @@
       </w:pPr>
       <w:bookmarkStart w:id="8" w:name="_Toc226219489"/>
       <w:r>
-        <w:lastRenderedPageBreak/>
         <w:t>Objetivo general</w:t>
       </w:r>
       <w:bookmarkEnd w:id="8"/>
@@ -6494,6 +5841,7 @@
         <w:rPr>
           <w:rFonts w:ascii="Arial" w:hAnsi="Arial" w:cs="Arial"/>
         </w:rPr>
+        <w:lastRenderedPageBreak/>
         <w:t xml:space="preserve">Integrar recursos en formato vídeo que complementen el estudio teórico con explicaciones visuales y dinámicas. </w:t>
       </w:r>
     </w:p>
@@ -6557,272 +5905,162 @@
       </w:pPr>
       <w:bookmarkStart w:id="10" w:name="_Toc226219491"/>
       <w:r>
+        <w:t>METODOLOGÍA</w:t>
+      </w:r>
+      <w:bookmarkEnd w:id="10"/>
+    </w:p>
+    <w:p>
+      <w:pPr>
+        <w:rPr>
+          <w:rFonts w:ascii="Arial" w:hAnsi="Arial" w:cs="Arial"/>
+        </w:rPr>
+      </w:pPr>
+    </w:p>
+    <w:p>
+      <w:pPr>
+        <w:pStyle w:val="Ttulo3"/>
+      </w:pPr>
+      <w:r>
+        <w:t xml:space="preserve">Tipo de proyecto </w:t>
+      </w:r>
+    </w:p>
+    <w:p>
+      <w:pPr>
+        <w:spacing w:line="360" w:lineRule="auto"/>
+        <w:jc w:val="both"/>
+        <w:rPr>
+          <w:rFonts w:ascii="Arial" w:hAnsi="Arial" w:cs="Arial"/>
+        </w:rPr>
+      </w:pPr>
+      <w:r>
+        <w:rPr>
+          <w:rFonts w:ascii="Arial" w:hAnsi="Arial" w:cs="Arial"/>
+        </w:rPr>
+        <w:t>El presente proyecto consiste en el desarrollo de una plataforma web educativa orientada a la preparación de oposiciones, especialmente dirigida a aspirantes de bomberos y Guardia Civil</w:t>
+      </w:r>
+      <w:r>
+        <w:rPr>
+          <w:rFonts w:ascii="Arial" w:hAnsi="Arial" w:cs="Arial"/>
+        </w:rPr>
+        <w:t xml:space="preserve"> en su versión alfa</w:t>
+      </w:r>
+      <w:r>
+        <w:rPr>
+          <w:rFonts w:ascii="Arial" w:hAnsi="Arial" w:cs="Arial"/>
+        </w:rPr>
+        <w:t>, con previsión de ampliación a otr</w:t>
+      </w:r>
+      <w:r>
+        <w:rPr>
+          <w:rFonts w:ascii="Arial" w:hAnsi="Arial" w:cs="Arial"/>
+        </w:rPr>
+        <w:t>a</w:t>
+      </w:r>
+      <w:r>
+        <w:rPr>
+          <w:rFonts w:ascii="Arial" w:hAnsi="Arial" w:cs="Arial"/>
+        </w:rPr>
+        <w:t xml:space="preserve">s </w:t>
+      </w:r>
+      <w:r>
+        <w:rPr>
+          <w:rFonts w:ascii="Arial" w:hAnsi="Arial" w:cs="Arial"/>
+        </w:rPr>
+        <w:t xml:space="preserve">oposiciones </w:t>
+      </w:r>
+      <w:r>
+        <w:rPr>
+          <w:rFonts w:ascii="Arial" w:hAnsi="Arial" w:cs="Arial"/>
+        </w:rPr>
+        <w:t>en el futuro. Se trata de un proyecto de carácter teórico-práctico que integra tanto la elaboración de contenidos como el diseño de herramientas digitales enfocadas a mejorar el proceso de aprendizaje.</w:t>
+      </w:r>
+    </w:p>
+    <w:p>
+      <w:pPr>
+        <w:spacing w:line="360" w:lineRule="auto"/>
+        <w:jc w:val="both"/>
+        <w:rPr>
+          <w:rFonts w:ascii="Arial" w:hAnsi="Arial" w:cs="Arial"/>
+        </w:rPr>
+      </w:pPr>
+      <w:r>
+        <w:rPr>
+          <w:rFonts w:ascii="Arial" w:hAnsi="Arial" w:cs="Arial"/>
+        </w:rPr>
+        <w:t>La plataforma combina distintos recursos formativos, incluyendo contenido teórico en forma de apuntes y resúmenes, material audiovisual mediante vídeos explicativos, y herramientas prácticas como test de evaluación y sistemas de seguimiento del progreso a través de gráficos de evolución. De este modo, se busca ofrecer una experiencia de aprendizaje completa que facilite tanto la adquisición de conocimientos como la autoevaluación continua del usuario.</w:t>
+      </w:r>
+    </w:p>
+    <w:p>
+      <w:pPr>
+        <w:spacing w:line="360" w:lineRule="auto"/>
+        <w:jc w:val="both"/>
+        <w:rPr>
+          <w:rFonts w:ascii="Arial" w:hAnsi="Arial" w:cs="Arial"/>
+        </w:rPr>
+      </w:pPr>
+      <w:r>
+        <w:rPr>
+          <w:rFonts w:ascii="Arial" w:hAnsi="Arial" w:cs="Arial"/>
+        </w:rPr>
+        <w:t xml:space="preserve">Asimismo, el proyecto incorpora un modelo de negocio de tipo </w:t>
+      </w:r>
+      <w:proofErr w:type="spellStart"/>
+      <w:r>
+        <w:rPr>
+          <w:rFonts w:ascii="Arial" w:hAnsi="Arial" w:cs="Arial"/>
+        </w:rPr>
+        <w:t>freemium</w:t>
+      </w:r>
+      <w:proofErr w:type="spellEnd"/>
+      <w:r>
+        <w:rPr>
+          <w:rFonts w:ascii="Arial" w:hAnsi="Arial" w:cs="Arial"/>
+        </w:rPr>
+        <w:t>, en el que se ofrece una parte del contenido de manera gratuita, complementada con funcionalidades y recursos premium accesibles mediante suscripción. Además, contiene una sección específica destinada a academias, permitiendo su integración en la plataforma como apoyo a la formación de sus alumnos.</w:t>
+      </w:r>
+    </w:p>
+    <w:p>
+      <w:pPr>
+        <w:spacing w:line="360" w:lineRule="auto"/>
+        <w:jc w:val="both"/>
+        <w:rPr>
+          <w:rFonts w:ascii="Arial" w:hAnsi="Arial" w:cs="Arial"/>
+        </w:rPr>
+      </w:pPr>
+      <w:r>
+        <w:rPr>
+          <w:rFonts w:ascii="Arial" w:hAnsi="Arial" w:cs="Arial"/>
+        </w:rPr>
+        <w:t xml:space="preserve">El conjunto, se trata de una solución tecnológica dentro del ámbito de la educación digital, cuyo objetivo principal es optimizar la preparación de </w:t>
+      </w:r>
+      <w:r>
+        <w:rPr>
+          <w:rFonts w:ascii="Arial" w:hAnsi="Arial" w:cs="Arial"/>
+        </w:rPr>
         <w:lastRenderedPageBreak/>
-        <w:t>METODOLOGÍA</w:t>
-      </w:r>
-      <w:bookmarkEnd w:id="10"/>
-    </w:p>
-    <w:p>
-      <w:pPr>
-        <w:rPr>
-          <w:rFonts w:ascii="Arial" w:hAnsi="Arial" w:cs="Arial"/>
-        </w:rPr>
-      </w:pPr>
-      <w:r>
-        <w:rPr>
-          <w:rFonts w:ascii="Arial" w:hAnsi="Arial" w:cs="Arial"/>
-        </w:rPr>
-        <w:t xml:space="preserve">Explica cómo se ha realizado </w:t>
-      </w:r>
-      <w:r>
-        <w:rPr>
-          <w:rFonts w:ascii="Arial" w:hAnsi="Arial" w:cs="Arial"/>
-        </w:rPr>
-        <w:t>Nuestro Proyecto</w:t>
-      </w:r>
-      <w:r>
-        <w:rPr>
-          <w:rFonts w:ascii="Arial" w:hAnsi="Arial" w:cs="Arial"/>
-        </w:rPr>
-        <w:t>.</w:t>
-      </w:r>
-    </w:p>
-    <w:p>
-      <w:pPr>
-        <w:rPr>
-          <w:rFonts w:ascii="Arial" w:hAnsi="Arial" w:cs="Arial"/>
-        </w:rPr>
-      </w:pPr>
-      <w:r>
-        <w:rPr>
-          <w:rFonts w:ascii="Arial" w:hAnsi="Arial" w:cs="Arial"/>
-        </w:rPr>
-        <w:t>Incluye:</w:t>
-      </w:r>
-    </w:p>
-    <w:p>
-      <w:pPr>
-        <w:rPr>
-          <w:rFonts w:ascii="Arial" w:hAnsi="Arial" w:cs="Arial"/>
-        </w:rPr>
-      </w:pPr>
-      <w:r>
-        <w:rPr>
-          <w:rFonts w:ascii="Arial" w:hAnsi="Arial" w:cs="Arial"/>
-        </w:rPr>
-        <w:t xml:space="preserve"> </w:t>
-      </w:r>
-    </w:p>
-    <w:p>
-      <w:pPr>
-        <w:pStyle w:val="Prrafodelista"/>
-        <w:numPr>
-          <w:ilvl w:val="0"/>
-          <w:numId w:val="35"/>
-        </w:numPr>
-        <w:rPr>
-          <w:rFonts w:ascii="Arial" w:hAnsi="Arial" w:cs="Arial"/>
-          <w:b/>
-        </w:rPr>
-      </w:pPr>
-      <w:r>
-        <w:rPr>
-          <w:rFonts w:ascii="Arial" w:hAnsi="Arial" w:cs="Arial"/>
-          <w:b/>
-        </w:rPr>
-        <w:t>Tipo de proyecto (práctico, teórico, experimental...).</w:t>
-      </w:r>
-    </w:p>
-    <w:p>
-      <w:pPr>
-        <w:spacing w:line="360" w:lineRule="auto"/>
-        <w:jc w:val="both"/>
-        <w:rPr>
-          <w:rFonts w:ascii="Arial" w:hAnsi="Arial" w:cs="Arial"/>
-        </w:rPr>
-      </w:pPr>
-      <w:r>
-        <w:rPr>
-          <w:rFonts w:ascii="Arial" w:hAnsi="Arial" w:cs="Arial"/>
-        </w:rPr>
-        <w:t>El presente proyecto consiste en el desarrollo de una plataforma web educativa orientada a la preparación de oposiciones, especialmente dirigida a aspirantes de bomberos y Guardia Civil</w:t>
-      </w:r>
-      <w:r>
-        <w:rPr>
-          <w:rFonts w:ascii="Arial" w:hAnsi="Arial" w:cs="Arial"/>
-        </w:rPr>
-        <w:t xml:space="preserve"> en su versión alfa</w:t>
-      </w:r>
-      <w:r>
-        <w:rPr>
-          <w:rFonts w:ascii="Arial" w:hAnsi="Arial" w:cs="Arial"/>
-        </w:rPr>
-        <w:t>, con previsión de ampliación a otr</w:t>
-      </w:r>
-      <w:r>
-        <w:rPr>
-          <w:rFonts w:ascii="Arial" w:hAnsi="Arial" w:cs="Arial"/>
-        </w:rPr>
-        <w:t>a</w:t>
-      </w:r>
-      <w:r>
-        <w:rPr>
-          <w:rFonts w:ascii="Arial" w:hAnsi="Arial" w:cs="Arial"/>
-        </w:rPr>
-        <w:t xml:space="preserve">s </w:t>
-      </w:r>
-      <w:r>
-        <w:rPr>
-          <w:rFonts w:ascii="Arial" w:hAnsi="Arial" w:cs="Arial"/>
-        </w:rPr>
-        <w:t xml:space="preserve">oposiciones </w:t>
-      </w:r>
-      <w:r>
-        <w:rPr>
-          <w:rFonts w:ascii="Arial" w:hAnsi="Arial" w:cs="Arial"/>
-        </w:rPr>
-        <w:t>en el futuro. Se trata de un proyecto de carácter teórico-práctico que integra tanto la elaboración de contenidos como el diseño de herramientas digitales enfocadas a mejorar el proceso de aprendizaje.</w:t>
-      </w:r>
-    </w:p>
-    <w:p>
-      <w:pPr>
-        <w:spacing w:line="360" w:lineRule="auto"/>
-        <w:jc w:val="both"/>
-        <w:rPr>
-          <w:rFonts w:ascii="Arial" w:hAnsi="Arial" w:cs="Arial"/>
-        </w:rPr>
-      </w:pPr>
-      <w:r>
-        <w:rPr>
-          <w:rFonts w:ascii="Arial" w:hAnsi="Arial" w:cs="Arial"/>
-        </w:rPr>
-        <w:t>La plataforma combina distintos recursos formativos, incluyendo contenido teórico en forma de apuntes y resúmenes, material audiovisual mediante vídeos explicativos, y herramientas prácticas como test de evaluación y sistemas de seguimiento del progreso a través de gráficos de evolución. De este modo, se busca ofrecer una experiencia de aprendizaje completa que facilite tanto la adquisición de conocimientos como la autoevaluación continua del usuario.</w:t>
-      </w:r>
-    </w:p>
-    <w:p>
-      <w:pPr>
-        <w:spacing w:line="360" w:lineRule="auto"/>
-        <w:jc w:val="both"/>
-        <w:rPr>
-          <w:rFonts w:ascii="Arial" w:hAnsi="Arial" w:cs="Arial"/>
-        </w:rPr>
-      </w:pPr>
-      <w:r>
-        <w:rPr>
-          <w:rFonts w:ascii="Arial" w:hAnsi="Arial" w:cs="Arial"/>
-        </w:rPr>
-        <w:t xml:space="preserve">Asimismo, el proyecto incorpora un modelo de negocio de tipo </w:t>
-      </w:r>
-      <w:proofErr w:type="spellStart"/>
-      <w:r>
-        <w:rPr>
-          <w:rFonts w:ascii="Arial" w:hAnsi="Arial" w:cs="Arial"/>
-        </w:rPr>
-        <w:t>freemium</w:t>
-      </w:r>
-      <w:proofErr w:type="spellEnd"/>
-      <w:r>
-        <w:rPr>
-          <w:rFonts w:ascii="Arial" w:hAnsi="Arial" w:cs="Arial"/>
-        </w:rPr>
-        <w:t>, en el que se ofrece una parte del contenido de manera gratuita, complementada con funcionalidades y recursos premium accesibles mediante suscripción. Además, contiene una sección específica destinada a academias, permitiendo su integración en la plataforma como apoyo a la formación de sus alumnos.</w:t>
-      </w:r>
-    </w:p>
-    <w:p>
-      <w:pPr>
-        <w:spacing w:line="360" w:lineRule="auto"/>
-        <w:jc w:val="both"/>
-        <w:rPr>
-          <w:rFonts w:ascii="Arial" w:hAnsi="Arial" w:cs="Arial"/>
-        </w:rPr>
-      </w:pPr>
-      <w:r>
-        <w:rPr>
-          <w:rFonts w:ascii="Arial" w:hAnsi="Arial" w:cs="Arial"/>
-        </w:rPr>
-        <w:t>El conjunto, se trata de una solución tecnológica dentro del ámbito de la educación digital, cuyo objetivo principal es optimizar la preparación de oposiciones mediante el uso de herramientas interactivas y contenido estructurado.</w:t>
-      </w:r>
-    </w:p>
-    <w:p>
-      <w:pPr>
-        <w:rPr>
-          <w:rFonts w:ascii="Arial" w:hAnsi="Arial" w:cs="Arial"/>
-        </w:rPr>
-      </w:pPr>
-    </w:p>
-    <w:p>
-      <w:pPr>
-        <w:pStyle w:val="Prrafodelista"/>
-        <w:numPr>
-          <w:ilvl w:val="0"/>
-          <w:numId w:val="35"/>
-        </w:numPr>
-        <w:rPr>
-          <w:rFonts w:ascii="Arial" w:hAnsi="Arial" w:cs="Arial"/>
-        </w:rPr>
-      </w:pPr>
-      <w:r>
-        <w:rPr>
-          <w:rFonts w:ascii="Arial" w:hAnsi="Arial" w:cs="Arial"/>
-        </w:rPr>
-        <w:t>Fases de trabajo (recogida de datos, diseño de la aplicación, testeo...).</w:t>
-      </w:r>
-    </w:p>
-    <w:p>
-      <w:pPr>
-        <w:pStyle w:val="Prrafodelista"/>
-        <w:numPr>
-          <w:ilvl w:val="0"/>
-          <w:numId w:val="35"/>
-        </w:numPr>
-        <w:rPr>
-          <w:rFonts w:ascii="Arial" w:hAnsi="Arial" w:cs="Arial"/>
-        </w:rPr>
-      </w:pPr>
-      <w:r>
-        <w:rPr>
-          <w:rFonts w:ascii="Arial" w:hAnsi="Arial" w:cs="Arial"/>
-        </w:rPr>
-        <w:t>Materiales y herramientas utilizadas.</w:t>
-      </w:r>
-    </w:p>
-    <w:p>
-      <w:pPr>
-        <w:pStyle w:val="Prrafodelista"/>
-        <w:numPr>
-          <w:ilvl w:val="0"/>
-          <w:numId w:val="35"/>
-        </w:numPr>
-        <w:rPr>
-          <w:rFonts w:ascii="Arial" w:hAnsi="Arial" w:cs="Arial"/>
-        </w:rPr>
-      </w:pPr>
-      <w:r>
-        <w:rPr>
-          <w:rFonts w:ascii="Arial" w:hAnsi="Arial" w:cs="Arial"/>
-        </w:rPr>
-        <w:t>Organización del tiempo.</w:t>
-      </w:r>
-    </w:p>
-    <w:p>
-      <w:pPr>
-        <w:rPr>
-          <w:rFonts w:ascii="Arial" w:hAnsi="Arial" w:cs="Arial"/>
-        </w:rPr>
-      </w:pPr>
-      <w:r>
-        <w:rPr>
-          <w:rFonts w:ascii="Arial" w:hAnsi="Arial" w:cs="Arial"/>
-        </w:rPr>
-        <w:t>Debe ser claro.</w:t>
-      </w:r>
-    </w:p>
-    <w:p>
-      <w:pPr>
-        <w:rPr>
-          <w:rFonts w:ascii="Arial" w:hAnsi="Arial" w:cs="Arial"/>
-        </w:rPr>
-      </w:pPr>
+        <w:t>oposiciones mediante el uso de herramientas interactivas y contenido estructurado.</w:t>
+      </w:r>
+    </w:p>
+    <w:p>
+      <w:pPr>
+        <w:pStyle w:val="Ttulo3"/>
+      </w:pPr>
+      <w:r>
+        <w:t>Organización del tiempo</w:t>
+      </w:r>
+    </w:p>
+    <w:p>
+      <w:pPr>
+        <w:rPr>
+          <w:rFonts w:ascii="Arial" w:hAnsi="Arial" w:cs="Arial"/>
+        </w:rPr>
+      </w:pPr>
+      <w:r>
+        <w:rPr>
+          <w:rFonts w:ascii="Arial" w:hAnsi="Arial" w:cs="Arial"/>
+        </w:rPr>
+        <w:t>La organización de el tiempo de desarrollo de este proyecto se muestra en los anexos mediante diagrama de Gantt</w:t>
+      </w:r>
     </w:p>
     <w:p/>
     <w:p>
@@ -6841,105 +6079,13 @@
           <w:rFonts w:ascii="Arial" w:hAnsi="Arial" w:cs="Arial"/>
         </w:rPr>
       </w:pPr>
-      <w:r>
-        <w:rPr>
-          <w:rFonts w:ascii="Arial" w:hAnsi="Arial" w:cs="Arial"/>
-        </w:rPr>
-        <w:t>Es el cuerpo principal.</w:t>
-      </w:r>
-    </w:p>
-    <w:p>
-      <w:pPr>
-        <w:rPr>
-          <w:rFonts w:ascii="Arial" w:hAnsi="Arial" w:cs="Arial"/>
-        </w:rPr>
-      </w:pPr>
-      <w:r>
-        <w:rPr>
-          <w:rFonts w:ascii="Arial" w:hAnsi="Arial" w:cs="Arial"/>
-        </w:rPr>
-        <w:t>Aquí se detalla todo el proceso paso a paso, entre otras cosas, debe incluir:</w:t>
-      </w:r>
-    </w:p>
-    <w:p>
-      <w:pPr>
-        <w:pStyle w:val="Prrafodelista"/>
-        <w:numPr>
-          <w:ilvl w:val="0"/>
-          <w:numId w:val="35"/>
-        </w:numPr>
-        <w:rPr>
-          <w:rFonts w:ascii="Arial" w:hAnsi="Arial" w:cs="Arial"/>
-        </w:rPr>
-      </w:pPr>
-      <w:r>
-        <w:rPr>
-          <w:rFonts w:ascii="Arial" w:hAnsi="Arial" w:cs="Arial"/>
-        </w:rPr>
-        <w:t>Lo que se ha logrado hasta ahora (aunque no hayáis podido finalizar a la</w:t>
-      </w:r>
-    </w:p>
-    <w:p>
-      <w:pPr>
-        <w:rPr>
-          <w:rFonts w:ascii="Arial" w:hAnsi="Arial" w:cs="Arial"/>
-        </w:rPr>
-      </w:pPr>
-      <w:r>
-        <w:rPr>
-          <w:rFonts w:ascii="Arial" w:hAnsi="Arial" w:cs="Arial"/>
-        </w:rPr>
-        <w:t>aplicación).</w:t>
-      </w:r>
-    </w:p>
-    <w:p>
-      <w:pPr>
-        <w:pStyle w:val="Prrafodelista"/>
-        <w:numPr>
-          <w:ilvl w:val="0"/>
-          <w:numId w:val="35"/>
-        </w:numPr>
-        <w:rPr>
-          <w:rFonts w:ascii="Arial" w:hAnsi="Arial" w:cs="Arial"/>
-        </w:rPr>
-      </w:pPr>
-      <w:r>
-        <w:rPr>
-          <w:rFonts w:ascii="Arial" w:hAnsi="Arial" w:cs="Arial"/>
-        </w:rPr>
-        <w:t>Pruebas y ajustes.</w:t>
-      </w:r>
-    </w:p>
-    <w:p>
-      <w:pPr>
-        <w:pStyle w:val="Prrafodelista"/>
-        <w:numPr>
-          <w:ilvl w:val="0"/>
-          <w:numId w:val="35"/>
-        </w:numPr>
-        <w:rPr>
-          <w:rFonts w:ascii="Arial" w:hAnsi="Arial" w:cs="Arial"/>
-        </w:rPr>
-      </w:pPr>
-      <w:r>
-        <w:rPr>
-          <w:rFonts w:ascii="Arial" w:hAnsi="Arial" w:cs="Arial"/>
-        </w:rPr>
-        <w:t>Documentación visual.</w:t>
-      </w:r>
-    </w:p>
-    <w:p>
-      <w:pPr>
-        <w:rPr>
-          <w:rFonts w:ascii="Arial" w:hAnsi="Arial" w:cs="Arial"/>
-        </w:rPr>
-      </w:pPr>
-      <w:r>
-        <w:rPr>
-          <w:rFonts w:ascii="Arial" w:hAnsi="Arial" w:cs="Arial"/>
-        </w:rPr>
-        <w:t>Es la parte más extensa y técnica.</w:t>
-      </w:r>
+    </w:p>
+    <w:p>
+      <w:pPr>
+        <w:rPr>
+          <w:rFonts w:ascii="Arial" w:hAnsi="Arial" w:cs="Arial"/>
+        </w:rPr>
+      </w:pPr>
     </w:p>
     <w:p>
       <w:pPr>
@@ -6964,79 +6110,6 @@
           <w:rFonts w:ascii="Arial" w:hAnsi="Arial" w:cs="Arial"/>
         </w:rPr>
       </w:pPr>
-      <w:r>
-        <w:rPr>
-          <w:rFonts w:ascii="Arial" w:hAnsi="Arial" w:cs="Arial"/>
-        </w:rPr>
-        <w:t>Se analizan los resultados obtenidos:</w:t>
-      </w:r>
-    </w:p>
-    <w:p>
-      <w:pPr>
-        <w:pStyle w:val="Prrafodelista"/>
-        <w:numPr>
-          <w:ilvl w:val="0"/>
-          <w:numId w:val="35"/>
-        </w:numPr>
-        <w:rPr>
-          <w:rFonts w:ascii="Arial" w:hAnsi="Arial" w:cs="Arial"/>
-        </w:rPr>
-      </w:pPr>
-      <w:r>
-        <w:rPr>
-          <w:rFonts w:ascii="Arial" w:hAnsi="Arial" w:cs="Arial"/>
-        </w:rPr>
-        <w:t>¿Se lograron los objetivos?</w:t>
-      </w:r>
-    </w:p>
-    <w:p>
-      <w:pPr>
-        <w:pStyle w:val="Prrafodelista"/>
-        <w:numPr>
-          <w:ilvl w:val="0"/>
-          <w:numId w:val="35"/>
-        </w:numPr>
-        <w:rPr>
-          <w:rFonts w:ascii="Arial" w:hAnsi="Arial" w:cs="Arial"/>
-        </w:rPr>
-      </w:pPr>
-      <w:r>
-        <w:rPr>
-          <w:rFonts w:ascii="Arial" w:hAnsi="Arial" w:cs="Arial"/>
-        </w:rPr>
-        <w:t>Comparación entre lo esperado y lo conseguido.</w:t>
-      </w:r>
-    </w:p>
-    <w:p>
-      <w:pPr>
-        <w:pStyle w:val="Prrafodelista"/>
-        <w:numPr>
-          <w:ilvl w:val="0"/>
-          <w:numId w:val="35"/>
-        </w:numPr>
-        <w:rPr>
-          <w:rFonts w:ascii="Arial" w:hAnsi="Arial" w:cs="Arial"/>
-        </w:rPr>
-      </w:pPr>
-      <w:r>
-        <w:rPr>
-          <w:rFonts w:ascii="Arial" w:hAnsi="Arial" w:cs="Arial"/>
-        </w:rPr>
-        <w:t>Escalabilidad y portabilidad (si aplicase).</w:t>
-      </w:r>
-    </w:p>
-    <w:p>
-      <w:pPr>
-        <w:rPr>
-          <w:rFonts w:ascii="Arial" w:hAnsi="Arial" w:cs="Arial"/>
-        </w:rPr>
-      </w:pPr>
-      <w:r>
-        <w:rPr>
-          <w:rFonts w:ascii="Arial" w:hAnsi="Arial" w:cs="Arial"/>
-        </w:rPr>
-        <w:t>Se reflexiona con criterio profesional.</w:t>
-      </w:r>
     </w:p>
     <w:p>
       <w:pPr>
@@ -7055,96 +6128,39 @@
       </w:r>
       <w:bookmarkEnd w:id="13"/>
     </w:p>
-    <w:p>
-      <w:pPr>
-        <w:rPr>
-          <w:rFonts w:ascii="Arial" w:hAnsi="Arial" w:cs="Arial"/>
-        </w:rPr>
-      </w:pPr>
-      <w:r>
-        <w:rPr>
-          <w:rFonts w:ascii="Arial" w:hAnsi="Arial" w:cs="Arial"/>
-        </w:rPr>
-        <w:t>Cierre del trabajo.</w:t>
-      </w:r>
-    </w:p>
-    <w:p>
-      <w:pPr>
-        <w:pStyle w:val="Prrafodelista"/>
-        <w:numPr>
-          <w:ilvl w:val="0"/>
-          <w:numId w:val="35"/>
-        </w:numPr>
-        <w:rPr>
-          <w:rFonts w:ascii="Arial" w:hAnsi="Arial" w:cs="Arial"/>
-        </w:rPr>
-      </w:pPr>
-      <w:r>
-        <w:rPr>
-          <w:rFonts w:ascii="Arial" w:hAnsi="Arial" w:cs="Arial"/>
-        </w:rPr>
-        <w:t>Valoración final del proyecto.</w:t>
-      </w:r>
-    </w:p>
-    <w:p>
-      <w:pPr>
-        <w:pStyle w:val="Prrafodelista"/>
-        <w:numPr>
-          <w:ilvl w:val="0"/>
-          <w:numId w:val="35"/>
-        </w:numPr>
-        <w:rPr>
-          <w:rFonts w:ascii="Arial" w:hAnsi="Arial" w:cs="Arial"/>
-        </w:rPr>
-      </w:pPr>
-      <w:r>
-        <w:rPr>
-          <w:rFonts w:ascii="Arial" w:hAnsi="Arial" w:cs="Arial"/>
-        </w:rPr>
-        <w:t>Aprendizajes adquiridos.</w:t>
-      </w:r>
-    </w:p>
-    <w:p>
-      <w:pPr>
-        <w:pStyle w:val="Prrafodelista"/>
-        <w:numPr>
-          <w:ilvl w:val="0"/>
-          <w:numId w:val="35"/>
-        </w:numPr>
-        <w:rPr>
-          <w:rFonts w:ascii="Arial" w:hAnsi="Arial" w:cs="Arial"/>
-        </w:rPr>
-      </w:pPr>
-      <w:bookmarkStart w:id="14" w:name="_GoBack"/>
+    <w:p/>
+    <w:p/>
+    <w:p>
+      <w:pPr>
+        <w:pStyle w:val="Ttulo1"/>
+      </w:pPr>
+      <w:bookmarkStart w:id="14" w:name="_Toc226219495"/>
+      <w:r>
+        <w:t>REFERENCIAS BIBLIOGRÁFICAS</w:t>
+      </w:r>
       <w:bookmarkEnd w:id="14"/>
-      <w:r>
-        <w:rPr>
-          <w:rFonts w:ascii="Arial" w:hAnsi="Arial" w:cs="Arial"/>
-        </w:rPr>
-        <w:t>Posibles mejoras futuras.</w:t>
-      </w:r>
-    </w:p>
-    <w:p>
-      <w:pPr>
-        <w:rPr>
-          <w:rFonts w:ascii="Arial" w:hAnsi="Arial" w:cs="Arial"/>
-        </w:rPr>
-      </w:pPr>
-      <w:r>
-        <w:rPr>
-          <w:rFonts w:ascii="Arial" w:hAnsi="Arial" w:cs="Arial"/>
-        </w:rPr>
-        <w:t>Debe ser clara y directa.</w:t>
-      </w:r>
-    </w:p>
-    <w:p/>
+    </w:p>
+    <w:p>
+      <w:pPr>
+        <w:rPr>
+          <w:rFonts w:ascii="Arial" w:hAnsi="Arial" w:cs="Arial"/>
+        </w:rPr>
+      </w:pPr>
+    </w:p>
+    <w:p>
+      <w:pPr>
+        <w:rPr>
+          <w:rFonts w:ascii="Arial" w:hAnsi="Arial" w:cs="Arial"/>
+        </w:rPr>
+      </w:pPr>
+    </w:p>
     <w:p>
       <w:pPr>
         <w:pStyle w:val="Ttulo1"/>
       </w:pPr>
-      <w:bookmarkStart w:id="15" w:name="_Toc226219495"/>
-      <w:r>
-        <w:t>REFERENCIAS BIBLIOGRÁFICAS</w:t>
+      <w:bookmarkStart w:id="15" w:name="_Toc226219496"/>
+      <w:r>
+        <w:t>ANEXOS</w:t>
       </w:r>
       <w:bookmarkEnd w:id="15"/>
     </w:p>
@@ -7158,57 +6174,7 @@
         <w:rPr>
           <w:rFonts w:ascii="Arial" w:hAnsi="Arial" w:cs="Arial"/>
         </w:rPr>
-        <w:t>Listado de todas las fuentes utilizadas (libros, normativa, artículos, webs</w:t>
-      </w:r>
-    </w:p>
-    <w:p>
-      <w:pPr>
-        <w:rPr>
-          <w:rFonts w:ascii="Arial" w:hAnsi="Arial" w:cs="Arial"/>
-        </w:rPr>
-      </w:pPr>
-      <w:r>
-        <w:rPr>
-          <w:rFonts w:ascii="Arial" w:hAnsi="Arial" w:cs="Arial"/>
-        </w:rPr>
-        <w:t>especializadas), ordenadas alfabéticamente y en formato APA 7.</w:t>
-      </w:r>
-    </w:p>
-    <w:p>
-      <w:pPr>
-        <w:rPr>
-          <w:rFonts w:ascii="Arial" w:hAnsi="Arial" w:cs="Arial"/>
-        </w:rPr>
-      </w:pPr>
-    </w:p>
-    <w:p>
-      <w:pPr>
-        <w:rPr>
-          <w:rFonts w:ascii="Arial" w:hAnsi="Arial" w:cs="Arial"/>
-        </w:rPr>
-      </w:pPr>
-    </w:p>
-    <w:p>
-      <w:pPr>
-        <w:pStyle w:val="Ttulo1"/>
-      </w:pPr>
-      <w:bookmarkStart w:id="16" w:name="_Toc226219496"/>
-      <w:r>
-        <w:t>ANEXOS</w:t>
-      </w:r>
-      <w:bookmarkEnd w:id="16"/>
-    </w:p>
-    <w:p>
-      <w:pPr>
-        <w:rPr>
-          <w:rFonts w:ascii="Arial" w:hAnsi="Arial" w:cs="Arial"/>
-        </w:rPr>
-      </w:pPr>
-      <w:r>
-        <w:rPr>
-          <w:rFonts w:ascii="Arial" w:hAnsi="Arial" w:cs="Arial"/>
-        </w:rPr>
-        <w:t>(Si procede, enlaces a vídeos, material o imágenes extra).</w:t>
+        <w:t>Anexo 1 – Diagrama de Gantt</w:t>
       </w:r>
     </w:p>
     <w:sectPr>
@@ -7225,7 +6191,7 @@
 </file>
 
 <file path=word/endnotes.xml><?xml version="1.0" encoding="utf-8"?>
-<w:endnotes xmlns:wpc="http://schemas.microsoft.com/office/word/2010/wordprocessingCanvas" xmlns:cx="http://schemas.microsoft.com/office/drawing/2014/chartex" xmlns:cx1="http://schemas.microsoft.com/office/drawing/2015/9/8/chartex" xmlns:cx2="http://schemas.microsoft.com/office/drawing/2015/10/21/chartex" xmlns:cx3="http://schemas.microsoft.com/office/drawing/2016/5/9/chartex" xmlns:cx4="http://schemas.microsoft.com/office/drawing/2016/5/10/chartex" xmlns:cx5="http://schemas.microsoft.com/office/drawing/2016/5/11/chartex" xmlns:cx6="http://schemas.microsoft.com/office/drawing/2016/5/12/chartex" xmlns:cx7="http://schemas.microsoft.com/office/drawing/2016/5/13/chartex" xmlns:cx8="http://schemas.microsoft.com/office/drawing/2016/5/14/chartex" xmlns:mc="http://schemas.openxmlformats.org/markup-compatibility/2006" xmlns:aink="http://schemas.microsoft.com/office/drawing/2016/ink" xmlns:am3d="http://schemas.microsoft.com/office/drawing/2017/model3d" xmlns:o="urn:schemas-microsoft-com:office:office" xmlns:r="http://schemas.openxmlformats.org/officeDocument/2006/relationships" xmlns:m="http://schemas.openxmlformats.org/officeDocument/2006/math" xmlns:v="urn:schemas-microsoft-com:vml" xmlns:wp14="http://schemas.microsoft.com/office/word/2010/wordprocessingDrawing" xmlns:wp="http://schemas.openxmlformats.org/drawingml/2006/wordprocessingDrawing" xmlns:w10="urn:schemas-microsoft-com:office:word" xmlns:w="http://schemas.openxmlformats.org/wordprocessingml/2006/main" xmlns:w14="http://schemas.microsoft.com/office/word/2010/wordml" xmlns:w15="http://schemas.microsoft.com/office/word/2012/wordml" xmlns:w16cid="http://schemas.microsoft.com/office/word/2016/wordml/cid" xmlns:w16se="http://schemas.microsoft.com/office/word/2015/wordml/symex" xmlns:wpg="http://schemas.microsoft.com/office/word/2010/wordprocessingGroup" xmlns:wpi="http://schemas.microsoft.com/office/word/2010/wordprocessingInk" xmlns:wne="http://schemas.microsoft.com/office/word/2006/wordml" xmlns:wps="http://schemas.microsoft.com/office/word/2010/wordprocessingShape" mc:Ignorable="w14 w15 w16se w16cid wp14">
+<w:endnotes xmlns:wpc="http://schemas.microsoft.com/office/word/2010/wordprocessingCanvas" xmlns:cx="http://schemas.microsoft.com/office/drawing/2014/chartex" xmlns:cx1="http://schemas.microsoft.com/office/drawing/2015/9/8/chartex" xmlns:cx2="http://schemas.microsoft.com/office/drawing/2015/10/21/chartex" xmlns:cx3="http://schemas.microsoft.com/office/drawing/2016/5/9/chartex" xmlns:cx4="http://schemas.microsoft.com/office/drawing/2016/5/10/chartex" xmlns:cx5="http://schemas.microsoft.com/office/drawing/2016/5/11/chartex" xmlns:cx6="http://schemas.microsoft.com/office/drawing/2016/5/12/chartex" xmlns:cx7="http://schemas.microsoft.com/office/drawing/2016/5/13/chartex" xmlns:cx8="http://schemas.microsoft.com/office/drawing/2016/5/14/chartex" xmlns:mc="http://schemas.openxmlformats.org/markup-compatibility/2006" xmlns:aink="http://schemas.microsoft.com/office/drawing/2016/ink" xmlns:am3d="http://schemas.microsoft.com/office/drawing/2017/model3d" xmlns:o="urn:schemas-microsoft-com:office:office" xmlns:oel="http://schemas.microsoft.com/office/2019/extlst" xmlns:r="http://schemas.openxmlformats.org/officeDocument/2006/relationships" xmlns:m="http://schemas.openxmlformats.org/officeDocument/2006/math" xmlns:v="urn:schemas-microsoft-com:vml" xmlns:wp14="http://schemas.microsoft.com/office/word/2010/wordprocessingDrawing" xmlns:wp="http://schemas.openxmlformats.org/drawingml/2006/wordprocessingDrawing" xmlns:w10="urn:schemas-microsoft-com:office:word" xmlns:w="http://schemas.openxmlformats.org/wordprocessingml/2006/main" xmlns:w14="http://schemas.microsoft.com/office/word/2010/wordml" xmlns:w15="http://schemas.microsoft.com/office/word/2012/wordml" xmlns:w16cex="http://schemas.microsoft.com/office/word/2018/wordml/cex" xmlns:w16cid="http://schemas.microsoft.com/office/word/2016/wordml/cid" xmlns:w16="http://schemas.microsoft.com/office/word/2018/wordml" xmlns:w16du="http://schemas.microsoft.com/office/word/2023/wordml/word16du" xmlns:w16sdtdh="http://schemas.microsoft.com/office/word/2020/wordml/sdtdatahash" xmlns:w16sdtfl="http://schemas.microsoft.com/office/word/2024/wordml/sdtformatlock" xmlns:w16se="http://schemas.microsoft.com/office/word/2015/wordml/symex" xmlns:wpg="http://schemas.microsoft.com/office/word/2010/wordprocessingGroup" xmlns:wpi="http://schemas.microsoft.com/office/word/2010/wordprocessingInk" xmlns:wne="http://schemas.microsoft.com/office/word/2006/wordml" xmlns:wps="http://schemas.microsoft.com/office/word/2010/wordprocessingShape" mc:Ignorable="w14 w15 w16se w16cid w16 w16cex w16sdtdh w16sdtfl w16du wp14">
   <w:endnote w:type="separator" w:id="-1">
     <w:p>
       <w:pPr>
@@ -7250,7 +6216,7 @@
 </file>
 
 <file path=word/footer1.xml><?xml version="1.0" encoding="utf-8"?>
-<w:ftr xmlns:wpc="http://schemas.microsoft.com/office/word/2010/wordprocessingCanvas" xmlns:cx="http://schemas.microsoft.com/office/drawing/2014/chartex" xmlns:cx1="http://schemas.microsoft.com/office/drawing/2015/9/8/chartex" xmlns:cx2="http://schemas.microsoft.com/office/drawing/2015/10/21/chartex" xmlns:cx3="http://schemas.microsoft.com/office/drawing/2016/5/9/chartex" xmlns:cx4="http://schemas.microsoft.com/office/drawing/2016/5/10/chartex" xmlns:cx5="http://schemas.microsoft.com/office/drawing/2016/5/11/chartex" xmlns:cx6="http://schemas.microsoft.com/office/drawing/2016/5/12/chartex" xmlns:cx7="http://schemas.microsoft.com/office/drawing/2016/5/13/chartex" xmlns:cx8="http://schemas.microsoft.com/office/drawing/2016/5/14/chartex" xmlns:mc="http://schemas.openxmlformats.org/markup-compatibility/2006" xmlns:aink="http://schemas.microsoft.com/office/drawing/2016/ink" xmlns:am3d="http://schemas.microsoft.com/office/drawing/2017/model3d" xmlns:o="urn:schemas-microsoft-com:office:office" xmlns:r="http://schemas.openxmlformats.org/officeDocument/2006/relationships" xmlns:m="http://schemas.openxmlformats.org/officeDocument/2006/math" xmlns:v="urn:schemas-microsoft-com:vml" xmlns:wp14="http://schemas.microsoft.com/office/word/2010/wordprocessingDrawing" xmlns:wp="http://schemas.openxmlformats.org/drawingml/2006/wordprocessingDrawing" xmlns:w10="urn:schemas-microsoft-com:office:word" xmlns:w="http://schemas.openxmlformats.org/wordprocessingml/2006/main" xmlns:w14="http://schemas.microsoft.com/office/word/2010/wordml" xmlns:w15="http://schemas.microsoft.com/office/word/2012/wordml" xmlns:w16cid="http://schemas.microsoft.com/office/word/2016/wordml/cid" xmlns:w16se="http://schemas.microsoft.com/office/word/2015/wordml/symex" xmlns:wpg="http://schemas.microsoft.com/office/word/2010/wordprocessingGroup" xmlns:wpi="http://schemas.microsoft.com/office/word/2010/wordprocessingInk" xmlns:wne="http://schemas.microsoft.com/office/word/2006/wordml" xmlns:wps="http://schemas.microsoft.com/office/word/2010/wordprocessingShape" mc:Ignorable="w14 w15 w16se w16cid wp14">
+<w:ftr xmlns:wpc="http://schemas.microsoft.com/office/word/2010/wordprocessingCanvas" xmlns:cx="http://schemas.microsoft.com/office/drawing/2014/chartex" xmlns:cx1="http://schemas.microsoft.com/office/drawing/2015/9/8/chartex" xmlns:cx2="http://schemas.microsoft.com/office/drawing/2015/10/21/chartex" xmlns:cx3="http://schemas.microsoft.com/office/drawing/2016/5/9/chartex" xmlns:cx4="http://schemas.microsoft.com/office/drawing/2016/5/10/chartex" xmlns:cx5="http://schemas.microsoft.com/office/drawing/2016/5/11/chartex" xmlns:cx6="http://schemas.microsoft.com/office/drawing/2016/5/12/chartex" xmlns:cx7="http://schemas.microsoft.com/office/drawing/2016/5/13/chartex" xmlns:cx8="http://schemas.microsoft.com/office/drawing/2016/5/14/chartex" xmlns:mc="http://schemas.openxmlformats.org/markup-compatibility/2006" xmlns:aink="http://schemas.microsoft.com/office/drawing/2016/ink" xmlns:am3d="http://schemas.microsoft.com/office/drawing/2017/model3d" xmlns:o="urn:schemas-microsoft-com:office:office" xmlns:oel="http://schemas.microsoft.com/office/2019/extlst" xmlns:r="http://schemas.openxmlformats.org/officeDocument/2006/relationships" xmlns:m="http://schemas.openxmlformats.org/officeDocument/2006/math" xmlns:v="urn:schemas-microsoft-com:vml" xmlns:wp14="http://schemas.microsoft.com/office/word/2010/wordprocessingDrawing" xmlns:wp="http://schemas.openxmlformats.org/drawingml/2006/wordprocessingDrawing" xmlns:w10="urn:schemas-microsoft-com:office:word" xmlns:w="http://schemas.openxmlformats.org/wordprocessingml/2006/main" xmlns:w14="http://schemas.microsoft.com/office/word/2010/wordml" xmlns:w15="http://schemas.microsoft.com/office/word/2012/wordml" xmlns:w16cex="http://schemas.microsoft.com/office/word/2018/wordml/cex" xmlns:w16cid="http://schemas.microsoft.com/office/word/2016/wordml/cid" xmlns:w16="http://schemas.microsoft.com/office/word/2018/wordml" xmlns:w16du="http://schemas.microsoft.com/office/word/2023/wordml/word16du" xmlns:w16sdtdh="http://schemas.microsoft.com/office/word/2020/wordml/sdtdatahash" xmlns:w16sdtfl="http://schemas.microsoft.com/office/word/2024/wordml/sdtformatlock" xmlns:w16se="http://schemas.microsoft.com/office/word/2015/wordml/symex" xmlns:wpg="http://schemas.microsoft.com/office/word/2010/wordprocessingGroup" xmlns:wpi="http://schemas.microsoft.com/office/word/2010/wordprocessingInk" xmlns:wne="http://schemas.microsoft.com/office/word/2006/wordml" xmlns:wps="http://schemas.microsoft.com/office/word/2010/wordprocessingShape" mc:Ignorable="w14 w15 w16se w16cid w16 w16cex w16sdtdh w16sdtfl w16du wp14">
   <w:sdt>
     <w:sdtPr>
       <w:id w:val="1430625059"/>
@@ -7259,7 +6225,6 @@
         <w:docPartUnique/>
       </w:docPartObj>
     </w:sdtPr>
-    <w:sdtEndPr/>
     <w:sdtContent>
       <w:p>
         <w:pPr>
@@ -7315,7 +6280,7 @@
                 </wp:inline>
               </w:drawing>
             </mc:Choice>
-            <mc:Fallback xmlns:w16sdtfl="http://schemas.microsoft.com/office/word/2024/wordml/sdtformatlock" xmlns:w16sdtdh="http://schemas.microsoft.com/office/word/2020/wordml/sdtdatahash" xmlns:w16du="http://schemas.microsoft.com/office/word/2023/wordml/word16du" xmlns:w16="http://schemas.microsoft.com/office/word/2018/wordml" xmlns:w16cex="http://schemas.microsoft.com/office/word/2018/wordml/cex" xmlns:oel="http://schemas.microsoft.com/office/2019/extlst">
+            <mc:Fallback>
               <w:pict>
                 <v:shapetype w14:anchorId="32B99323" id="_x0000_t110" coordsize="21600,21600" o:spt="110" path="m10800,l,10800,10800,21600,21600,10800xe">
                   <v:stroke joinstyle="miter"/>
@@ -7361,7 +6326,7 @@
 </file>
 
 <file path=word/footnotes.xml><?xml version="1.0" encoding="utf-8"?>
-<w:footnotes xmlns:wpc="http://schemas.microsoft.com/office/word/2010/wordprocessingCanvas" xmlns:cx="http://schemas.microsoft.com/office/drawing/2014/chartex" xmlns:cx1="http://schemas.microsoft.com/office/drawing/2015/9/8/chartex" xmlns:cx2="http://schemas.microsoft.com/office/drawing/2015/10/21/chartex" xmlns:cx3="http://schemas.microsoft.com/office/drawing/2016/5/9/chartex" xmlns:cx4="http://schemas.microsoft.com/office/drawing/2016/5/10/chartex" xmlns:cx5="http://schemas.microsoft.com/office/drawing/2016/5/11/chartex" xmlns:cx6="http://schemas.microsoft.com/office/drawing/2016/5/12/chartex" xmlns:cx7="http://schemas.microsoft.com/office/drawing/2016/5/13/chartex" xmlns:cx8="http://schemas.microsoft.com/office/drawing/2016/5/14/chartex" xmlns:mc="http://schemas.openxmlformats.org/markup-compatibility/2006" xmlns:aink="http://schemas.microsoft.com/office/drawing/2016/ink" xmlns:am3d="http://schemas.microsoft.com/office/drawing/2017/model3d" xmlns:o="urn:schemas-microsoft-com:office:office" xmlns:r="http://schemas.openxmlformats.org/officeDocument/2006/relationships" xmlns:m="http://schemas.openxmlformats.org/officeDocument/2006/math" xmlns:v="urn:schemas-microsoft-com:vml" xmlns:wp14="http://schemas.microsoft.com/office/word/2010/wordprocessingDrawing" xmlns:wp="http://schemas.openxmlformats.org/drawingml/2006/wordprocessingDrawing" xmlns:w10="urn:schemas-microsoft-com:office:word" xmlns:w="http://schemas.openxmlformats.org/wordprocessingml/2006/main" xmlns:w14="http://schemas.microsoft.com/office/word/2010/wordml" xmlns:w15="http://schemas.microsoft.com/office/word/2012/wordml" xmlns:w16cid="http://schemas.microsoft.com/office/word/2016/wordml/cid" xmlns:w16se="http://schemas.microsoft.com/office/word/2015/wordml/symex" xmlns:wpg="http://schemas.microsoft.com/office/word/2010/wordprocessingGroup" xmlns:wpi="http://schemas.microsoft.com/office/word/2010/wordprocessingInk" xmlns:wne="http://schemas.microsoft.com/office/word/2006/wordml" xmlns:wps="http://schemas.microsoft.com/office/word/2010/wordprocessingShape" mc:Ignorable="w14 w15 w16se w16cid wp14">
+<w:footnotes xmlns:wpc="http://schemas.microsoft.com/office/word/2010/wordprocessingCanvas" xmlns:cx="http://schemas.microsoft.com/office/drawing/2014/chartex" xmlns:cx1="http://schemas.microsoft.com/office/drawing/2015/9/8/chartex" xmlns:cx2="http://schemas.microsoft.com/office/drawing/2015/10/21/chartex" xmlns:cx3="http://schemas.microsoft.com/office/drawing/2016/5/9/chartex" xmlns:cx4="http://schemas.microsoft.com/office/drawing/2016/5/10/chartex" xmlns:cx5="http://schemas.microsoft.com/office/drawing/2016/5/11/chartex" xmlns:cx6="http://schemas.microsoft.com/office/drawing/2016/5/12/chartex" xmlns:cx7="http://schemas.microsoft.com/office/drawing/2016/5/13/chartex" xmlns:cx8="http://schemas.microsoft.com/office/drawing/2016/5/14/chartex" xmlns:mc="http://schemas.openxmlformats.org/markup-compatibility/2006" xmlns:aink="http://schemas.microsoft.com/office/drawing/2016/ink" xmlns:am3d="http://schemas.microsoft.com/office/drawing/2017/model3d" xmlns:o="urn:schemas-microsoft-com:office:office" xmlns:oel="http://schemas.microsoft.com/office/2019/extlst" xmlns:r="http://schemas.openxmlformats.org/officeDocument/2006/relationships" xmlns:m="http://schemas.openxmlformats.org/officeDocument/2006/math" xmlns:v="urn:schemas-microsoft-com:vml" xmlns:wp14="http://schemas.microsoft.com/office/word/2010/wordprocessingDrawing" xmlns:wp="http://schemas.openxmlformats.org/drawingml/2006/wordprocessingDrawing" xmlns:w10="urn:schemas-microsoft-com:office:word" xmlns:w="http://schemas.openxmlformats.org/wordprocessingml/2006/main" xmlns:w14="http://schemas.microsoft.com/office/word/2010/wordml" xmlns:w15="http://schemas.microsoft.com/office/word/2012/wordml" xmlns:w16cex="http://schemas.microsoft.com/office/word/2018/wordml/cex" xmlns:w16cid="http://schemas.microsoft.com/office/word/2016/wordml/cid" xmlns:w16="http://schemas.microsoft.com/office/word/2018/wordml" xmlns:w16du="http://schemas.microsoft.com/office/word/2023/wordml/word16du" xmlns:w16sdtdh="http://schemas.microsoft.com/office/word/2020/wordml/sdtdatahash" xmlns:w16sdtfl="http://schemas.microsoft.com/office/word/2024/wordml/sdtformatlock" xmlns:w16se="http://schemas.microsoft.com/office/word/2015/wordml/symex" xmlns:wpg="http://schemas.microsoft.com/office/word/2010/wordprocessingGroup" xmlns:wpi="http://schemas.microsoft.com/office/word/2010/wordprocessingInk" xmlns:wne="http://schemas.microsoft.com/office/word/2006/wordml" xmlns:wps="http://schemas.microsoft.com/office/word/2010/wordprocessingShape" mc:Ignorable="w14 w15 w16se w16cid w16 w16cex w16sdtdh w16sdtfl w16du wp14">
   <w:footnote w:type="separator" w:id="-1">
     <w:p>
       <w:pPr>
@@ -7386,7 +6351,7 @@
 </file>
 
 <file path=word/numbering.xml><?xml version="1.0" encoding="utf-8"?>
-<w:numbering xmlns:wpc="http://schemas.microsoft.com/office/word/2010/wordprocessingCanvas" xmlns:cx="http://schemas.microsoft.com/office/drawing/2014/chartex" xmlns:cx1="http://schemas.microsoft.com/office/drawing/2015/9/8/chartex" xmlns:cx2="http://schemas.microsoft.com/office/drawing/2015/10/21/chartex" xmlns:cx3="http://schemas.microsoft.com/office/drawing/2016/5/9/chartex" xmlns:cx4="http://schemas.microsoft.com/office/drawing/2016/5/10/chartex" xmlns:cx5="http://schemas.microsoft.com/office/drawing/2016/5/11/chartex" xmlns:cx6="http://schemas.microsoft.com/office/drawing/2016/5/12/chartex" xmlns:cx7="http://schemas.microsoft.com/office/drawing/2016/5/13/chartex" xmlns:cx8="http://schemas.microsoft.com/office/drawing/2016/5/14/chartex" xmlns:mc="http://schemas.openxmlformats.org/markup-compatibility/2006" xmlns:aink="http://schemas.microsoft.com/office/drawing/2016/ink" xmlns:am3d="http://schemas.microsoft.com/office/drawing/2017/model3d" xmlns:o="urn:schemas-microsoft-com:office:office" xmlns:r="http://schemas.openxmlformats.org/officeDocument/2006/relationships" xmlns:m="http://schemas.openxmlformats.org/officeDocument/2006/math" xmlns:v="urn:schemas-microsoft-com:vml" xmlns:wp14="http://schemas.microsoft.com/office/word/2010/wordprocessingDrawing" xmlns:wp="http://schemas.openxmlformats.org/drawingml/2006/wordprocessingDrawing" xmlns:w10="urn:schemas-microsoft-com:office:word" xmlns:w="http://schemas.openxmlformats.org/wordprocessingml/2006/main" xmlns:w14="http://schemas.microsoft.com/office/word/2010/wordml" xmlns:w15="http://schemas.microsoft.com/office/word/2012/wordml" xmlns:w16cid="http://schemas.microsoft.com/office/word/2016/wordml/cid" xmlns:w16se="http://schemas.microsoft.com/office/word/2015/wordml/symex" xmlns:wpg="http://schemas.microsoft.com/office/word/2010/wordprocessingGroup" xmlns:wpi="http://schemas.microsoft.com/office/word/2010/wordprocessingInk" xmlns:wne="http://schemas.microsoft.com/office/word/2006/wordml" xmlns:wps="http://schemas.microsoft.com/office/word/2010/wordprocessingShape" mc:Ignorable="w14 w15 w16se w16cid wp14">
+<w:numbering xmlns:wpc="http://schemas.microsoft.com/office/word/2010/wordprocessingCanvas" xmlns:cx="http://schemas.microsoft.com/office/drawing/2014/chartex" xmlns:cx1="http://schemas.microsoft.com/office/drawing/2015/9/8/chartex" xmlns:cx2="http://schemas.microsoft.com/office/drawing/2015/10/21/chartex" xmlns:cx3="http://schemas.microsoft.com/office/drawing/2016/5/9/chartex" xmlns:cx4="http://schemas.microsoft.com/office/drawing/2016/5/10/chartex" xmlns:cx5="http://schemas.microsoft.com/office/drawing/2016/5/11/chartex" xmlns:cx6="http://schemas.microsoft.com/office/drawing/2016/5/12/chartex" xmlns:cx7="http://schemas.microsoft.com/office/drawing/2016/5/13/chartex" xmlns:cx8="http://schemas.microsoft.com/office/drawing/2016/5/14/chartex" xmlns:mc="http://schemas.openxmlformats.org/markup-compatibility/2006" xmlns:aink="http://schemas.microsoft.com/office/drawing/2016/ink" xmlns:am3d="http://schemas.microsoft.com/office/drawing/2017/model3d" xmlns:o="urn:schemas-microsoft-com:office:office" xmlns:oel="http://schemas.microsoft.com/office/2019/extlst" xmlns:r="http://schemas.openxmlformats.org/officeDocument/2006/relationships" xmlns:m="http://schemas.openxmlformats.org/officeDocument/2006/math" xmlns:v="urn:schemas-microsoft-com:vml" xmlns:wp14="http://schemas.microsoft.com/office/word/2010/wordprocessingDrawing" xmlns:wp="http://schemas.openxmlformats.org/drawingml/2006/wordprocessingDrawing" xmlns:w10="urn:schemas-microsoft-com:office:word" xmlns:w="http://schemas.openxmlformats.org/wordprocessingml/2006/main" xmlns:w14="http://schemas.microsoft.com/office/word/2010/wordml" xmlns:w15="http://schemas.microsoft.com/office/word/2012/wordml" xmlns:w16cex="http://schemas.microsoft.com/office/word/2018/wordml/cex" xmlns:w16cid="http://schemas.microsoft.com/office/word/2016/wordml/cid" xmlns:w16="http://schemas.microsoft.com/office/word/2018/wordml" xmlns:w16du="http://schemas.microsoft.com/office/word/2023/wordml/word16du" xmlns:w16sdtdh="http://schemas.microsoft.com/office/word/2020/wordml/sdtdatahash" xmlns:w16sdtfl="http://schemas.microsoft.com/office/word/2024/wordml/sdtformatlock" xmlns:w16se="http://schemas.microsoft.com/office/word/2015/wordml/symex" xmlns:wpg="http://schemas.microsoft.com/office/word/2010/wordprocessingGroup" xmlns:wpi="http://schemas.microsoft.com/office/word/2010/wordprocessingInk" xmlns:wne="http://schemas.microsoft.com/office/word/2006/wordml" xmlns:wps="http://schemas.microsoft.com/office/word/2010/wordprocessingShape" mc:Ignorable="w14 w15 w16se w16cid w16 w16cex w16sdtdh w16sdtfl w16du wp14">
   <w:abstractNum w:abstractNumId="0" w15:restartNumberingAfterBreak="0">
     <w:nsid w:val="01DE46C3"/>
     <w:multiLevelType w:val="hybridMultilevel"/>
@@ -11438,116 +10403,116 @@
       </w:rPr>
     </w:lvl>
   </w:abstractNum>
-  <w:num w:numId="1">
+  <w:num w:numId="1" w16cid:durableId="1826626027">
     <w:abstractNumId w:val="25"/>
   </w:num>
-  <w:num w:numId="2">
+  <w:num w:numId="2" w16cid:durableId="2093817906">
     <w:abstractNumId w:val="2"/>
   </w:num>
-  <w:num w:numId="3">
+  <w:num w:numId="3" w16cid:durableId="1329554246">
     <w:abstractNumId w:val="26"/>
   </w:num>
-  <w:num w:numId="4">
+  <w:num w:numId="4" w16cid:durableId="1179852533">
     <w:abstractNumId w:val="0"/>
   </w:num>
-  <w:num w:numId="5">
+  <w:num w:numId="5" w16cid:durableId="2136094509">
     <w:abstractNumId w:val="30"/>
   </w:num>
-  <w:num w:numId="6">
+  <w:num w:numId="6" w16cid:durableId="1578713611">
     <w:abstractNumId w:val="14"/>
   </w:num>
-  <w:num w:numId="7">
+  <w:num w:numId="7" w16cid:durableId="751046914">
     <w:abstractNumId w:val="20"/>
   </w:num>
-  <w:num w:numId="8">
+  <w:num w:numId="8" w16cid:durableId="18120682">
     <w:abstractNumId w:val="23"/>
   </w:num>
-  <w:num w:numId="9">
+  <w:num w:numId="9" w16cid:durableId="409232177">
     <w:abstractNumId w:val="28"/>
   </w:num>
-  <w:num w:numId="10">
+  <w:num w:numId="10" w16cid:durableId="763263722">
     <w:abstractNumId w:val="17"/>
   </w:num>
-  <w:num w:numId="11">
+  <w:num w:numId="11" w16cid:durableId="809905551">
     <w:abstractNumId w:val="24"/>
   </w:num>
-  <w:num w:numId="12">
+  <w:num w:numId="12" w16cid:durableId="1831945922">
     <w:abstractNumId w:val="5"/>
   </w:num>
-  <w:num w:numId="13">
+  <w:num w:numId="13" w16cid:durableId="354036128">
     <w:abstractNumId w:val="6"/>
   </w:num>
-  <w:num w:numId="14">
+  <w:num w:numId="14" w16cid:durableId="564606578">
     <w:abstractNumId w:val="10"/>
   </w:num>
-  <w:num w:numId="15">
+  <w:num w:numId="15" w16cid:durableId="877469941">
     <w:abstractNumId w:val="4"/>
   </w:num>
-  <w:num w:numId="16">
+  <w:num w:numId="16" w16cid:durableId="1337077313">
     <w:abstractNumId w:val="15"/>
   </w:num>
-  <w:num w:numId="17">
+  <w:num w:numId="17" w16cid:durableId="1828933409">
     <w:abstractNumId w:val="34"/>
   </w:num>
-  <w:num w:numId="18">
+  <w:num w:numId="18" w16cid:durableId="1963876951">
     <w:abstractNumId w:val="9"/>
   </w:num>
-  <w:num w:numId="19">
+  <w:num w:numId="19" w16cid:durableId="1118372220">
     <w:abstractNumId w:val="29"/>
   </w:num>
-  <w:num w:numId="20">
+  <w:num w:numId="20" w16cid:durableId="1786927033">
     <w:abstractNumId w:val="3"/>
   </w:num>
-  <w:num w:numId="21">
+  <w:num w:numId="21" w16cid:durableId="623075834">
     <w:abstractNumId w:val="13"/>
   </w:num>
-  <w:num w:numId="22">
+  <w:num w:numId="22" w16cid:durableId="1374111011">
     <w:abstractNumId w:val="16"/>
   </w:num>
-  <w:num w:numId="23">
+  <w:num w:numId="23" w16cid:durableId="1933855762">
     <w:abstractNumId w:val="11"/>
   </w:num>
-  <w:num w:numId="24">
+  <w:num w:numId="24" w16cid:durableId="701714692">
     <w:abstractNumId w:val="33"/>
   </w:num>
-  <w:num w:numId="25">
+  <w:num w:numId="25" w16cid:durableId="266692208">
     <w:abstractNumId w:val="19"/>
   </w:num>
-  <w:num w:numId="26">
+  <w:num w:numId="26" w16cid:durableId="1821387469">
     <w:abstractNumId w:val="22"/>
   </w:num>
-  <w:num w:numId="27">
+  <w:num w:numId="27" w16cid:durableId="788860727">
     <w:abstractNumId w:val="12"/>
   </w:num>
-  <w:num w:numId="28">
+  <w:num w:numId="28" w16cid:durableId="828138147">
     <w:abstractNumId w:val="1"/>
   </w:num>
-  <w:num w:numId="29">
+  <w:num w:numId="29" w16cid:durableId="1511216545">
     <w:abstractNumId w:val="7"/>
   </w:num>
-  <w:num w:numId="30">
+  <w:num w:numId="30" w16cid:durableId="727269915">
     <w:abstractNumId w:val="21"/>
   </w:num>
-  <w:num w:numId="31">
+  <w:num w:numId="31" w16cid:durableId="1468669320">
     <w:abstractNumId w:val="18"/>
   </w:num>
-  <w:num w:numId="32">
+  <w:num w:numId="32" w16cid:durableId="1668439913">
     <w:abstractNumId w:val="27"/>
   </w:num>
-  <w:num w:numId="33">
+  <w:num w:numId="33" w16cid:durableId="1901746673">
     <w:abstractNumId w:val="8"/>
   </w:num>
-  <w:num w:numId="34">
+  <w:num w:numId="34" w16cid:durableId="270863813">
     <w:abstractNumId w:val="31"/>
   </w:num>
-  <w:num w:numId="35">
+  <w:num w:numId="35" w16cid:durableId="498084574">
     <w:abstractNumId w:val="32"/>
   </w:num>
 </w:numbering>
 </file>
 
 <file path=word/styles.xml><?xml version="1.0" encoding="utf-8"?>
-<w:styles xmlns:mc="http://schemas.openxmlformats.org/markup-compatibility/2006" xmlns:r="http://schemas.openxmlformats.org/officeDocument/2006/relationships" xmlns:w="http://schemas.openxmlformats.org/wordprocessingml/2006/main" xmlns:w14="http://schemas.microsoft.com/office/word/2010/wordml" xmlns:w15="http://schemas.microsoft.com/office/word/2012/wordml" xmlns:w16cid="http://schemas.microsoft.com/office/word/2016/wordml/cid" xmlns:w16se="http://schemas.microsoft.com/office/word/2015/wordml/symex" mc:Ignorable="w14 w15 w16se w16cid">
+<w:styles xmlns:mc="http://schemas.openxmlformats.org/markup-compatibility/2006" xmlns:r="http://schemas.openxmlformats.org/officeDocument/2006/relationships" xmlns:w="http://schemas.openxmlformats.org/wordprocessingml/2006/main" xmlns:w14="http://schemas.microsoft.com/office/word/2010/wordml" xmlns:w15="http://schemas.microsoft.com/office/word/2012/wordml" xmlns:w16cex="http://schemas.microsoft.com/office/word/2018/wordml/cex" xmlns:w16cid="http://schemas.microsoft.com/office/word/2016/wordml/cid" xmlns:w16="http://schemas.microsoft.com/office/word/2018/wordml" xmlns:w16du="http://schemas.microsoft.com/office/word/2023/wordml/word16du" xmlns:w16sdtdh="http://schemas.microsoft.com/office/word/2020/wordml/sdtdatahash" xmlns:w16sdtfl="http://schemas.microsoft.com/office/word/2024/wordml/sdtformatlock" xmlns:w16se="http://schemas.microsoft.com/office/word/2015/wordml/symex" mc:Ignorable="w14 w15 w16se w16cid w16 w16cex w16sdtdh w16sdtfl w16du">
   <w:docDefaults>
     <w:rPrDefault>
       <w:rPr>
@@ -11565,7 +10530,7 @@
       </w:pPr>
     </w:pPrDefault>
   </w:docDefaults>
-  <w:latentStyles w:defLockedState="0" w:defUIPriority="99" w:defSemiHidden="0" w:defUnhideWhenUsed="0" w:defQFormat="0" w:count="375">
+  <w:latentStyles w:defLockedState="0" w:defUIPriority="99" w:defSemiHidden="0" w:defUnhideWhenUsed="0" w:defQFormat="0" w:count="376">
     <w:lsdException w:name="Normal" w:uiPriority="0" w:qFormat="1"/>
     <w:lsdException w:name="heading 1" w:uiPriority="9" w:qFormat="1"/>
     <w:lsdException w:name="heading 2" w:semiHidden="1" w:uiPriority="9" w:unhideWhenUsed="1" w:qFormat="1"/>
@@ -11941,6 +10906,7 @@
     <w:lsdException w:name="Smart Hyperlink" w:semiHidden="1" w:unhideWhenUsed="1"/>
     <w:lsdException w:name="Hashtag" w:semiHidden="1" w:unhideWhenUsed="1"/>
     <w:lsdException w:name="Unresolved Mention" w:semiHidden="1" w:unhideWhenUsed="1"/>
+    <w:lsdException w:name="Smart Link" w:semiHidden="1" w:unhideWhenUsed="1"/>
   </w:latentStyles>
   <w:style w:type="paragraph" w:default="1" w:styleId="Normal">
     <w:name w:val="Normal"/>
@@ -11990,7 +10956,6 @@
     <w:next w:val="Normal"/>
     <w:link w:val="Ttulo3Car"/>
     <w:uiPriority w:val="9"/>
-    <w:semiHidden/>
     <w:unhideWhenUsed/>
     <w:qFormat/>
     <w:rsid w:val="00AC5047"/>
@@ -12201,7 +11166,6 @@
     <w:basedOn w:val="Fuentedeprrafopredeter"/>
     <w:link w:val="Ttulo3"/>
     <w:uiPriority w:val="9"/>
-    <w:semiHidden/>
     <w:rsid w:val="00AC5047"/>
     <w:rPr>
       <w:rFonts w:eastAsiaTheme="majorEastAsia" w:cstheme="majorBidi"/>

--- a/PuntoDeCorte-AimaraYDiana.docx
+++ b/PuntoDeCorte-AimaraYDiana.docx
@@ -12,73 +12,11 @@
       </w:sdtPr>
       <w:sdtContent>
         <w:p>
-          <w:r>
+          <w:pPr>
             <w:rPr>
-              <w:noProof/>
+              <w:u w:val="single"/>
             </w:rPr>
-            <w:drawing>
-              <wp:anchor distT="0" distB="0" distL="114300" distR="114300" simplePos="0" relativeHeight="251661312" behindDoc="0" locked="0" layoutInCell="1" allowOverlap="1" wp14:anchorId="1F307636" wp14:editId="1A69D2CD">
-                <wp:simplePos x="0" y="0"/>
-                <wp:positionH relativeFrom="page">
-                  <wp:align>left</wp:align>
-                </wp:positionH>
-                <wp:positionV relativeFrom="paragraph">
-                  <wp:posOffset>-899795</wp:posOffset>
-                </wp:positionV>
-                <wp:extent cx="7574915" cy="10743706"/>
-                <wp:effectExtent l="0" t="0" r="6985" b="635"/>
-                <wp:wrapNone/>
-                <wp:docPr id="779761166" name="Imagen 1"/>
-                <wp:cNvGraphicFramePr>
-                  <a:graphicFrameLocks xmlns:a="http://schemas.openxmlformats.org/drawingml/2006/main" noChangeAspect="1"/>
-                </wp:cNvGraphicFramePr>
-                <a:graphic xmlns:a="http://schemas.openxmlformats.org/drawingml/2006/main">
-                  <a:graphicData uri="http://schemas.openxmlformats.org/drawingml/2006/picture">
-                    <pic:pic xmlns:pic="http://schemas.openxmlformats.org/drawingml/2006/picture">
-                      <pic:nvPicPr>
-                        <pic:cNvPr id="0" name="Picture 1"/>
-                        <pic:cNvPicPr>
-                          <a:picLocks noChangeAspect="1" noChangeArrowheads="1"/>
-                        </pic:cNvPicPr>
-                      </pic:nvPicPr>
-                      <pic:blipFill>
-                        <a:blip r:embed="rId8">
-                          <a:extLst>
-                            <a:ext uri="{28A0092B-C50C-407E-A947-70E740481C1C}">
-                              <a14:useLocalDpi xmlns:a14="http://schemas.microsoft.com/office/drawing/2010/main" val="0"/>
-                            </a:ext>
-                          </a:extLst>
-                        </a:blip>
-                        <a:srcRect/>
-                        <a:stretch>
-                          <a:fillRect/>
-                        </a:stretch>
-                      </pic:blipFill>
-                      <pic:spPr bwMode="auto">
-                        <a:xfrm>
-                          <a:off x="0" y="0"/>
-                          <a:ext cx="7574915" cy="10743706"/>
-                        </a:xfrm>
-                        <a:prstGeom prst="rect">
-                          <a:avLst/>
-                        </a:prstGeom>
-                        <a:noFill/>
-                        <a:ln>
-                          <a:noFill/>
-                        </a:ln>
-                      </pic:spPr>
-                    </pic:pic>
-                  </a:graphicData>
-                </a:graphic>
-                <wp14:sizeRelH relativeFrom="page">
-                  <wp14:pctWidth>0</wp14:pctWidth>
-                </wp14:sizeRelH>
-                <wp14:sizeRelV relativeFrom="page">
-                  <wp14:pctHeight>0</wp14:pctHeight>
-                </wp14:sizeRelV>
-              </wp:anchor>
-            </w:drawing>
-          </w:r>
+          </w:pPr>
         </w:p>
         <w:p>
           <w:pPr>
@@ -2608,8 +2546,29 @@
     <w:p/>
     <w:p/>
     <w:p/>
-    <w:p/>
-    <w:p/>
+    <w:p>
+      <w:pPr>
+        <w:rPr>
+          <w:b/>
+          <w:bCs/>
+          <w:color w:val="EE0000"/>
+        </w:rPr>
+      </w:pPr>
+      <w:r>
+        <w:rPr>
+          <w:b/>
+          <w:bCs/>
+          <w:color w:val="EE0000"/>
+          <w:highlight w:val="yellow"/>
+        </w:rPr>
+        <w:t>INVESTIGACIÓN</w:t>
+      </w:r>
+    </w:p>
+    <w:p>
+      <w:r>
+        <w:t>Encuestas y demás</w:t>
+      </w:r>
+    </w:p>
     <w:p>
       <w:pPr>
         <w:pStyle w:val="Ttulo2"/>
@@ -3014,7 +2973,7 @@
                     <pic:cNvPicPr/>
                   </pic:nvPicPr>
                   <pic:blipFill>
-                    <a:blip r:embed="rId9">
+                    <a:blip r:embed="rId8">
                       <a:extLst>
                         <a:ext uri="{28A0092B-C50C-407E-A947-70E740481C1C}">
                           <a14:useLocalDpi xmlns:a14="http://schemas.microsoft.com/office/drawing/2010/main" val="0"/>
@@ -3967,6 +3926,37 @@
         <w:jc w:val="both"/>
         <w:rPr>
           <w:rFonts w:ascii="Arial" w:hAnsi="Arial" w:cs="Arial"/>
+          <w:b/>
+          <w:bCs/>
+          <w:color w:val="EE0000"/>
+        </w:rPr>
+      </w:pPr>
+      <w:r>
+        <w:rPr>
+          <w:rFonts w:ascii="Arial" w:hAnsi="Arial" w:cs="Arial"/>
+          <w:b/>
+          <w:bCs/>
+          <w:color w:val="EE0000"/>
+          <w:highlight w:val="yellow"/>
+        </w:rPr>
+        <w:t>COMPARATIVA CON OTRAS APPS</w:t>
+      </w:r>
+    </w:p>
+    <w:p>
+      <w:pPr>
+        <w:spacing w:line="360" w:lineRule="auto"/>
+        <w:jc w:val="both"/>
+        <w:rPr>
+          <w:rFonts w:ascii="Arial" w:hAnsi="Arial" w:cs="Arial"/>
+        </w:rPr>
+      </w:pPr>
+    </w:p>
+    <w:p>
+      <w:pPr>
+        <w:spacing w:line="360" w:lineRule="auto"/>
+        <w:jc w:val="both"/>
+        <w:rPr>
+          <w:rFonts w:ascii="Arial" w:hAnsi="Arial" w:cs="Arial"/>
         </w:rPr>
       </w:pPr>
     </w:p>
@@ -4006,7 +3996,6 @@
           <w:bCs/>
           <w:color w:val="215E99" w:themeColor="text2" w:themeTint="BF"/>
         </w:rPr>
-        <w:lastRenderedPageBreak/>
         <w:t>Posicionamiento en el mercado</w:t>
       </w:r>
     </w:p>
@@ -4306,21 +4295,36 @@
         <w:rPr>
           <w:rFonts w:ascii="Arial" w:hAnsi="Arial" w:cs="Arial"/>
         </w:rPr>
-        <w:t>Integración con bases de datos: Compatible con múltiples sistemas de gestión de bases de datos (MySQL, PostgreSQL, etc.), esenciales para almacenar documentos, resultados de test y métricas de rendimiento.</w:t>
-      </w:r>
-    </w:p>
-    <w:p>
-      <w:pPr>
-        <w:spacing w:line="360" w:lineRule="auto"/>
-        <w:jc w:val="both"/>
-        <w:rPr>
-          <w:rFonts w:ascii="Arial" w:hAnsi="Arial" w:cs="Arial"/>
-        </w:rPr>
-      </w:pPr>
-      <w:r>
-        <w:rPr>
-          <w:rFonts w:ascii="Arial" w:hAnsi="Arial" w:cs="Arial"/>
-        </w:rPr>
+        <w:t xml:space="preserve">Integración con bases de datos: Compatible con múltiples sistemas de gestión de bases de datos (MySQL, PostgreSQL, etc.), esenciales para almacenar documentos, resultados </w:t>
+      </w:r>
+      <w:proofErr w:type="gramStart"/>
+      <w:r>
+        <w:rPr>
+          <w:rFonts w:ascii="Arial" w:hAnsi="Arial" w:cs="Arial"/>
+        </w:rPr>
+        <w:t>de test</w:t>
+      </w:r>
+      <w:proofErr w:type="gramEnd"/>
+      <w:r>
+        <w:rPr>
+          <w:rFonts w:ascii="Arial" w:hAnsi="Arial" w:cs="Arial"/>
+        </w:rPr>
+        <w:t xml:space="preserve"> y métricas de rendimiento.</w:t>
+      </w:r>
+    </w:p>
+    <w:p>
+      <w:pPr>
+        <w:spacing w:line="360" w:lineRule="auto"/>
+        <w:jc w:val="both"/>
+        <w:rPr>
+          <w:rFonts w:ascii="Arial" w:hAnsi="Arial" w:cs="Arial"/>
+        </w:rPr>
+      </w:pPr>
+      <w:r>
+        <w:rPr>
+          <w:rFonts w:ascii="Arial" w:hAnsi="Arial" w:cs="Arial"/>
+        </w:rPr>
+        <w:lastRenderedPageBreak/>
         <w:t>El uso</w:t>
       </w:r>
       <w:r>
@@ -4371,7 +4375,6 @@
           <w:color w:val="215E99" w:themeColor="text2" w:themeTint="BF"/>
           <w:u w:val="single"/>
         </w:rPr>
-        <w:lastRenderedPageBreak/>
         <w:t>Front-end: HTML, CSS y JavaScript</w:t>
       </w:r>
     </w:p>
@@ -4489,7 +4492,21 @@
         <w:rPr>
           <w:rFonts w:ascii="Arial" w:hAnsi="Arial" w:cs="Arial"/>
         </w:rPr>
-        <w:t xml:space="preserve">, Vue) si se desea mejorar la experiencia visual o añadir SPA (Single Page </w:t>
+        <w:t>, Vue) si se desea mejorar la experiencia visual o añadir SPA (</w:t>
+      </w:r>
+      <w:proofErr w:type="gramStart"/>
+      <w:r>
+        <w:rPr>
+          <w:rFonts w:ascii="Arial" w:hAnsi="Arial" w:cs="Arial"/>
+        </w:rPr>
+        <w:t>Single</w:t>
+      </w:r>
+      <w:proofErr w:type="gramEnd"/>
+      <w:r>
+        <w:rPr>
+          <w:rFonts w:ascii="Arial" w:hAnsi="Arial" w:cs="Arial"/>
+        </w:rPr>
+        <w:t xml:space="preserve"> Page </w:t>
       </w:r>
       <w:proofErr w:type="spellStart"/>
       <w:r>
@@ -4723,7 +4740,6 @@
           <w:color w:val="215E99" w:themeColor="text2" w:themeTint="BF"/>
           <w:u w:val="single"/>
         </w:rPr>
-        <w:lastRenderedPageBreak/>
         <w:t>Generación de gráficos y estadísticas: Librerías JavaScript (Chart.js)</w:t>
       </w:r>
     </w:p>
@@ -5019,6 +5035,7 @@
         <w:rPr>
           <w:rFonts w:ascii="Arial" w:hAnsi="Arial" w:cs="Arial"/>
         </w:rPr>
+        <w:lastRenderedPageBreak/>
         <w:t>Permiten soportar múltiples usuarios simultáneos, gestionar almacenamiento de documentos y mantener el rendimiento óptimo sin necesidad de infraestructura local.</w:t>
       </w:r>
     </w:p>
@@ -5034,7 +5051,6 @@
         <w:rPr>
           <w:noProof/>
         </w:rPr>
-        <w:lastRenderedPageBreak/>
         <w:drawing>
           <wp:inline distT="0" distB="0" distL="0" distR="0" wp14:anchorId="62A21628" wp14:editId="4B54FBAC">
             <wp:extent cx="4319206" cy="7033260"/>
@@ -5053,7 +5069,7 @@
                     </pic:cNvPicPr>
                   </pic:nvPicPr>
                   <pic:blipFill>
-                    <a:blip r:embed="rId10">
+                    <a:blip r:embed="rId9">
                       <a:extLst>
                         <a:ext uri="{28A0092B-C50C-407E-A947-70E740481C1C}">
                           <a14:useLocalDpi xmlns:a14="http://schemas.microsoft.com/office/drawing/2010/main" val="0"/>
@@ -5142,7 +5158,6 @@
           <w:i/>
           <w:iCs/>
         </w:rPr>
-        <w:lastRenderedPageBreak/>
         <w:t>Frontend</w:t>
       </w:r>
       <w:proofErr w:type="spellEnd"/>
@@ -5458,7 +5473,21 @@
         <w:rPr>
           <w:rFonts w:ascii="Arial" w:hAnsi="Arial" w:cs="Arial"/>
         </w:rPr>
-        <w:t>Generación automática de test, flashcards y resúmenes.</w:t>
+        <w:t xml:space="preserve">Generación automática </w:t>
+      </w:r>
+      <w:proofErr w:type="gramStart"/>
+      <w:r>
+        <w:rPr>
+          <w:rFonts w:ascii="Arial" w:hAnsi="Arial" w:cs="Arial"/>
+        </w:rPr>
+        <w:t>de test</w:t>
+      </w:r>
+      <w:proofErr w:type="gramEnd"/>
+      <w:r>
+        <w:rPr>
+          <w:rFonts w:ascii="Arial" w:hAnsi="Arial" w:cs="Arial"/>
+        </w:rPr>
+        <w:t>, flashcards y resúmenes.</w:t>
       </w:r>
     </w:p>
     <w:p>
@@ -6178,7 +6207,7 @@
       </w:r>
     </w:p>
     <w:sectPr>
-      <w:footerReference w:type="default" r:id="rId11"/>
+      <w:footerReference w:type="default" r:id="rId10"/>
       <w:pgSz w:w="11906" w:h="16838"/>
       <w:pgMar w:top="1417" w:right="1701" w:bottom="1417" w:left="1701" w:header="708" w:footer="708" w:gutter="0"/>
       <w:pgNumType w:start="0"/>

--- a/PuntoDeCorte-AimaraYDiana.docx
+++ b/PuntoDeCorte-AimaraYDiana.docx
@@ -1,7 +1,9 @@
 
 <file path=word/document.xml><?xml version="1.0" encoding="utf-8"?>
-<w:document xmlns:wpc="http://schemas.microsoft.com/office/word/2010/wordprocessingCanvas" xmlns:cx="http://schemas.microsoft.com/office/drawing/2014/chartex" xmlns:cx1="http://schemas.microsoft.com/office/drawing/2015/9/8/chartex" xmlns:cx2="http://schemas.microsoft.com/office/drawing/2015/10/21/chartex" xmlns:cx3="http://schemas.microsoft.com/office/drawing/2016/5/9/chartex" xmlns:cx4="http://schemas.microsoft.com/office/drawing/2016/5/10/chartex" xmlns:cx5="http://schemas.microsoft.com/office/drawing/2016/5/11/chartex" xmlns:cx6="http://schemas.microsoft.com/office/drawing/2016/5/12/chartex" xmlns:cx7="http://schemas.microsoft.com/office/drawing/2016/5/13/chartex" xmlns:cx8="http://schemas.microsoft.com/office/drawing/2016/5/14/chartex" xmlns:mc="http://schemas.openxmlformats.org/markup-compatibility/2006" xmlns:aink="http://schemas.microsoft.com/office/drawing/2016/ink" xmlns:am3d="http://schemas.microsoft.com/office/drawing/2017/model3d" xmlns:o="urn:schemas-microsoft-com:office:office" xmlns:oel="http://schemas.microsoft.com/office/2019/extlst" xmlns:r="http://schemas.openxmlformats.org/officeDocument/2006/relationships" xmlns:m="http://schemas.openxmlformats.org/officeDocument/2006/math" xmlns:v="urn:schemas-microsoft-com:vml" xmlns:wp14="http://schemas.microsoft.com/office/word/2010/wordprocessingDrawing" xmlns:wp="http://schemas.openxmlformats.org/drawingml/2006/wordprocessingDrawing" xmlns:w10="urn:schemas-microsoft-com:office:word" xmlns:w="http://schemas.openxmlformats.org/wordprocessingml/2006/main" xmlns:w14="http://schemas.microsoft.com/office/word/2010/wordml" xmlns:w15="http://schemas.microsoft.com/office/word/2012/wordml" xmlns:w16cex="http://schemas.microsoft.com/office/word/2018/wordml/cex" xmlns:w16cid="http://schemas.microsoft.com/office/word/2016/wordml/cid" xmlns:w16="http://schemas.microsoft.com/office/word/2018/wordml" xmlns:w16du="http://schemas.microsoft.com/office/word/2023/wordml/word16du" xmlns:w16sdtdh="http://schemas.microsoft.com/office/word/2020/wordml/sdtdatahash" xmlns:w16sdtfl="http://schemas.microsoft.com/office/word/2024/wordml/sdtformatlock" xmlns:w16se="http://schemas.microsoft.com/office/word/2015/wordml/symex" xmlns:wpg="http://schemas.microsoft.com/office/word/2010/wordprocessingGroup" xmlns:wpi="http://schemas.microsoft.com/office/word/2010/wordprocessingInk" xmlns:wne="http://schemas.microsoft.com/office/word/2006/wordml" xmlns:wps="http://schemas.microsoft.com/office/word/2010/wordprocessingShape" mc:Ignorable="w14 w15 w16se w16cid w16 w16cex w16sdtdh w16sdtfl w16du wp14">
+<w:document xmlns:wpc="http://schemas.microsoft.com/office/word/2010/wordprocessingCanvas" xmlns:cx="http://schemas.microsoft.com/office/drawing/2014/chartex" xmlns:cx1="http://schemas.microsoft.com/office/drawing/2015/9/8/chartex" xmlns:cx2="http://schemas.microsoft.com/office/drawing/2015/10/21/chartex" xmlns:cx3="http://schemas.microsoft.com/office/drawing/2016/5/9/chartex" xmlns:cx4="http://schemas.microsoft.com/office/drawing/2016/5/10/chartex" xmlns:cx5="http://schemas.microsoft.com/office/drawing/2016/5/11/chartex" xmlns:cx6="http://schemas.microsoft.com/office/drawing/2016/5/12/chartex" xmlns:cx7="http://schemas.microsoft.com/office/drawing/2016/5/13/chartex" xmlns:cx8="http://schemas.microsoft.com/office/drawing/2016/5/14/chartex" xmlns:mc="http://schemas.openxmlformats.org/markup-compatibility/2006" xmlns:aink="http://schemas.microsoft.com/office/drawing/2016/ink" xmlns:am3d="http://schemas.microsoft.com/office/drawing/2017/model3d" xmlns:o="urn:schemas-microsoft-com:office:office" xmlns:r="http://schemas.openxmlformats.org/officeDocument/2006/relationships" xmlns:m="http://schemas.openxmlformats.org/officeDocument/2006/math" xmlns:v="urn:schemas-microsoft-com:vml" xmlns:wp14="http://schemas.microsoft.com/office/word/2010/wordprocessingDrawing" xmlns:wp="http://schemas.openxmlformats.org/drawingml/2006/wordprocessingDrawing" xmlns:w10="urn:schemas-microsoft-com:office:word" xmlns:w="http://schemas.openxmlformats.org/wordprocessingml/2006/main" xmlns:w14="http://schemas.microsoft.com/office/word/2010/wordml" xmlns:w15="http://schemas.microsoft.com/office/word/2012/wordml" xmlns:w16cid="http://schemas.microsoft.com/office/word/2016/wordml/cid" xmlns:w16se="http://schemas.microsoft.com/office/word/2015/wordml/symex" xmlns:wpg="http://schemas.microsoft.com/office/word/2010/wordprocessingGroup" xmlns:wpi="http://schemas.microsoft.com/office/word/2010/wordprocessingInk" xmlns:wne="http://schemas.microsoft.com/office/word/2006/wordml" xmlns:wps="http://schemas.microsoft.com/office/word/2010/wordprocessingShape" mc:Ignorable="w14 w15 w16se w16cid wp14">
   <w:body>
+    <w:bookmarkStart w:id="0" w:name="_GoBack" w:displacedByCustomXml="next"/>
+    <w:bookmarkEnd w:id="0" w:displacedByCustomXml="next"/>
     <w:sdt>
       <w:sdtPr>
         <w:id w:val="1972710559"/>
@@ -10,6 +12,7 @@
           <w:docPartUnique/>
         </w:docPartObj>
       </w:sdtPr>
+      <w:sdtEndPr/>
       <w:sdtContent>
         <w:p>
           <w:r>
@@ -186,6 +189,7 @@
                                     <w:dataBinding w:prefixMappings="xmlns:ns0='http://purl.org/dc/elements/1.1/' xmlns:ns1='http://schemas.openxmlformats.org/package/2006/metadata/core-properties' " w:xpath="/ns1:coreProperties[1]/ns0:title[1]" w:storeItemID="{6C3C8BC8-F283-45AE-878A-BAB7291924A1}"/>
                                     <w:text/>
                                   </w:sdtPr>
+                                  <w:sdtEndPr/>
                                   <w:sdtContent>
                                     <w:r>
                                       <w:rPr>
@@ -213,6 +217,7 @@
                                   <w:dataBinding w:prefixMappings="xmlns:ns0='http://purl.org/dc/elements/1.1/' xmlns:ns1='http://schemas.openxmlformats.org/package/2006/metadata/core-properties' " w:xpath="/ns1:coreProperties[1]/ns0:subject[1]" w:storeItemID="{6C3C8BC8-F283-45AE-878A-BAB7291924A1}"/>
                                   <w:text/>
                                 </w:sdtPr>
+                                <w:sdtEndPr/>
                                 <w:sdtContent>
                                   <w:p>
                                     <w:pPr>
@@ -251,6 +256,7 @@
                                   <w:dataBinding w:prefixMappings="xmlns:ns0='http://purl.org/dc/elements/1.1/' xmlns:ns1='http://schemas.openxmlformats.org/package/2006/metadata/core-properties' " w:xpath="/ns1:coreProperties[1]/ns0:creator[1]" w:storeItemID="{6C3C8BC8-F283-45AE-878A-BAB7291924A1}"/>
                                   <w:text/>
                                 </w:sdtPr>
+                                <w:sdtEndPr/>
                                 <w:sdtContent>
                                   <w:p>
                                     <w:pPr>
@@ -878,7 +884,7 @@
                 <w:noProof/>
                 <w:webHidden/>
               </w:rPr>
-              <w:t>4</w:t>
+              <w:t>5</w:t>
             </w:r>
             <w:r>
               <w:rPr>
@@ -946,7 +952,7 @@
                 <w:noProof/>
                 <w:webHidden/>
               </w:rPr>
-              <w:t>10</w:t>
+              <w:t>9</w:t>
             </w:r>
             <w:r>
               <w:rPr>
@@ -1016,7 +1022,7 @@
                 <w:noProof/>
                 <w:webHidden/>
               </w:rPr>
-              <w:t>11</w:t>
+              <w:t>14</w:t>
             </w:r>
             <w:r>
               <w:rPr>
@@ -1084,7 +1090,7 @@
                 <w:noProof/>
                 <w:webHidden/>
               </w:rPr>
-              <w:t>11</w:t>
+              <w:t>14</w:t>
             </w:r>
             <w:r>
               <w:rPr>
@@ -1152,7 +1158,7 @@
                 <w:noProof/>
                 <w:webHidden/>
               </w:rPr>
-              <w:t>11</w:t>
+              <w:t>14</w:t>
             </w:r>
             <w:r>
               <w:rPr>
@@ -1222,7 +1228,7 @@
                 <w:noProof/>
                 <w:webHidden/>
               </w:rPr>
-              <w:t>12</w:t>
+              <w:t>15</w:t>
             </w:r>
             <w:r>
               <w:rPr>
@@ -1292,7 +1298,7 @@
                 <w:noProof/>
                 <w:webHidden/>
               </w:rPr>
-              <w:t>12</w:t>
+              <w:t>16</w:t>
             </w:r>
             <w:r>
               <w:rPr>
@@ -1362,7 +1368,7 @@
                 <w:noProof/>
                 <w:webHidden/>
               </w:rPr>
-              <w:t>13</w:t>
+              <w:t>16</w:t>
             </w:r>
             <w:r>
               <w:rPr>
@@ -1432,7 +1438,7 @@
                 <w:noProof/>
                 <w:webHidden/>
               </w:rPr>
-              <w:t>13</w:t>
+              <w:t>16</w:t>
             </w:r>
             <w:r>
               <w:rPr>
@@ -1502,7 +1508,7 @@
                 <w:noProof/>
                 <w:webHidden/>
               </w:rPr>
-              <w:t>13</w:t>
+              <w:t>16</w:t>
             </w:r>
             <w:r>
               <w:rPr>
@@ -1572,7 +1578,7 @@
                 <w:noProof/>
                 <w:webHidden/>
               </w:rPr>
-              <w:t>13</w:t>
+              <w:t>16</w:t>
             </w:r>
             <w:r>
               <w:rPr>
@@ -1620,7 +1626,7 @@
       <w:pPr>
         <w:pStyle w:val="Ttulo1"/>
       </w:pPr>
-      <w:bookmarkStart w:id="0" w:name="_Toc226219481"/>
+      <w:bookmarkStart w:id="1" w:name="_Toc226219481"/>
       <w:r>
         <w:rPr>
           <w:rFonts w:eastAsiaTheme="minorHAnsi"/>
@@ -1631,7 +1637,7 @@
       <w:r>
         <w:t>N</w:t>
       </w:r>
-      <w:bookmarkEnd w:id="0"/>
+      <w:bookmarkEnd w:id="1"/>
     </w:p>
     <w:p>
       <w:pPr>
@@ -1707,11 +1713,11 @@
       <w:pPr>
         <w:pStyle w:val="Ttulo1"/>
       </w:pPr>
-      <w:bookmarkStart w:id="1" w:name="_Toc226219482"/>
+      <w:bookmarkStart w:id="2" w:name="_Toc226219482"/>
       <w:r>
         <w:t>PALABRAS CLAVE</w:t>
       </w:r>
-      <w:bookmarkEnd w:id="1"/>
+      <w:bookmarkEnd w:id="2"/>
     </w:p>
     <w:tbl>
       <w:tblPr>
@@ -1873,21 +1879,21 @@
       <w:pPr>
         <w:pStyle w:val="Ttulo1"/>
       </w:pPr>
-      <w:bookmarkStart w:id="2" w:name="_Toc226219483"/>
+      <w:bookmarkStart w:id="3" w:name="_Toc226219483"/>
       <w:r>
         <w:t>INTRODUCCIÓN</w:t>
       </w:r>
-      <w:bookmarkEnd w:id="2"/>
+      <w:bookmarkEnd w:id="3"/>
     </w:p>
     <w:p>
       <w:pPr>
         <w:pStyle w:val="Ttulo2"/>
       </w:pPr>
-      <w:bookmarkStart w:id="3" w:name="_Toc226219484"/>
+      <w:bookmarkStart w:id="4" w:name="_Toc226219484"/>
       <w:r>
         <w:t>Justificación del proyecto</w:t>
       </w:r>
-      <w:bookmarkEnd w:id="3"/>
+      <w:bookmarkEnd w:id="4"/>
     </w:p>
     <w:p>
       <w:pPr>
@@ -2188,11 +2194,11 @@
       <w:pPr>
         <w:pStyle w:val="Ttulo2"/>
       </w:pPr>
-      <w:bookmarkStart w:id="4" w:name="_Toc226219485"/>
+      <w:bookmarkStart w:id="5" w:name="_Toc226219485"/>
       <w:r>
         <w:t>Contextualización del proyecto</w:t>
       </w:r>
-      <w:bookmarkEnd w:id="4"/>
+      <w:bookmarkEnd w:id="5"/>
     </w:p>
     <w:p>
       <w:pPr>
@@ -2614,12 +2620,12 @@
       <w:pPr>
         <w:pStyle w:val="Ttulo2"/>
       </w:pPr>
-      <w:bookmarkStart w:id="5" w:name="_Toc226219486"/>
+      <w:bookmarkStart w:id="6" w:name="_Toc226219486"/>
       <w:r>
         <w:lastRenderedPageBreak/>
         <w:t>Marco profesional y relevancia en el sector</w:t>
       </w:r>
-      <w:bookmarkEnd w:id="5"/>
+      <w:bookmarkEnd w:id="6"/>
       <w:r>
         <w:t xml:space="preserve"> </w:t>
       </w:r>
@@ -4140,11 +4146,11 @@
       <w:pPr>
         <w:pStyle w:val="Ttulo2"/>
       </w:pPr>
-      <w:bookmarkStart w:id="6" w:name="_Toc226219487"/>
+      <w:bookmarkStart w:id="7" w:name="_Toc226219487"/>
       <w:r>
         <w:t>Base teórica (conceptos técnicos de informática o IT).</w:t>
       </w:r>
-      <w:bookmarkEnd w:id="6"/>
+      <w:bookmarkEnd w:id="7"/>
     </w:p>
     <w:p>
       <w:pPr>
@@ -4232,7 +4238,21 @@
         <w:rPr>
           <w:rFonts w:ascii="Arial" w:hAnsi="Arial" w:cs="Arial"/>
         </w:rPr>
-        <w:t xml:space="preserve">Madurez y estabilidad: Spring Boot es un </w:t>
+        <w:t xml:space="preserve">Madurez y estabilidad: Spring </w:t>
+      </w:r>
+      <w:proofErr w:type="spellStart"/>
+      <w:r>
+        <w:rPr>
+          <w:rFonts w:ascii="Arial" w:hAnsi="Arial" w:cs="Arial"/>
+        </w:rPr>
+        <w:t>Boot</w:t>
+      </w:r>
+      <w:proofErr w:type="spellEnd"/>
+      <w:r>
+        <w:rPr>
+          <w:rFonts w:ascii="Arial" w:hAnsi="Arial" w:cs="Arial"/>
+        </w:rPr>
+        <w:t xml:space="preserve"> es un </w:t>
       </w:r>
       <w:proofErr w:type="spellStart"/>
       <w:r>
@@ -5198,7 +5218,21 @@
         <w:rPr>
           <w:rFonts w:ascii="Arial" w:hAnsi="Arial" w:cs="Arial"/>
         </w:rPr>
-        <w:t>, test, flashcards, documentos y gráficos interactivos.</w:t>
+        <w:t xml:space="preserve">, test, </w:t>
+      </w:r>
+      <w:proofErr w:type="spellStart"/>
+      <w:r>
+        <w:rPr>
+          <w:rFonts w:ascii="Arial" w:hAnsi="Arial" w:cs="Arial"/>
+        </w:rPr>
+        <w:t>flashcards</w:t>
+      </w:r>
+      <w:proofErr w:type="spellEnd"/>
+      <w:r>
+        <w:rPr>
+          <w:rFonts w:ascii="Arial" w:hAnsi="Arial" w:cs="Arial"/>
+        </w:rPr>
+        <w:t>, documentos y gráficos interactivos.</w:t>
       </w:r>
     </w:p>
     <w:p>
@@ -5589,12 +5623,12 @@
       <w:pPr>
         <w:pStyle w:val="Ttulo1"/>
       </w:pPr>
-      <w:bookmarkStart w:id="7" w:name="_Toc226219488"/>
+      <w:bookmarkStart w:id="8" w:name="_Toc226219488"/>
       <w:r>
         <w:lastRenderedPageBreak/>
         <w:t>OBJETIVOS</w:t>
       </w:r>
-      <w:bookmarkEnd w:id="7"/>
+      <w:bookmarkEnd w:id="8"/>
     </w:p>
     <w:p>
       <w:pPr>
@@ -5639,11 +5673,11 @@
       <w:pPr>
         <w:pStyle w:val="Ttulo2"/>
       </w:pPr>
-      <w:bookmarkStart w:id="8" w:name="_Toc226219489"/>
+      <w:bookmarkStart w:id="9" w:name="_Toc226219489"/>
       <w:r>
         <w:t>Objetivo general</w:t>
       </w:r>
-      <w:bookmarkEnd w:id="8"/>
+      <w:bookmarkEnd w:id="9"/>
     </w:p>
     <w:p>
       <w:pPr>
@@ -5673,14 +5707,14 @@
       <w:pPr>
         <w:pStyle w:val="Ttulo2"/>
       </w:pPr>
-      <w:bookmarkStart w:id="9" w:name="_Toc226219490"/>
+      <w:bookmarkStart w:id="10" w:name="_Toc226219490"/>
       <w:r>
         <w:t>O</w:t>
       </w:r>
       <w:r>
         <w:t>bjetivos específicos</w:t>
       </w:r>
-      <w:bookmarkEnd w:id="9"/>
+      <w:bookmarkEnd w:id="10"/>
     </w:p>
     <w:p>
       <w:pPr>
@@ -5903,11 +5937,11 @@
       <w:pPr>
         <w:pStyle w:val="Ttulo1"/>
       </w:pPr>
-      <w:bookmarkStart w:id="10" w:name="_Toc226219491"/>
+      <w:bookmarkStart w:id="11" w:name="_Toc226219491"/>
       <w:r>
         <w:t>METODOLOGÍA</w:t>
       </w:r>
-      <w:bookmarkEnd w:id="10"/>
+      <w:bookmarkEnd w:id="11"/>
     </w:p>
     <w:p>
       <w:pPr>
@@ -6067,11 +6101,11 @@
       <w:pPr>
         <w:pStyle w:val="Ttulo1"/>
       </w:pPr>
-      <w:bookmarkStart w:id="11" w:name="_Toc226219492"/>
+      <w:bookmarkStart w:id="12" w:name="_Toc226219492"/>
       <w:r>
         <w:t>DESARROLLO DEL TRABAJO</w:t>
       </w:r>
-      <w:bookmarkEnd w:id="11"/>
+      <w:bookmarkEnd w:id="12"/>
     </w:p>
     <w:p>
       <w:pPr>
@@ -6098,11 +6132,11 @@
       <w:pPr>
         <w:pStyle w:val="Ttulo1"/>
       </w:pPr>
-      <w:bookmarkStart w:id="12" w:name="_Toc226219493"/>
+      <w:bookmarkStart w:id="13" w:name="_Toc226219493"/>
       <w:r>
         <w:t>RESULTADOS Y DISCUSIÓN</w:t>
       </w:r>
-      <w:bookmarkEnd w:id="12"/>
+      <w:bookmarkEnd w:id="13"/>
     </w:p>
     <w:p>
       <w:pPr>
@@ -6122,11 +6156,11 @@
       <w:pPr>
         <w:pStyle w:val="Ttulo1"/>
       </w:pPr>
-      <w:bookmarkStart w:id="13" w:name="_Toc226219494"/>
+      <w:bookmarkStart w:id="14" w:name="_Toc226219494"/>
       <w:r>
         <w:t>CONCLUSIÓN</w:t>
       </w:r>
-      <w:bookmarkEnd w:id="13"/>
+      <w:bookmarkEnd w:id="14"/>
     </w:p>
     <w:p/>
     <w:p/>
@@ -6134,11 +6168,11 @@
       <w:pPr>
         <w:pStyle w:val="Ttulo1"/>
       </w:pPr>
-      <w:bookmarkStart w:id="14" w:name="_Toc226219495"/>
+      <w:bookmarkStart w:id="15" w:name="_Toc226219495"/>
       <w:r>
         <w:t>REFERENCIAS BIBLIOGRÁFICAS</w:t>
       </w:r>
-      <w:bookmarkEnd w:id="14"/>
+      <w:bookmarkEnd w:id="15"/>
     </w:p>
     <w:p>
       <w:pPr>
@@ -6158,11 +6192,11 @@
       <w:pPr>
         <w:pStyle w:val="Ttulo1"/>
       </w:pPr>
-      <w:bookmarkStart w:id="15" w:name="_Toc226219496"/>
+      <w:bookmarkStart w:id="16" w:name="_Toc226219496"/>
       <w:r>
         <w:t>ANEXOS</w:t>
       </w:r>
-      <w:bookmarkEnd w:id="15"/>
+      <w:bookmarkEnd w:id="16"/>
     </w:p>
     <w:p>
       <w:pPr>
@@ -6175,6 +6209,25 @@
           <w:rFonts w:ascii="Arial" w:hAnsi="Arial" w:cs="Arial"/>
         </w:rPr>
         <w:t>Anexo 1 – Diagrama de Gantt</w:t>
+      </w:r>
+      <w:r>
+        <w:rPr>
+          <w:rFonts w:ascii="Arial" w:hAnsi="Arial" w:cs="Arial"/>
+        </w:rPr>
+        <w:t>.</w:t>
+      </w:r>
+    </w:p>
+    <w:p>
+      <w:pPr>
+        <w:rPr>
+          <w:rFonts w:ascii="Arial" w:hAnsi="Arial" w:cs="Arial"/>
+        </w:rPr>
+      </w:pPr>
+      <w:r>
+        <w:rPr>
+          <w:rFonts w:ascii="Arial" w:hAnsi="Arial" w:cs="Arial"/>
+        </w:rPr>
+        <w:t>Anexo 2 – Esquema de la Base de Datos.</w:t>
       </w:r>
     </w:p>
     <w:sectPr>
@@ -6191,7 +6244,7 @@
 </file>
 
 <file path=word/endnotes.xml><?xml version="1.0" encoding="utf-8"?>
-<w:endnotes xmlns:wpc="http://schemas.microsoft.com/office/word/2010/wordprocessingCanvas" xmlns:cx="http://schemas.microsoft.com/office/drawing/2014/chartex" xmlns:cx1="http://schemas.microsoft.com/office/drawing/2015/9/8/chartex" xmlns:cx2="http://schemas.microsoft.com/office/drawing/2015/10/21/chartex" xmlns:cx3="http://schemas.microsoft.com/office/drawing/2016/5/9/chartex" xmlns:cx4="http://schemas.microsoft.com/office/drawing/2016/5/10/chartex" xmlns:cx5="http://schemas.microsoft.com/office/drawing/2016/5/11/chartex" xmlns:cx6="http://schemas.microsoft.com/office/drawing/2016/5/12/chartex" xmlns:cx7="http://schemas.microsoft.com/office/drawing/2016/5/13/chartex" xmlns:cx8="http://schemas.microsoft.com/office/drawing/2016/5/14/chartex" xmlns:mc="http://schemas.openxmlformats.org/markup-compatibility/2006" xmlns:aink="http://schemas.microsoft.com/office/drawing/2016/ink" xmlns:am3d="http://schemas.microsoft.com/office/drawing/2017/model3d" xmlns:o="urn:schemas-microsoft-com:office:office" xmlns:oel="http://schemas.microsoft.com/office/2019/extlst" xmlns:r="http://schemas.openxmlformats.org/officeDocument/2006/relationships" xmlns:m="http://schemas.openxmlformats.org/officeDocument/2006/math" xmlns:v="urn:schemas-microsoft-com:vml" xmlns:wp14="http://schemas.microsoft.com/office/word/2010/wordprocessingDrawing" xmlns:wp="http://schemas.openxmlformats.org/drawingml/2006/wordprocessingDrawing" xmlns:w10="urn:schemas-microsoft-com:office:word" xmlns:w="http://schemas.openxmlformats.org/wordprocessingml/2006/main" xmlns:w14="http://schemas.microsoft.com/office/word/2010/wordml" xmlns:w15="http://schemas.microsoft.com/office/word/2012/wordml" xmlns:w16cex="http://schemas.microsoft.com/office/word/2018/wordml/cex" xmlns:w16cid="http://schemas.microsoft.com/office/word/2016/wordml/cid" xmlns:w16="http://schemas.microsoft.com/office/word/2018/wordml" xmlns:w16du="http://schemas.microsoft.com/office/word/2023/wordml/word16du" xmlns:w16sdtdh="http://schemas.microsoft.com/office/word/2020/wordml/sdtdatahash" xmlns:w16sdtfl="http://schemas.microsoft.com/office/word/2024/wordml/sdtformatlock" xmlns:w16se="http://schemas.microsoft.com/office/word/2015/wordml/symex" xmlns:wpg="http://schemas.microsoft.com/office/word/2010/wordprocessingGroup" xmlns:wpi="http://schemas.microsoft.com/office/word/2010/wordprocessingInk" xmlns:wne="http://schemas.microsoft.com/office/word/2006/wordml" xmlns:wps="http://schemas.microsoft.com/office/word/2010/wordprocessingShape" mc:Ignorable="w14 w15 w16se w16cid w16 w16cex w16sdtdh w16sdtfl w16du wp14">
+<w:endnotes xmlns:wpc="http://schemas.microsoft.com/office/word/2010/wordprocessingCanvas" xmlns:cx="http://schemas.microsoft.com/office/drawing/2014/chartex" xmlns:cx1="http://schemas.microsoft.com/office/drawing/2015/9/8/chartex" xmlns:cx2="http://schemas.microsoft.com/office/drawing/2015/10/21/chartex" xmlns:cx3="http://schemas.microsoft.com/office/drawing/2016/5/9/chartex" xmlns:cx4="http://schemas.microsoft.com/office/drawing/2016/5/10/chartex" xmlns:cx5="http://schemas.microsoft.com/office/drawing/2016/5/11/chartex" xmlns:cx6="http://schemas.microsoft.com/office/drawing/2016/5/12/chartex" xmlns:cx7="http://schemas.microsoft.com/office/drawing/2016/5/13/chartex" xmlns:cx8="http://schemas.microsoft.com/office/drawing/2016/5/14/chartex" xmlns:mc="http://schemas.openxmlformats.org/markup-compatibility/2006" xmlns:aink="http://schemas.microsoft.com/office/drawing/2016/ink" xmlns:am3d="http://schemas.microsoft.com/office/drawing/2017/model3d" xmlns:o="urn:schemas-microsoft-com:office:office" xmlns:r="http://schemas.openxmlformats.org/officeDocument/2006/relationships" xmlns:m="http://schemas.openxmlformats.org/officeDocument/2006/math" xmlns:v="urn:schemas-microsoft-com:vml" xmlns:wp14="http://schemas.microsoft.com/office/word/2010/wordprocessingDrawing" xmlns:wp="http://schemas.openxmlformats.org/drawingml/2006/wordprocessingDrawing" xmlns:w10="urn:schemas-microsoft-com:office:word" xmlns:w="http://schemas.openxmlformats.org/wordprocessingml/2006/main" xmlns:w14="http://schemas.microsoft.com/office/word/2010/wordml" xmlns:w15="http://schemas.microsoft.com/office/word/2012/wordml" xmlns:w16cid="http://schemas.microsoft.com/office/word/2016/wordml/cid" xmlns:w16se="http://schemas.microsoft.com/office/word/2015/wordml/symex" xmlns:wpg="http://schemas.microsoft.com/office/word/2010/wordprocessingGroup" xmlns:wpi="http://schemas.microsoft.com/office/word/2010/wordprocessingInk" xmlns:wne="http://schemas.microsoft.com/office/word/2006/wordml" xmlns:wps="http://schemas.microsoft.com/office/word/2010/wordprocessingShape" mc:Ignorable="w14 w15 w16se w16cid wp14">
   <w:endnote w:type="separator" w:id="-1">
     <w:p>
       <w:pPr>
@@ -6216,7 +6269,7 @@
 </file>
 
 <file path=word/footer1.xml><?xml version="1.0" encoding="utf-8"?>
-<w:ftr xmlns:wpc="http://schemas.microsoft.com/office/word/2010/wordprocessingCanvas" xmlns:cx="http://schemas.microsoft.com/office/drawing/2014/chartex" xmlns:cx1="http://schemas.microsoft.com/office/drawing/2015/9/8/chartex" xmlns:cx2="http://schemas.microsoft.com/office/drawing/2015/10/21/chartex" xmlns:cx3="http://schemas.microsoft.com/office/drawing/2016/5/9/chartex" xmlns:cx4="http://schemas.microsoft.com/office/drawing/2016/5/10/chartex" xmlns:cx5="http://schemas.microsoft.com/office/drawing/2016/5/11/chartex" xmlns:cx6="http://schemas.microsoft.com/office/drawing/2016/5/12/chartex" xmlns:cx7="http://schemas.microsoft.com/office/drawing/2016/5/13/chartex" xmlns:cx8="http://schemas.microsoft.com/office/drawing/2016/5/14/chartex" xmlns:mc="http://schemas.openxmlformats.org/markup-compatibility/2006" xmlns:aink="http://schemas.microsoft.com/office/drawing/2016/ink" xmlns:am3d="http://schemas.microsoft.com/office/drawing/2017/model3d" xmlns:o="urn:schemas-microsoft-com:office:office" xmlns:oel="http://schemas.microsoft.com/office/2019/extlst" xmlns:r="http://schemas.openxmlformats.org/officeDocument/2006/relationships" xmlns:m="http://schemas.openxmlformats.org/officeDocument/2006/math" xmlns:v="urn:schemas-microsoft-com:vml" xmlns:wp14="http://schemas.microsoft.com/office/word/2010/wordprocessingDrawing" xmlns:wp="http://schemas.openxmlformats.org/drawingml/2006/wordprocessingDrawing" xmlns:w10="urn:schemas-microsoft-com:office:word" xmlns:w="http://schemas.openxmlformats.org/wordprocessingml/2006/main" xmlns:w14="http://schemas.microsoft.com/office/word/2010/wordml" xmlns:w15="http://schemas.microsoft.com/office/word/2012/wordml" xmlns:w16cex="http://schemas.microsoft.com/office/word/2018/wordml/cex" xmlns:w16cid="http://schemas.microsoft.com/office/word/2016/wordml/cid" xmlns:w16="http://schemas.microsoft.com/office/word/2018/wordml" xmlns:w16du="http://schemas.microsoft.com/office/word/2023/wordml/word16du" xmlns:w16sdtdh="http://schemas.microsoft.com/office/word/2020/wordml/sdtdatahash" xmlns:w16sdtfl="http://schemas.microsoft.com/office/word/2024/wordml/sdtformatlock" xmlns:w16se="http://schemas.microsoft.com/office/word/2015/wordml/symex" xmlns:wpg="http://schemas.microsoft.com/office/word/2010/wordprocessingGroup" xmlns:wpi="http://schemas.microsoft.com/office/word/2010/wordprocessingInk" xmlns:wne="http://schemas.microsoft.com/office/word/2006/wordml" xmlns:wps="http://schemas.microsoft.com/office/word/2010/wordprocessingShape" mc:Ignorable="w14 w15 w16se w16cid w16 w16cex w16sdtdh w16sdtfl w16du wp14">
+<w:ftr xmlns:wpc="http://schemas.microsoft.com/office/word/2010/wordprocessingCanvas" xmlns:cx="http://schemas.microsoft.com/office/drawing/2014/chartex" xmlns:cx1="http://schemas.microsoft.com/office/drawing/2015/9/8/chartex" xmlns:cx2="http://schemas.microsoft.com/office/drawing/2015/10/21/chartex" xmlns:cx3="http://schemas.microsoft.com/office/drawing/2016/5/9/chartex" xmlns:cx4="http://schemas.microsoft.com/office/drawing/2016/5/10/chartex" xmlns:cx5="http://schemas.microsoft.com/office/drawing/2016/5/11/chartex" xmlns:cx6="http://schemas.microsoft.com/office/drawing/2016/5/12/chartex" xmlns:cx7="http://schemas.microsoft.com/office/drawing/2016/5/13/chartex" xmlns:cx8="http://schemas.microsoft.com/office/drawing/2016/5/14/chartex" xmlns:mc="http://schemas.openxmlformats.org/markup-compatibility/2006" xmlns:aink="http://schemas.microsoft.com/office/drawing/2016/ink" xmlns:am3d="http://schemas.microsoft.com/office/drawing/2017/model3d" xmlns:o="urn:schemas-microsoft-com:office:office" xmlns:r="http://schemas.openxmlformats.org/officeDocument/2006/relationships" xmlns:m="http://schemas.openxmlformats.org/officeDocument/2006/math" xmlns:v="urn:schemas-microsoft-com:vml" xmlns:wp14="http://schemas.microsoft.com/office/word/2010/wordprocessingDrawing" xmlns:wp="http://schemas.openxmlformats.org/drawingml/2006/wordprocessingDrawing" xmlns:w10="urn:schemas-microsoft-com:office:word" xmlns:w="http://schemas.openxmlformats.org/wordprocessingml/2006/main" xmlns:w14="http://schemas.microsoft.com/office/word/2010/wordml" xmlns:w15="http://schemas.microsoft.com/office/word/2012/wordml" xmlns:w16cid="http://schemas.microsoft.com/office/word/2016/wordml/cid" xmlns:w16se="http://schemas.microsoft.com/office/word/2015/wordml/symex" xmlns:wpg="http://schemas.microsoft.com/office/word/2010/wordprocessingGroup" xmlns:wpi="http://schemas.microsoft.com/office/word/2010/wordprocessingInk" xmlns:wne="http://schemas.microsoft.com/office/word/2006/wordml" xmlns:wps="http://schemas.microsoft.com/office/word/2010/wordprocessingShape" mc:Ignorable="w14 w15 w16se w16cid wp14">
   <w:sdt>
     <w:sdtPr>
       <w:id w:val="1430625059"/>
@@ -6225,6 +6278,7 @@
         <w:docPartUnique/>
       </w:docPartObj>
     </w:sdtPr>
+    <w:sdtEndPr/>
     <w:sdtContent>
       <w:p>
         <w:pPr>
@@ -6280,7 +6334,7 @@
                 </wp:inline>
               </w:drawing>
             </mc:Choice>
-            <mc:Fallback>
+            <mc:Fallback xmlns:oel="http://schemas.microsoft.com/office/2019/extlst" xmlns:w16cex="http://schemas.microsoft.com/office/word/2018/wordml/cex" xmlns:w16="http://schemas.microsoft.com/office/word/2018/wordml" xmlns:w16du="http://schemas.microsoft.com/office/word/2023/wordml/word16du" xmlns:w16sdtdh="http://schemas.microsoft.com/office/word/2020/wordml/sdtdatahash" xmlns:w16sdtfl="http://schemas.microsoft.com/office/word/2024/wordml/sdtformatlock">
               <w:pict>
                 <v:shapetype w14:anchorId="32B99323" id="_x0000_t110" coordsize="21600,21600" o:spt="110" path="m10800,l,10800,10800,21600,21600,10800xe">
                   <v:stroke joinstyle="miter"/>
@@ -6326,7 +6380,7 @@
 </file>
 
 <file path=word/footnotes.xml><?xml version="1.0" encoding="utf-8"?>
-<w:footnotes xmlns:wpc="http://schemas.microsoft.com/office/word/2010/wordprocessingCanvas" xmlns:cx="http://schemas.microsoft.com/office/drawing/2014/chartex" xmlns:cx1="http://schemas.microsoft.com/office/drawing/2015/9/8/chartex" xmlns:cx2="http://schemas.microsoft.com/office/drawing/2015/10/21/chartex" xmlns:cx3="http://schemas.microsoft.com/office/drawing/2016/5/9/chartex" xmlns:cx4="http://schemas.microsoft.com/office/drawing/2016/5/10/chartex" xmlns:cx5="http://schemas.microsoft.com/office/drawing/2016/5/11/chartex" xmlns:cx6="http://schemas.microsoft.com/office/drawing/2016/5/12/chartex" xmlns:cx7="http://schemas.microsoft.com/office/drawing/2016/5/13/chartex" xmlns:cx8="http://schemas.microsoft.com/office/drawing/2016/5/14/chartex" xmlns:mc="http://schemas.openxmlformats.org/markup-compatibility/2006" xmlns:aink="http://schemas.microsoft.com/office/drawing/2016/ink" xmlns:am3d="http://schemas.microsoft.com/office/drawing/2017/model3d" xmlns:o="urn:schemas-microsoft-com:office:office" xmlns:oel="http://schemas.microsoft.com/office/2019/extlst" xmlns:r="http://schemas.openxmlformats.org/officeDocument/2006/relationships" xmlns:m="http://schemas.openxmlformats.org/officeDocument/2006/math" xmlns:v="urn:schemas-microsoft-com:vml" xmlns:wp14="http://schemas.microsoft.com/office/word/2010/wordprocessingDrawing" xmlns:wp="http://schemas.openxmlformats.org/drawingml/2006/wordprocessingDrawing" xmlns:w10="urn:schemas-microsoft-com:office:word" xmlns:w="http://schemas.openxmlformats.org/wordprocessingml/2006/main" xmlns:w14="http://schemas.microsoft.com/office/word/2010/wordml" xmlns:w15="http://schemas.microsoft.com/office/word/2012/wordml" xmlns:w16cex="http://schemas.microsoft.com/office/word/2018/wordml/cex" xmlns:w16cid="http://schemas.microsoft.com/office/word/2016/wordml/cid" xmlns:w16="http://schemas.microsoft.com/office/word/2018/wordml" xmlns:w16du="http://schemas.microsoft.com/office/word/2023/wordml/word16du" xmlns:w16sdtdh="http://schemas.microsoft.com/office/word/2020/wordml/sdtdatahash" xmlns:w16sdtfl="http://schemas.microsoft.com/office/word/2024/wordml/sdtformatlock" xmlns:w16se="http://schemas.microsoft.com/office/word/2015/wordml/symex" xmlns:wpg="http://schemas.microsoft.com/office/word/2010/wordprocessingGroup" xmlns:wpi="http://schemas.microsoft.com/office/word/2010/wordprocessingInk" xmlns:wne="http://schemas.microsoft.com/office/word/2006/wordml" xmlns:wps="http://schemas.microsoft.com/office/word/2010/wordprocessingShape" mc:Ignorable="w14 w15 w16se w16cid w16 w16cex w16sdtdh w16sdtfl w16du wp14">
+<w:footnotes xmlns:wpc="http://schemas.microsoft.com/office/word/2010/wordprocessingCanvas" xmlns:cx="http://schemas.microsoft.com/office/drawing/2014/chartex" xmlns:cx1="http://schemas.microsoft.com/office/drawing/2015/9/8/chartex" xmlns:cx2="http://schemas.microsoft.com/office/drawing/2015/10/21/chartex" xmlns:cx3="http://schemas.microsoft.com/office/drawing/2016/5/9/chartex" xmlns:cx4="http://schemas.microsoft.com/office/drawing/2016/5/10/chartex" xmlns:cx5="http://schemas.microsoft.com/office/drawing/2016/5/11/chartex" xmlns:cx6="http://schemas.microsoft.com/office/drawing/2016/5/12/chartex" xmlns:cx7="http://schemas.microsoft.com/office/drawing/2016/5/13/chartex" xmlns:cx8="http://schemas.microsoft.com/office/drawing/2016/5/14/chartex" xmlns:mc="http://schemas.openxmlformats.org/markup-compatibility/2006" xmlns:aink="http://schemas.microsoft.com/office/drawing/2016/ink" xmlns:am3d="http://schemas.microsoft.com/office/drawing/2017/model3d" xmlns:o="urn:schemas-microsoft-com:office:office" xmlns:r="http://schemas.openxmlformats.org/officeDocument/2006/relationships" xmlns:m="http://schemas.openxmlformats.org/officeDocument/2006/math" xmlns:v="urn:schemas-microsoft-com:vml" xmlns:wp14="http://schemas.microsoft.com/office/word/2010/wordprocessingDrawing" xmlns:wp="http://schemas.openxmlformats.org/drawingml/2006/wordprocessingDrawing" xmlns:w10="urn:schemas-microsoft-com:office:word" xmlns:w="http://schemas.openxmlformats.org/wordprocessingml/2006/main" xmlns:w14="http://schemas.microsoft.com/office/word/2010/wordml" xmlns:w15="http://schemas.microsoft.com/office/word/2012/wordml" xmlns:w16cid="http://schemas.microsoft.com/office/word/2016/wordml/cid" xmlns:w16se="http://schemas.microsoft.com/office/word/2015/wordml/symex" xmlns:wpg="http://schemas.microsoft.com/office/word/2010/wordprocessingGroup" xmlns:wpi="http://schemas.microsoft.com/office/word/2010/wordprocessingInk" xmlns:wne="http://schemas.microsoft.com/office/word/2006/wordml" xmlns:wps="http://schemas.microsoft.com/office/word/2010/wordprocessingShape" mc:Ignorable="w14 w15 w16se w16cid wp14">
   <w:footnote w:type="separator" w:id="-1">
     <w:p>
       <w:pPr>
@@ -6351,7 +6405,7 @@
 </file>
 
 <file path=word/numbering.xml><?xml version="1.0" encoding="utf-8"?>
-<w:numbering xmlns:wpc="http://schemas.microsoft.com/office/word/2010/wordprocessingCanvas" xmlns:cx="http://schemas.microsoft.com/office/drawing/2014/chartex" xmlns:cx1="http://schemas.microsoft.com/office/drawing/2015/9/8/chartex" xmlns:cx2="http://schemas.microsoft.com/office/drawing/2015/10/21/chartex" xmlns:cx3="http://schemas.microsoft.com/office/drawing/2016/5/9/chartex" xmlns:cx4="http://schemas.microsoft.com/office/drawing/2016/5/10/chartex" xmlns:cx5="http://schemas.microsoft.com/office/drawing/2016/5/11/chartex" xmlns:cx6="http://schemas.microsoft.com/office/drawing/2016/5/12/chartex" xmlns:cx7="http://schemas.microsoft.com/office/drawing/2016/5/13/chartex" xmlns:cx8="http://schemas.microsoft.com/office/drawing/2016/5/14/chartex" xmlns:mc="http://schemas.openxmlformats.org/markup-compatibility/2006" xmlns:aink="http://schemas.microsoft.com/office/drawing/2016/ink" xmlns:am3d="http://schemas.microsoft.com/office/drawing/2017/model3d" xmlns:o="urn:schemas-microsoft-com:office:office" xmlns:oel="http://schemas.microsoft.com/office/2019/extlst" xmlns:r="http://schemas.openxmlformats.org/officeDocument/2006/relationships" xmlns:m="http://schemas.openxmlformats.org/officeDocument/2006/math" xmlns:v="urn:schemas-microsoft-com:vml" xmlns:wp14="http://schemas.microsoft.com/office/word/2010/wordprocessingDrawing" xmlns:wp="http://schemas.openxmlformats.org/drawingml/2006/wordprocessingDrawing" xmlns:w10="urn:schemas-microsoft-com:office:word" xmlns:w="http://schemas.openxmlformats.org/wordprocessingml/2006/main" xmlns:w14="http://schemas.microsoft.com/office/word/2010/wordml" xmlns:w15="http://schemas.microsoft.com/office/word/2012/wordml" xmlns:w16cex="http://schemas.microsoft.com/office/word/2018/wordml/cex" xmlns:w16cid="http://schemas.microsoft.com/office/word/2016/wordml/cid" xmlns:w16="http://schemas.microsoft.com/office/word/2018/wordml" xmlns:w16du="http://schemas.microsoft.com/office/word/2023/wordml/word16du" xmlns:w16sdtdh="http://schemas.microsoft.com/office/word/2020/wordml/sdtdatahash" xmlns:w16sdtfl="http://schemas.microsoft.com/office/word/2024/wordml/sdtformatlock" xmlns:w16se="http://schemas.microsoft.com/office/word/2015/wordml/symex" xmlns:wpg="http://schemas.microsoft.com/office/word/2010/wordprocessingGroup" xmlns:wpi="http://schemas.microsoft.com/office/word/2010/wordprocessingInk" xmlns:wne="http://schemas.microsoft.com/office/word/2006/wordml" xmlns:wps="http://schemas.microsoft.com/office/word/2010/wordprocessingShape" mc:Ignorable="w14 w15 w16se w16cid w16 w16cex w16sdtdh w16sdtfl w16du wp14">
+<w:numbering xmlns:wpc="http://schemas.microsoft.com/office/word/2010/wordprocessingCanvas" xmlns:cx="http://schemas.microsoft.com/office/drawing/2014/chartex" xmlns:cx1="http://schemas.microsoft.com/office/drawing/2015/9/8/chartex" xmlns:cx2="http://schemas.microsoft.com/office/drawing/2015/10/21/chartex" xmlns:cx3="http://schemas.microsoft.com/office/drawing/2016/5/9/chartex" xmlns:cx4="http://schemas.microsoft.com/office/drawing/2016/5/10/chartex" xmlns:cx5="http://schemas.microsoft.com/office/drawing/2016/5/11/chartex" xmlns:cx6="http://schemas.microsoft.com/office/drawing/2016/5/12/chartex" xmlns:cx7="http://schemas.microsoft.com/office/drawing/2016/5/13/chartex" xmlns:cx8="http://schemas.microsoft.com/office/drawing/2016/5/14/chartex" xmlns:mc="http://schemas.openxmlformats.org/markup-compatibility/2006" xmlns:aink="http://schemas.microsoft.com/office/drawing/2016/ink" xmlns:am3d="http://schemas.microsoft.com/office/drawing/2017/model3d" xmlns:o="urn:schemas-microsoft-com:office:office" xmlns:r="http://schemas.openxmlformats.org/officeDocument/2006/relationships" xmlns:m="http://schemas.openxmlformats.org/officeDocument/2006/math" xmlns:v="urn:schemas-microsoft-com:vml" xmlns:wp14="http://schemas.microsoft.com/office/word/2010/wordprocessingDrawing" xmlns:wp="http://schemas.openxmlformats.org/drawingml/2006/wordprocessingDrawing" xmlns:w10="urn:schemas-microsoft-com:office:word" xmlns:w="http://schemas.openxmlformats.org/wordprocessingml/2006/main" xmlns:w14="http://schemas.microsoft.com/office/word/2010/wordml" xmlns:w15="http://schemas.microsoft.com/office/word/2012/wordml" xmlns:w16cid="http://schemas.microsoft.com/office/word/2016/wordml/cid" xmlns:w16se="http://schemas.microsoft.com/office/word/2015/wordml/symex" xmlns:wpg="http://schemas.microsoft.com/office/word/2010/wordprocessingGroup" xmlns:wpi="http://schemas.microsoft.com/office/word/2010/wordprocessingInk" xmlns:wne="http://schemas.microsoft.com/office/word/2006/wordml" xmlns:wps="http://schemas.microsoft.com/office/word/2010/wordprocessingShape" mc:Ignorable="w14 w15 w16se w16cid wp14">
   <w:abstractNum w:abstractNumId="0" w15:restartNumberingAfterBreak="0">
     <w:nsid w:val="01DE46C3"/>
     <w:multiLevelType w:val="hybridMultilevel"/>
@@ -10403,116 +10457,116 @@
       </w:rPr>
     </w:lvl>
   </w:abstractNum>
-  <w:num w:numId="1" w16cid:durableId="1826626027">
+  <w:num w:numId="1">
     <w:abstractNumId w:val="25"/>
   </w:num>
-  <w:num w:numId="2" w16cid:durableId="2093817906">
+  <w:num w:numId="2">
     <w:abstractNumId w:val="2"/>
   </w:num>
-  <w:num w:numId="3" w16cid:durableId="1329554246">
+  <w:num w:numId="3">
     <w:abstractNumId w:val="26"/>
   </w:num>
-  <w:num w:numId="4" w16cid:durableId="1179852533">
+  <w:num w:numId="4">
     <w:abstractNumId w:val="0"/>
   </w:num>
-  <w:num w:numId="5" w16cid:durableId="2136094509">
+  <w:num w:numId="5">
     <w:abstractNumId w:val="30"/>
   </w:num>
-  <w:num w:numId="6" w16cid:durableId="1578713611">
+  <w:num w:numId="6">
     <w:abstractNumId w:val="14"/>
   </w:num>
-  <w:num w:numId="7" w16cid:durableId="751046914">
+  <w:num w:numId="7">
     <w:abstractNumId w:val="20"/>
   </w:num>
-  <w:num w:numId="8" w16cid:durableId="18120682">
+  <w:num w:numId="8">
     <w:abstractNumId w:val="23"/>
   </w:num>
-  <w:num w:numId="9" w16cid:durableId="409232177">
+  <w:num w:numId="9">
     <w:abstractNumId w:val="28"/>
   </w:num>
-  <w:num w:numId="10" w16cid:durableId="763263722">
+  <w:num w:numId="10">
     <w:abstractNumId w:val="17"/>
   </w:num>
-  <w:num w:numId="11" w16cid:durableId="809905551">
+  <w:num w:numId="11">
     <w:abstractNumId w:val="24"/>
   </w:num>
-  <w:num w:numId="12" w16cid:durableId="1831945922">
+  <w:num w:numId="12">
     <w:abstractNumId w:val="5"/>
   </w:num>
-  <w:num w:numId="13" w16cid:durableId="354036128">
+  <w:num w:numId="13">
     <w:abstractNumId w:val="6"/>
   </w:num>
-  <w:num w:numId="14" w16cid:durableId="564606578">
+  <w:num w:numId="14">
     <w:abstractNumId w:val="10"/>
   </w:num>
-  <w:num w:numId="15" w16cid:durableId="877469941">
+  <w:num w:numId="15">
     <w:abstractNumId w:val="4"/>
   </w:num>
-  <w:num w:numId="16" w16cid:durableId="1337077313">
+  <w:num w:numId="16">
     <w:abstractNumId w:val="15"/>
   </w:num>
-  <w:num w:numId="17" w16cid:durableId="1828933409">
+  <w:num w:numId="17">
     <w:abstractNumId w:val="34"/>
   </w:num>
-  <w:num w:numId="18" w16cid:durableId="1963876951">
+  <w:num w:numId="18">
     <w:abstractNumId w:val="9"/>
   </w:num>
-  <w:num w:numId="19" w16cid:durableId="1118372220">
+  <w:num w:numId="19">
     <w:abstractNumId w:val="29"/>
   </w:num>
-  <w:num w:numId="20" w16cid:durableId="1786927033">
+  <w:num w:numId="20">
     <w:abstractNumId w:val="3"/>
   </w:num>
-  <w:num w:numId="21" w16cid:durableId="623075834">
+  <w:num w:numId="21">
     <w:abstractNumId w:val="13"/>
   </w:num>
-  <w:num w:numId="22" w16cid:durableId="1374111011">
+  <w:num w:numId="22">
     <w:abstractNumId w:val="16"/>
   </w:num>
-  <w:num w:numId="23" w16cid:durableId="1933855762">
+  <w:num w:numId="23">
     <w:abstractNumId w:val="11"/>
   </w:num>
-  <w:num w:numId="24" w16cid:durableId="701714692">
+  <w:num w:numId="24">
     <w:abstractNumId w:val="33"/>
   </w:num>
-  <w:num w:numId="25" w16cid:durableId="266692208">
+  <w:num w:numId="25">
     <w:abstractNumId w:val="19"/>
   </w:num>
-  <w:num w:numId="26" w16cid:durableId="1821387469">
+  <w:num w:numId="26">
     <w:abstractNumId w:val="22"/>
   </w:num>
-  <w:num w:numId="27" w16cid:durableId="788860727">
+  <w:num w:numId="27">
     <w:abstractNumId w:val="12"/>
   </w:num>
-  <w:num w:numId="28" w16cid:durableId="828138147">
+  <w:num w:numId="28">
     <w:abstractNumId w:val="1"/>
   </w:num>
-  <w:num w:numId="29" w16cid:durableId="1511216545">
+  <w:num w:numId="29">
     <w:abstractNumId w:val="7"/>
   </w:num>
-  <w:num w:numId="30" w16cid:durableId="727269915">
+  <w:num w:numId="30">
     <w:abstractNumId w:val="21"/>
   </w:num>
-  <w:num w:numId="31" w16cid:durableId="1468669320">
+  <w:num w:numId="31">
     <w:abstractNumId w:val="18"/>
   </w:num>
-  <w:num w:numId="32" w16cid:durableId="1668439913">
+  <w:num w:numId="32">
     <w:abstractNumId w:val="27"/>
   </w:num>
-  <w:num w:numId="33" w16cid:durableId="1901746673">
+  <w:num w:numId="33">
     <w:abstractNumId w:val="8"/>
   </w:num>
-  <w:num w:numId="34" w16cid:durableId="270863813">
+  <w:num w:numId="34">
     <w:abstractNumId w:val="31"/>
   </w:num>
-  <w:num w:numId="35" w16cid:durableId="498084574">
+  <w:num w:numId="35">
     <w:abstractNumId w:val="32"/>
   </w:num>
 </w:numbering>
 </file>
 
 <file path=word/styles.xml><?xml version="1.0" encoding="utf-8"?>
-<w:styles xmlns:mc="http://schemas.openxmlformats.org/markup-compatibility/2006" xmlns:r="http://schemas.openxmlformats.org/officeDocument/2006/relationships" xmlns:w="http://schemas.openxmlformats.org/wordprocessingml/2006/main" xmlns:w14="http://schemas.microsoft.com/office/word/2010/wordml" xmlns:w15="http://schemas.microsoft.com/office/word/2012/wordml" xmlns:w16cex="http://schemas.microsoft.com/office/word/2018/wordml/cex" xmlns:w16cid="http://schemas.microsoft.com/office/word/2016/wordml/cid" xmlns:w16="http://schemas.microsoft.com/office/word/2018/wordml" xmlns:w16du="http://schemas.microsoft.com/office/word/2023/wordml/word16du" xmlns:w16sdtdh="http://schemas.microsoft.com/office/word/2020/wordml/sdtdatahash" xmlns:w16sdtfl="http://schemas.microsoft.com/office/word/2024/wordml/sdtformatlock" xmlns:w16se="http://schemas.microsoft.com/office/word/2015/wordml/symex" mc:Ignorable="w14 w15 w16se w16cid w16 w16cex w16sdtdh w16sdtfl w16du">
+<w:styles xmlns:mc="http://schemas.openxmlformats.org/markup-compatibility/2006" xmlns:r="http://schemas.openxmlformats.org/officeDocument/2006/relationships" xmlns:w="http://schemas.openxmlformats.org/wordprocessingml/2006/main" xmlns:w14="http://schemas.microsoft.com/office/word/2010/wordml" xmlns:w15="http://schemas.microsoft.com/office/word/2012/wordml" xmlns:w16cid="http://schemas.microsoft.com/office/word/2016/wordml/cid" xmlns:w16se="http://schemas.microsoft.com/office/word/2015/wordml/symex" mc:Ignorable="w14 w15 w16se w16cid">
   <w:docDefaults>
     <w:rPrDefault>
       <w:rPr>
@@ -10530,7 +10584,7 @@
       </w:pPr>
     </w:pPrDefault>
   </w:docDefaults>
-  <w:latentStyles w:defLockedState="0" w:defUIPriority="99" w:defSemiHidden="0" w:defUnhideWhenUsed="0" w:defQFormat="0" w:count="376">
+  <w:latentStyles w:defLockedState="0" w:defUIPriority="99" w:defSemiHidden="0" w:defUnhideWhenUsed="0" w:defQFormat="0" w:count="375">
     <w:lsdException w:name="Normal" w:uiPriority="0" w:qFormat="1"/>
     <w:lsdException w:name="heading 1" w:uiPriority="9" w:qFormat="1"/>
     <w:lsdException w:name="heading 2" w:semiHidden="1" w:uiPriority="9" w:unhideWhenUsed="1" w:qFormat="1"/>
@@ -10906,7 +10960,6 @@
     <w:lsdException w:name="Smart Hyperlink" w:semiHidden="1" w:unhideWhenUsed="1"/>
     <w:lsdException w:name="Hashtag" w:semiHidden="1" w:unhideWhenUsed="1"/>
     <w:lsdException w:name="Unresolved Mention" w:semiHidden="1" w:unhideWhenUsed="1"/>
-    <w:lsdException w:name="Smart Link" w:semiHidden="1" w:unhideWhenUsed="1"/>
   </w:latentStyles>
   <w:style w:type="paragraph" w:default="1" w:styleId="Normal">
     <w:name w:val="Normal"/>
@@ -11900,7 +11953,7 @@
 </file>
 
 <file path=customXml/itemProps1.xml><?xml version="1.0" encoding="utf-8"?>
-<ds:datastoreItem xmlns:ds="http://schemas.openxmlformats.org/officeDocument/2006/customXml" ds:itemID="{DDAACA24-3A6C-4042-BBB0-1AA5A7BC27BB}">
+<ds:datastoreItem xmlns:ds="http://schemas.openxmlformats.org/officeDocument/2006/customXml" ds:itemID="{46D1C60B-4911-41DA-910E-65AEF8BD646D}">
   <ds:schemaRefs>
     <ds:schemaRef ds:uri="http://schemas.openxmlformats.org/officeDocument/2006/bibliography"/>
   </ds:schemaRefs>
